--- a/docs/LOJA PI.docx
+++ b/docs/LOJA PI.docx
@@ -33,7 +33,7 @@
             <v:path o:extrusionok="f" gradientshapeok="t" o:connecttype="rect"/>
             <o:lock v:ext="edit" aspectratio="t"/>
           </v:shapetype>
-          <v:shape id="image1.png" o:spid="_x0000_i1025" type="#_x0000_t75" style="width:284.4pt;height:59.75pt;visibility:visible">
+          <v:shape id="image1.png" o:spid="_x0000_i1025" type="#_x0000_t75" style="width:284.25pt;height:59.65pt;visibility:visible">
             <v:imagedata r:id="rId8" o:title=""/>
           </v:shape>
         </w:pict>
@@ -373,7 +373,7 @@
       <w:r>
         <w:lastRenderedPageBreak/>
         <w:pict w14:anchorId="1701F9C4">
-          <v:shape id="_x0000_i1026" type="#_x0000_t75" style="width:284.4pt;height:59.75pt;visibility:visible">
+          <v:shape id="_x0000_i1026" type="#_x0000_t75" style="width:284.25pt;height:59.65pt;visibility:visible">
             <v:imagedata r:id="rId8" o:title=""/>
           </v:shape>
         </w:pict>
@@ -789,9 +789,11 @@
           <w:tab w:val="right" w:leader="dot" w:pos="8494"/>
         </w:tabs>
         <w:rPr>
-          <w:rFonts w:cs="Arial"/>
+          <w:rFonts w:ascii="Aptos" w:hAnsi="Aptos"/>
           <w:noProof/>
-          <w:szCs w:val="24"/>
+          <w:kern w:val="2"/>
+          <w:szCs w:val="24"/>
+          <w:lang w:eastAsia="pt-BR" w:bidi="ar-SA"/>
         </w:rPr>
       </w:pPr>
       <w:r>
@@ -818,75 +820,59 @@
         </w:rPr>
         <w:fldChar w:fldCharType="separate"/>
       </w:r>
-      <w:hyperlink w:anchor="_Toc215516174" w:history="1">
+      <w:hyperlink w:anchor="_Toc226472910" w:history="1">
         <w:r>
           <w:rPr>
             <w:rStyle w:val="Hyperlink"/>
-            <w:rFonts w:cs="Arial"/>
-            <w:noProof/>
-            <w:szCs w:val="24"/>
-          </w:rPr>
-          <w:t>Figura 1 -  Diagrama Casos de Uso</w:t>
-        </w:r>
-        <w:r>
-          <w:rPr>
-            <w:rFonts w:cs="Arial"/>
-            <w:noProof/>
-            <w:webHidden/>
-            <w:szCs w:val="24"/>
+            <w:noProof/>
+          </w:rPr>
+          <w:t>Figura 1 - Diagrama Casos de Uso</w:t>
+        </w:r>
+        <w:r>
+          <w:rPr>
+            <w:noProof/>
+            <w:webHidden/>
           </w:rPr>
           <w:tab/>
         </w:r>
         <w:r>
           <w:rPr>
-            <w:rFonts w:cs="Arial"/>
-            <w:noProof/>
-            <w:webHidden/>
-            <w:szCs w:val="24"/>
+            <w:noProof/>
+            <w:webHidden/>
           </w:rPr>
           <w:fldChar w:fldCharType="begin"/>
         </w:r>
         <w:r>
           <w:rPr>
-            <w:rFonts w:cs="Arial"/>
-            <w:noProof/>
-            <w:webHidden/>
-            <w:szCs w:val="24"/>
-          </w:rPr>
-          <w:instrText xml:space="preserve"> PAGEREF _Toc215516174 \h </w:instrText>
-        </w:r>
-        <w:r>
-          <w:rPr>
-            <w:rFonts w:cs="Arial"/>
-            <w:noProof/>
-            <w:webHidden/>
-            <w:szCs w:val="24"/>
-          </w:rPr>
-        </w:r>
-        <w:r>
-          <w:rPr>
-            <w:rFonts w:cs="Arial"/>
-            <w:noProof/>
-            <w:webHidden/>
-            <w:szCs w:val="24"/>
+            <w:noProof/>
+            <w:webHidden/>
+          </w:rPr>
+          <w:instrText xml:space="preserve"> PAGEREF _Toc226472910 \h </w:instrText>
+        </w:r>
+        <w:r>
+          <w:rPr>
+            <w:noProof/>
+            <w:webHidden/>
+          </w:rPr>
+        </w:r>
+        <w:r>
+          <w:rPr>
+            <w:noProof/>
+            <w:webHidden/>
           </w:rPr>
           <w:fldChar w:fldCharType="separate"/>
         </w:r>
         <w:r>
           <w:rPr>
-            <w:rFonts w:cs="Arial"/>
-            <w:noProof/>
-            <w:webHidden/>
-            <w:szCs w:val="24"/>
+            <w:noProof/>
+            <w:webHidden/>
           </w:rPr>
           <w:t>6</w:t>
         </w:r>
         <w:r>
           <w:rPr>
-            <w:rFonts w:cs="Arial"/>
-            <w:noProof/>
-            <w:webHidden/>
-            <w:szCs w:val="24"/>
+            <w:noProof/>
+            <w:webHidden/>
           </w:rPr>
           <w:fldChar w:fldCharType="end"/>
         </w:r>
@@ -899,80 +885,66 @@
           <w:tab w:val="right" w:leader="dot" w:pos="8494"/>
         </w:tabs>
         <w:rPr>
-          <w:rFonts w:cs="Arial"/>
+          <w:rFonts w:ascii="Aptos" w:hAnsi="Aptos"/>
           <w:noProof/>
-          <w:szCs w:val="24"/>
-        </w:rPr>
-      </w:pPr>
-      <w:hyperlink w:anchor="_Toc215516175" w:history="1">
+          <w:kern w:val="2"/>
+          <w:szCs w:val="24"/>
+          <w:lang w:eastAsia="pt-BR" w:bidi="ar-SA"/>
+        </w:rPr>
+      </w:pPr>
+      <w:hyperlink w:anchor="_Toc226472911" w:history="1">
         <w:r>
           <w:rPr>
             <w:rStyle w:val="Hyperlink"/>
-            <w:rFonts w:cs="Arial"/>
-            <w:noProof/>
-            <w:szCs w:val="24"/>
-          </w:rPr>
-          <w:t>Figura 2 - Modelo Conceitual</w:t>
-        </w:r>
-        <w:r>
-          <w:rPr>
-            <w:rFonts w:cs="Arial"/>
-            <w:noProof/>
-            <w:webHidden/>
-            <w:szCs w:val="24"/>
+            <w:noProof/>
+          </w:rPr>
+          <w:t>Figura 3 - Modelo Lógico</w:t>
+        </w:r>
+        <w:r>
+          <w:rPr>
+            <w:noProof/>
+            <w:webHidden/>
           </w:rPr>
           <w:tab/>
         </w:r>
         <w:r>
           <w:rPr>
-            <w:rFonts w:cs="Arial"/>
-            <w:noProof/>
-            <w:webHidden/>
-            <w:szCs w:val="24"/>
+            <w:noProof/>
+            <w:webHidden/>
           </w:rPr>
           <w:fldChar w:fldCharType="begin"/>
         </w:r>
         <w:r>
           <w:rPr>
-            <w:rFonts w:cs="Arial"/>
-            <w:noProof/>
-            <w:webHidden/>
-            <w:szCs w:val="24"/>
-          </w:rPr>
-          <w:instrText xml:space="preserve"> PAGEREF _Toc215516175 \h </w:instrText>
-        </w:r>
-        <w:r>
-          <w:rPr>
-            <w:rFonts w:cs="Arial"/>
-            <w:noProof/>
-            <w:webHidden/>
-            <w:szCs w:val="24"/>
-          </w:rPr>
-        </w:r>
-        <w:r>
-          <w:rPr>
-            <w:rFonts w:cs="Arial"/>
-            <w:noProof/>
-            <w:webHidden/>
-            <w:szCs w:val="24"/>
+            <w:noProof/>
+            <w:webHidden/>
+          </w:rPr>
+          <w:instrText xml:space="preserve"> PAGEREF _Toc226472911 \h </w:instrText>
+        </w:r>
+        <w:r>
+          <w:rPr>
+            <w:noProof/>
+            <w:webHidden/>
+          </w:rPr>
+        </w:r>
+        <w:r>
+          <w:rPr>
+            <w:noProof/>
+            <w:webHidden/>
           </w:rPr>
           <w:fldChar w:fldCharType="separate"/>
         </w:r>
         <w:r>
           <w:rPr>
-            <w:rFonts w:cs="Arial"/>
-            <w:noProof/>
-            <w:webHidden/>
-            <w:szCs w:val="24"/>
-          </w:rPr>
-          <w:t>16</w:t>
-        </w:r>
-        <w:r>
-          <w:rPr>
-            <w:rFonts w:cs="Arial"/>
-            <w:noProof/>
-            <w:webHidden/>
-            <w:szCs w:val="24"/>
+            <w:noProof/>
+            <w:webHidden/>
+          </w:rPr>
+          <w:t>17</w:t>
+        </w:r>
+        <w:r>
+          <w:rPr>
+            <w:noProof/>
+            <w:webHidden/>
           </w:rPr>
           <w:fldChar w:fldCharType="end"/>
         </w:r>
@@ -985,80 +957,66 @@
           <w:tab w:val="right" w:leader="dot" w:pos="8494"/>
         </w:tabs>
         <w:rPr>
-          <w:rFonts w:cs="Arial"/>
+          <w:rFonts w:ascii="Aptos" w:hAnsi="Aptos"/>
           <w:noProof/>
-          <w:szCs w:val="24"/>
-        </w:rPr>
-      </w:pPr>
-      <w:hyperlink w:anchor="_Toc215516176" w:history="1">
+          <w:kern w:val="2"/>
+          <w:szCs w:val="24"/>
+          <w:lang w:eastAsia="pt-BR" w:bidi="ar-SA"/>
+        </w:rPr>
+      </w:pPr>
+      <w:hyperlink w:anchor="_Toc226472912" w:history="1">
         <w:r>
           <w:rPr>
             <w:rStyle w:val="Hyperlink"/>
-            <w:rFonts w:cs="Arial"/>
-            <w:noProof/>
-            <w:szCs w:val="24"/>
-          </w:rPr>
-          <w:t>Figura 3 - Modelo Lógico</w:t>
-        </w:r>
-        <w:r>
-          <w:rPr>
-            <w:rFonts w:cs="Arial"/>
-            <w:noProof/>
-            <w:webHidden/>
-            <w:szCs w:val="24"/>
+            <w:noProof/>
+          </w:rPr>
+          <w:t>Figura 4 - Telas: Tela Login</w:t>
+        </w:r>
+        <w:r>
+          <w:rPr>
+            <w:noProof/>
+            <w:webHidden/>
           </w:rPr>
           <w:tab/>
         </w:r>
         <w:r>
           <w:rPr>
-            <w:rFonts w:cs="Arial"/>
-            <w:noProof/>
-            <w:webHidden/>
-            <w:szCs w:val="24"/>
+            <w:noProof/>
+            <w:webHidden/>
           </w:rPr>
           <w:fldChar w:fldCharType="begin"/>
         </w:r>
         <w:r>
           <w:rPr>
-            <w:rFonts w:cs="Arial"/>
-            <w:noProof/>
-            <w:webHidden/>
-            <w:szCs w:val="24"/>
-          </w:rPr>
-          <w:instrText xml:space="preserve"> PAGEREF _Toc215516176 \h </w:instrText>
-        </w:r>
-        <w:r>
-          <w:rPr>
-            <w:rFonts w:cs="Arial"/>
-            <w:noProof/>
-            <w:webHidden/>
-            <w:szCs w:val="24"/>
-          </w:rPr>
-        </w:r>
-        <w:r>
-          <w:rPr>
-            <w:rFonts w:cs="Arial"/>
-            <w:noProof/>
-            <w:webHidden/>
-            <w:szCs w:val="24"/>
+            <w:noProof/>
+            <w:webHidden/>
+          </w:rPr>
+          <w:instrText xml:space="preserve"> PAGEREF _Toc226472912 \h </w:instrText>
+        </w:r>
+        <w:r>
+          <w:rPr>
+            <w:noProof/>
+            <w:webHidden/>
+          </w:rPr>
+        </w:r>
+        <w:r>
+          <w:rPr>
+            <w:noProof/>
+            <w:webHidden/>
           </w:rPr>
           <w:fldChar w:fldCharType="separate"/>
         </w:r>
         <w:r>
           <w:rPr>
-            <w:rFonts w:cs="Arial"/>
-            <w:noProof/>
-            <w:webHidden/>
-            <w:szCs w:val="24"/>
-          </w:rPr>
-          <w:t>16</w:t>
-        </w:r>
-        <w:r>
-          <w:rPr>
-            <w:rFonts w:cs="Arial"/>
-            <w:noProof/>
-            <w:webHidden/>
-            <w:szCs w:val="24"/>
+            <w:noProof/>
+            <w:webHidden/>
+          </w:rPr>
+          <w:t>26</w:t>
+        </w:r>
+        <w:r>
+          <w:rPr>
+            <w:noProof/>
+            <w:webHidden/>
           </w:rPr>
           <w:fldChar w:fldCharType="end"/>
         </w:r>
@@ -1071,80 +1029,66 @@
           <w:tab w:val="right" w:leader="dot" w:pos="8494"/>
         </w:tabs>
         <w:rPr>
-          <w:rFonts w:cs="Arial"/>
+          <w:rFonts w:ascii="Aptos" w:hAnsi="Aptos"/>
           <w:noProof/>
-          <w:szCs w:val="24"/>
-        </w:rPr>
-      </w:pPr>
-      <w:hyperlink w:anchor="_Toc215516177" w:history="1">
+          <w:kern w:val="2"/>
+          <w:szCs w:val="24"/>
+          <w:lang w:eastAsia="pt-BR" w:bidi="ar-SA"/>
+        </w:rPr>
+      </w:pPr>
+      <w:hyperlink w:anchor="_Toc226472913" w:history="1">
         <w:r>
           <w:rPr>
             <w:rStyle w:val="Hyperlink"/>
-            <w:rFonts w:cs="Arial"/>
-            <w:noProof/>
-            <w:szCs w:val="24"/>
-          </w:rPr>
-          <w:t>Figura 4 - Telas: Tela Login</w:t>
-        </w:r>
-        <w:r>
-          <w:rPr>
-            <w:rFonts w:cs="Arial"/>
-            <w:noProof/>
-            <w:webHidden/>
-            <w:szCs w:val="24"/>
+            <w:noProof/>
+          </w:rPr>
+          <w:t>Figura 5 - Telas: Tela Anúncios</w:t>
+        </w:r>
+        <w:r>
+          <w:rPr>
+            <w:noProof/>
+            <w:webHidden/>
           </w:rPr>
           <w:tab/>
         </w:r>
         <w:r>
           <w:rPr>
-            <w:rFonts w:cs="Arial"/>
-            <w:noProof/>
-            <w:webHidden/>
-            <w:szCs w:val="24"/>
+            <w:noProof/>
+            <w:webHidden/>
           </w:rPr>
           <w:fldChar w:fldCharType="begin"/>
         </w:r>
         <w:r>
           <w:rPr>
-            <w:rFonts w:cs="Arial"/>
-            <w:noProof/>
-            <w:webHidden/>
-            <w:szCs w:val="24"/>
-          </w:rPr>
-          <w:instrText xml:space="preserve"> PAGEREF _Toc215516177 \h </w:instrText>
-        </w:r>
-        <w:r>
-          <w:rPr>
-            <w:rFonts w:cs="Arial"/>
-            <w:noProof/>
-            <w:webHidden/>
-            <w:szCs w:val="24"/>
-          </w:rPr>
-        </w:r>
-        <w:r>
-          <w:rPr>
-            <w:rFonts w:cs="Arial"/>
-            <w:noProof/>
-            <w:webHidden/>
-            <w:szCs w:val="24"/>
+            <w:noProof/>
+            <w:webHidden/>
+          </w:rPr>
+          <w:instrText xml:space="preserve"> PAGEREF _Toc226472913 \h </w:instrText>
+        </w:r>
+        <w:r>
+          <w:rPr>
+            <w:noProof/>
+            <w:webHidden/>
+          </w:rPr>
+        </w:r>
+        <w:r>
+          <w:rPr>
+            <w:noProof/>
+            <w:webHidden/>
           </w:rPr>
           <w:fldChar w:fldCharType="separate"/>
         </w:r>
         <w:r>
           <w:rPr>
-            <w:rFonts w:cs="Arial"/>
-            <w:noProof/>
-            <w:webHidden/>
-            <w:szCs w:val="24"/>
-          </w:rPr>
-          <w:t>25</w:t>
-        </w:r>
-        <w:r>
-          <w:rPr>
-            <w:rFonts w:cs="Arial"/>
-            <w:noProof/>
-            <w:webHidden/>
-            <w:szCs w:val="24"/>
+            <w:noProof/>
+            <w:webHidden/>
+          </w:rPr>
+          <w:t>26</w:t>
+        </w:r>
+        <w:r>
+          <w:rPr>
+            <w:noProof/>
+            <w:webHidden/>
           </w:rPr>
           <w:fldChar w:fldCharType="end"/>
         </w:r>
@@ -1157,80 +1101,66 @@
           <w:tab w:val="right" w:leader="dot" w:pos="8494"/>
         </w:tabs>
         <w:rPr>
-          <w:rFonts w:cs="Arial"/>
+          <w:rFonts w:ascii="Aptos" w:hAnsi="Aptos"/>
           <w:noProof/>
-          <w:szCs w:val="24"/>
-        </w:rPr>
-      </w:pPr>
-      <w:hyperlink w:anchor="_Toc215516178" w:history="1">
+          <w:kern w:val="2"/>
+          <w:szCs w:val="24"/>
+          <w:lang w:eastAsia="pt-BR" w:bidi="ar-SA"/>
+        </w:rPr>
+      </w:pPr>
+      <w:hyperlink w:anchor="_Toc226472914" w:history="1">
         <w:r>
           <w:rPr>
             <w:rStyle w:val="Hyperlink"/>
-            <w:rFonts w:cs="Arial"/>
-            <w:noProof/>
-            <w:szCs w:val="24"/>
-          </w:rPr>
-          <w:t>Figura 5 - Telas: Tela Anúncios</w:t>
-        </w:r>
-        <w:r>
-          <w:rPr>
-            <w:rFonts w:cs="Arial"/>
-            <w:noProof/>
-            <w:webHidden/>
-            <w:szCs w:val="24"/>
+            <w:noProof/>
+          </w:rPr>
+          <w:t>Figura 6 - Telas: Tela Dados do Imóvel</w:t>
+        </w:r>
+        <w:r>
+          <w:rPr>
+            <w:noProof/>
+            <w:webHidden/>
           </w:rPr>
           <w:tab/>
         </w:r>
         <w:r>
           <w:rPr>
-            <w:rFonts w:cs="Arial"/>
-            <w:noProof/>
-            <w:webHidden/>
-            <w:szCs w:val="24"/>
+            <w:noProof/>
+            <w:webHidden/>
           </w:rPr>
           <w:fldChar w:fldCharType="begin"/>
         </w:r>
         <w:r>
           <w:rPr>
-            <w:rFonts w:cs="Arial"/>
-            <w:noProof/>
-            <w:webHidden/>
-            <w:szCs w:val="24"/>
-          </w:rPr>
-          <w:instrText xml:space="preserve"> PAGEREF _Toc215516178 \h </w:instrText>
-        </w:r>
-        <w:r>
-          <w:rPr>
-            <w:rFonts w:cs="Arial"/>
-            <w:noProof/>
-            <w:webHidden/>
-            <w:szCs w:val="24"/>
-          </w:rPr>
-        </w:r>
-        <w:r>
-          <w:rPr>
-            <w:rFonts w:cs="Arial"/>
-            <w:noProof/>
-            <w:webHidden/>
-            <w:szCs w:val="24"/>
+            <w:noProof/>
+            <w:webHidden/>
+          </w:rPr>
+          <w:instrText xml:space="preserve"> PAGEREF _Toc226472914 \h </w:instrText>
+        </w:r>
+        <w:r>
+          <w:rPr>
+            <w:noProof/>
+            <w:webHidden/>
+          </w:rPr>
+        </w:r>
+        <w:r>
+          <w:rPr>
+            <w:noProof/>
+            <w:webHidden/>
           </w:rPr>
           <w:fldChar w:fldCharType="separate"/>
         </w:r>
         <w:r>
           <w:rPr>
-            <w:rFonts w:cs="Arial"/>
-            <w:noProof/>
-            <w:webHidden/>
-            <w:szCs w:val="24"/>
+            <w:noProof/>
+            <w:webHidden/>
           </w:rPr>
           <w:t>26</w:t>
         </w:r>
         <w:r>
           <w:rPr>
-            <w:rFonts w:cs="Arial"/>
-            <w:noProof/>
-            <w:webHidden/>
-            <w:szCs w:val="24"/>
+            <w:noProof/>
+            <w:webHidden/>
           </w:rPr>
           <w:fldChar w:fldCharType="end"/>
         </w:r>
@@ -1243,80 +1173,66 @@
           <w:tab w:val="right" w:leader="dot" w:pos="8494"/>
         </w:tabs>
         <w:rPr>
-          <w:rFonts w:cs="Arial"/>
+          <w:rFonts w:ascii="Aptos" w:hAnsi="Aptos"/>
           <w:noProof/>
-          <w:szCs w:val="24"/>
-        </w:rPr>
-      </w:pPr>
-      <w:hyperlink w:anchor="_Toc215516179" w:history="1">
+          <w:kern w:val="2"/>
+          <w:szCs w:val="24"/>
+          <w:lang w:eastAsia="pt-BR" w:bidi="ar-SA"/>
+        </w:rPr>
+      </w:pPr>
+      <w:hyperlink w:anchor="_Toc226472915" w:history="1">
         <w:r>
           <w:rPr>
             <w:rStyle w:val="Hyperlink"/>
-            <w:rFonts w:cs="Arial"/>
-            <w:noProof/>
-            <w:szCs w:val="24"/>
-          </w:rPr>
-          <w:t>Figura 6 - Telas: Tela Dados do Imóvel</w:t>
-        </w:r>
-        <w:r>
-          <w:rPr>
-            <w:rFonts w:cs="Arial"/>
-            <w:noProof/>
-            <w:webHidden/>
-            <w:szCs w:val="24"/>
+            <w:noProof/>
+          </w:rPr>
+          <w:t>Figura 7 - Telas: Tela Dados do Imóvel</w:t>
+        </w:r>
+        <w:r>
+          <w:rPr>
+            <w:noProof/>
+            <w:webHidden/>
           </w:rPr>
           <w:tab/>
         </w:r>
         <w:r>
           <w:rPr>
-            <w:rFonts w:cs="Arial"/>
-            <w:noProof/>
-            <w:webHidden/>
-            <w:szCs w:val="24"/>
+            <w:noProof/>
+            <w:webHidden/>
           </w:rPr>
           <w:fldChar w:fldCharType="begin"/>
         </w:r>
         <w:r>
           <w:rPr>
-            <w:rFonts w:cs="Arial"/>
-            <w:noProof/>
-            <w:webHidden/>
-            <w:szCs w:val="24"/>
-          </w:rPr>
-          <w:instrText xml:space="preserve"> PAGEREF _Toc215516179 \h </w:instrText>
-        </w:r>
-        <w:r>
-          <w:rPr>
-            <w:rFonts w:cs="Arial"/>
-            <w:noProof/>
-            <w:webHidden/>
-            <w:szCs w:val="24"/>
-          </w:rPr>
-        </w:r>
-        <w:r>
-          <w:rPr>
-            <w:rFonts w:cs="Arial"/>
-            <w:noProof/>
-            <w:webHidden/>
-            <w:szCs w:val="24"/>
+            <w:noProof/>
+            <w:webHidden/>
+          </w:rPr>
+          <w:instrText xml:space="preserve"> PAGEREF _Toc226472915 \h </w:instrText>
+        </w:r>
+        <w:r>
+          <w:rPr>
+            <w:noProof/>
+            <w:webHidden/>
+          </w:rPr>
+        </w:r>
+        <w:r>
+          <w:rPr>
+            <w:noProof/>
+            <w:webHidden/>
           </w:rPr>
           <w:fldChar w:fldCharType="separate"/>
         </w:r>
         <w:r>
           <w:rPr>
-            <w:rFonts w:cs="Arial"/>
-            <w:noProof/>
-            <w:webHidden/>
-            <w:szCs w:val="24"/>
+            <w:noProof/>
+            <w:webHidden/>
           </w:rPr>
           <w:t>26</w:t>
         </w:r>
         <w:r>
           <w:rPr>
-            <w:rFonts w:cs="Arial"/>
-            <w:noProof/>
-            <w:webHidden/>
-            <w:szCs w:val="24"/>
+            <w:noProof/>
+            <w:webHidden/>
           </w:rPr>
           <w:fldChar w:fldCharType="end"/>
         </w:r>
@@ -1329,80 +1245,66 @@
           <w:tab w:val="right" w:leader="dot" w:pos="8494"/>
         </w:tabs>
         <w:rPr>
-          <w:rFonts w:cs="Arial"/>
+          <w:rFonts w:ascii="Aptos" w:hAnsi="Aptos"/>
           <w:noProof/>
-          <w:szCs w:val="24"/>
-        </w:rPr>
-      </w:pPr>
-      <w:hyperlink w:anchor="_Toc215516180" w:history="1">
+          <w:kern w:val="2"/>
+          <w:szCs w:val="24"/>
+          <w:lang w:eastAsia="pt-BR" w:bidi="ar-SA"/>
+        </w:rPr>
+      </w:pPr>
+      <w:hyperlink w:anchor="_Toc226472916" w:history="1">
         <w:r>
           <w:rPr>
             <w:rStyle w:val="Hyperlink"/>
-            <w:rFonts w:cs="Arial"/>
-            <w:noProof/>
-            <w:szCs w:val="24"/>
-          </w:rPr>
-          <w:t>Figura 7 - Telas: Tela Dados do Imóvel</w:t>
-        </w:r>
-        <w:r>
-          <w:rPr>
-            <w:rFonts w:cs="Arial"/>
-            <w:noProof/>
-            <w:webHidden/>
-            <w:szCs w:val="24"/>
+            <w:noProof/>
+          </w:rPr>
+          <w:t>Figura 8 - Telas: Tela de Dados do Usuário</w:t>
+        </w:r>
+        <w:r>
+          <w:rPr>
+            <w:noProof/>
+            <w:webHidden/>
           </w:rPr>
           <w:tab/>
         </w:r>
         <w:r>
           <w:rPr>
-            <w:rFonts w:cs="Arial"/>
-            <w:noProof/>
-            <w:webHidden/>
-            <w:szCs w:val="24"/>
+            <w:noProof/>
+            <w:webHidden/>
           </w:rPr>
           <w:fldChar w:fldCharType="begin"/>
         </w:r>
         <w:r>
           <w:rPr>
-            <w:rFonts w:cs="Arial"/>
-            <w:noProof/>
-            <w:webHidden/>
-            <w:szCs w:val="24"/>
-          </w:rPr>
-          <w:instrText xml:space="preserve"> PAGEREF _Toc215516180 \h </w:instrText>
-        </w:r>
-        <w:r>
-          <w:rPr>
-            <w:rFonts w:cs="Arial"/>
-            <w:noProof/>
-            <w:webHidden/>
-            <w:szCs w:val="24"/>
-          </w:rPr>
-        </w:r>
-        <w:r>
-          <w:rPr>
-            <w:rFonts w:cs="Arial"/>
-            <w:noProof/>
-            <w:webHidden/>
-            <w:szCs w:val="24"/>
+            <w:noProof/>
+            <w:webHidden/>
+          </w:rPr>
+          <w:instrText xml:space="preserve"> PAGEREF _Toc226472916 \h </w:instrText>
+        </w:r>
+        <w:r>
+          <w:rPr>
+            <w:noProof/>
+            <w:webHidden/>
+          </w:rPr>
+        </w:r>
+        <w:r>
+          <w:rPr>
+            <w:noProof/>
+            <w:webHidden/>
           </w:rPr>
           <w:fldChar w:fldCharType="separate"/>
         </w:r>
         <w:r>
           <w:rPr>
-            <w:rFonts w:cs="Arial"/>
-            <w:noProof/>
-            <w:webHidden/>
-            <w:szCs w:val="24"/>
-          </w:rPr>
-          <w:t>27</w:t>
-        </w:r>
-        <w:r>
-          <w:rPr>
-            <w:rFonts w:cs="Arial"/>
-            <w:noProof/>
-            <w:webHidden/>
-            <w:szCs w:val="24"/>
+            <w:noProof/>
+            <w:webHidden/>
+          </w:rPr>
+          <w:t>26</w:t>
+        </w:r>
+        <w:r>
+          <w:rPr>
+            <w:noProof/>
+            <w:webHidden/>
           </w:rPr>
           <w:fldChar w:fldCharType="end"/>
         </w:r>
@@ -1415,80 +1317,66 @@
           <w:tab w:val="right" w:leader="dot" w:pos="8494"/>
         </w:tabs>
         <w:rPr>
-          <w:rFonts w:cs="Arial"/>
+          <w:rFonts w:ascii="Aptos" w:hAnsi="Aptos"/>
           <w:noProof/>
-          <w:szCs w:val="24"/>
-        </w:rPr>
-      </w:pPr>
-      <w:hyperlink w:anchor="_Toc215516181" w:history="1">
+          <w:kern w:val="2"/>
+          <w:szCs w:val="24"/>
+          <w:lang w:eastAsia="pt-BR" w:bidi="ar-SA"/>
+        </w:rPr>
+      </w:pPr>
+      <w:hyperlink w:anchor="_Toc226472917" w:history="1">
         <w:r>
           <w:rPr>
             <w:rStyle w:val="Hyperlink"/>
-            <w:rFonts w:cs="Arial"/>
-            <w:noProof/>
-            <w:szCs w:val="24"/>
-          </w:rPr>
-          <w:t>Figura 8 - Telas: Tela de Dados do Usuário</w:t>
-        </w:r>
-        <w:r>
-          <w:rPr>
-            <w:rFonts w:cs="Arial"/>
-            <w:noProof/>
-            <w:webHidden/>
-            <w:szCs w:val="24"/>
+            <w:noProof/>
+          </w:rPr>
+          <w:t>Figura 9 - Telas: Tela Cadastro de Imóvel</w:t>
+        </w:r>
+        <w:r>
+          <w:rPr>
+            <w:noProof/>
+            <w:webHidden/>
           </w:rPr>
           <w:tab/>
         </w:r>
         <w:r>
           <w:rPr>
-            <w:rFonts w:cs="Arial"/>
-            <w:noProof/>
-            <w:webHidden/>
-            <w:szCs w:val="24"/>
+            <w:noProof/>
+            <w:webHidden/>
           </w:rPr>
           <w:fldChar w:fldCharType="begin"/>
         </w:r>
         <w:r>
           <w:rPr>
-            <w:rFonts w:cs="Arial"/>
-            <w:noProof/>
-            <w:webHidden/>
-            <w:szCs w:val="24"/>
-          </w:rPr>
-          <w:instrText xml:space="preserve"> PAGEREF _Toc215516181 \h </w:instrText>
-        </w:r>
-        <w:r>
-          <w:rPr>
-            <w:rFonts w:cs="Arial"/>
-            <w:noProof/>
-            <w:webHidden/>
-            <w:szCs w:val="24"/>
-          </w:rPr>
-        </w:r>
-        <w:r>
-          <w:rPr>
-            <w:rFonts w:cs="Arial"/>
-            <w:noProof/>
-            <w:webHidden/>
-            <w:szCs w:val="24"/>
+            <w:noProof/>
+            <w:webHidden/>
+          </w:rPr>
+          <w:instrText xml:space="preserve"> PAGEREF _Toc226472917 \h </w:instrText>
+        </w:r>
+        <w:r>
+          <w:rPr>
+            <w:noProof/>
+            <w:webHidden/>
+          </w:rPr>
+        </w:r>
+        <w:r>
+          <w:rPr>
+            <w:noProof/>
+            <w:webHidden/>
           </w:rPr>
           <w:fldChar w:fldCharType="separate"/>
         </w:r>
         <w:r>
           <w:rPr>
-            <w:rFonts w:cs="Arial"/>
-            <w:noProof/>
-            <w:webHidden/>
-            <w:szCs w:val="24"/>
-          </w:rPr>
-          <w:t>27</w:t>
-        </w:r>
-        <w:r>
-          <w:rPr>
-            <w:rFonts w:cs="Arial"/>
-            <w:noProof/>
-            <w:webHidden/>
-            <w:szCs w:val="24"/>
+            <w:noProof/>
+            <w:webHidden/>
+          </w:rPr>
+          <w:t>26</w:t>
+        </w:r>
+        <w:r>
+          <w:rPr>
+            <w:noProof/>
+            <w:webHidden/>
           </w:rPr>
           <w:fldChar w:fldCharType="end"/>
         </w:r>
@@ -1501,80 +1389,66 @@
           <w:tab w:val="right" w:leader="dot" w:pos="8494"/>
         </w:tabs>
         <w:rPr>
-          <w:rFonts w:cs="Arial"/>
+          <w:rFonts w:ascii="Aptos" w:hAnsi="Aptos"/>
           <w:noProof/>
-          <w:szCs w:val="24"/>
-        </w:rPr>
-      </w:pPr>
-      <w:hyperlink w:anchor="_Toc215516182" w:history="1">
+          <w:kern w:val="2"/>
+          <w:szCs w:val="24"/>
+          <w:lang w:eastAsia="pt-BR" w:bidi="ar-SA"/>
+        </w:rPr>
+      </w:pPr>
+      <w:hyperlink w:anchor="_Toc226472918" w:history="1">
         <w:r>
           <w:rPr>
             <w:rStyle w:val="Hyperlink"/>
-            <w:rFonts w:cs="Arial"/>
-            <w:noProof/>
-            <w:szCs w:val="24"/>
-          </w:rPr>
-          <w:t>Figura 9 - Telas: Tela Cadastro de Imóvel</w:t>
-        </w:r>
-        <w:r>
-          <w:rPr>
-            <w:rFonts w:cs="Arial"/>
-            <w:noProof/>
-            <w:webHidden/>
-            <w:szCs w:val="24"/>
+            <w:noProof/>
+          </w:rPr>
+          <w:t>Figura 10 - Telas: Tela de Cadastro de Pessoas</w:t>
+        </w:r>
+        <w:r>
+          <w:rPr>
+            <w:noProof/>
+            <w:webHidden/>
           </w:rPr>
           <w:tab/>
         </w:r>
         <w:r>
           <w:rPr>
-            <w:rFonts w:cs="Arial"/>
-            <w:noProof/>
-            <w:webHidden/>
-            <w:szCs w:val="24"/>
+            <w:noProof/>
+            <w:webHidden/>
           </w:rPr>
           <w:fldChar w:fldCharType="begin"/>
         </w:r>
         <w:r>
           <w:rPr>
-            <w:rFonts w:cs="Arial"/>
-            <w:noProof/>
-            <w:webHidden/>
-            <w:szCs w:val="24"/>
-          </w:rPr>
-          <w:instrText xml:space="preserve"> PAGEREF _Toc215516182 \h </w:instrText>
-        </w:r>
-        <w:r>
-          <w:rPr>
-            <w:rFonts w:cs="Arial"/>
-            <w:noProof/>
-            <w:webHidden/>
-            <w:szCs w:val="24"/>
-          </w:rPr>
-        </w:r>
-        <w:r>
-          <w:rPr>
-            <w:rFonts w:cs="Arial"/>
-            <w:noProof/>
-            <w:webHidden/>
-            <w:szCs w:val="24"/>
+            <w:noProof/>
+            <w:webHidden/>
+          </w:rPr>
+          <w:instrText xml:space="preserve"> PAGEREF _Toc226472918 \h </w:instrText>
+        </w:r>
+        <w:r>
+          <w:rPr>
+            <w:noProof/>
+            <w:webHidden/>
+          </w:rPr>
+        </w:r>
+        <w:r>
+          <w:rPr>
+            <w:noProof/>
+            <w:webHidden/>
           </w:rPr>
           <w:fldChar w:fldCharType="separate"/>
         </w:r>
         <w:r>
           <w:rPr>
-            <w:rFonts w:cs="Arial"/>
-            <w:noProof/>
-            <w:webHidden/>
-            <w:szCs w:val="24"/>
-          </w:rPr>
-          <w:t>28</w:t>
-        </w:r>
-        <w:r>
-          <w:rPr>
-            <w:rFonts w:cs="Arial"/>
-            <w:noProof/>
-            <w:webHidden/>
-            <w:szCs w:val="24"/>
+            <w:noProof/>
+            <w:webHidden/>
+          </w:rPr>
+          <w:t>26</w:t>
+        </w:r>
+        <w:r>
+          <w:rPr>
+            <w:noProof/>
+            <w:webHidden/>
           </w:rPr>
           <w:fldChar w:fldCharType="end"/>
         </w:r>
@@ -1587,80 +1461,66 @@
           <w:tab w:val="right" w:leader="dot" w:pos="8494"/>
         </w:tabs>
         <w:rPr>
-          <w:rFonts w:cs="Arial"/>
+          <w:rFonts w:ascii="Aptos" w:hAnsi="Aptos"/>
           <w:noProof/>
-          <w:szCs w:val="24"/>
-        </w:rPr>
-      </w:pPr>
-      <w:hyperlink w:anchor="_Toc215516183" w:history="1">
+          <w:kern w:val="2"/>
+          <w:szCs w:val="24"/>
+          <w:lang w:eastAsia="pt-BR" w:bidi="ar-SA"/>
+        </w:rPr>
+      </w:pPr>
+      <w:hyperlink w:anchor="_Toc226472919" w:history="1">
         <w:r>
           <w:rPr>
             <w:rStyle w:val="Hyperlink"/>
-            <w:rFonts w:cs="Arial"/>
-            <w:noProof/>
-            <w:szCs w:val="24"/>
-          </w:rPr>
-          <w:t>Figura 10 - Telas: Tela de Cadastro de Pessoas</w:t>
-        </w:r>
-        <w:r>
-          <w:rPr>
-            <w:rFonts w:cs="Arial"/>
-            <w:noProof/>
-            <w:webHidden/>
-            <w:szCs w:val="24"/>
+            <w:noProof/>
+          </w:rPr>
+          <w:t>Figura 11 - Telas: Tela de Estoque</w:t>
+        </w:r>
+        <w:r>
+          <w:rPr>
+            <w:noProof/>
+            <w:webHidden/>
           </w:rPr>
           <w:tab/>
         </w:r>
         <w:r>
           <w:rPr>
-            <w:rFonts w:cs="Arial"/>
-            <w:noProof/>
-            <w:webHidden/>
-            <w:szCs w:val="24"/>
+            <w:noProof/>
+            <w:webHidden/>
           </w:rPr>
           <w:fldChar w:fldCharType="begin"/>
         </w:r>
         <w:r>
           <w:rPr>
-            <w:rFonts w:cs="Arial"/>
-            <w:noProof/>
-            <w:webHidden/>
-            <w:szCs w:val="24"/>
-          </w:rPr>
-          <w:instrText xml:space="preserve"> PAGEREF _Toc215516183 \h </w:instrText>
-        </w:r>
-        <w:r>
-          <w:rPr>
-            <w:rFonts w:cs="Arial"/>
-            <w:noProof/>
-            <w:webHidden/>
-            <w:szCs w:val="24"/>
-          </w:rPr>
-        </w:r>
-        <w:r>
-          <w:rPr>
-            <w:rFonts w:cs="Arial"/>
-            <w:noProof/>
-            <w:webHidden/>
-            <w:szCs w:val="24"/>
+            <w:noProof/>
+            <w:webHidden/>
+          </w:rPr>
+          <w:instrText xml:space="preserve"> PAGEREF _Toc226472919 \h </w:instrText>
+        </w:r>
+        <w:r>
+          <w:rPr>
+            <w:noProof/>
+            <w:webHidden/>
+          </w:rPr>
+        </w:r>
+        <w:r>
+          <w:rPr>
+            <w:noProof/>
+            <w:webHidden/>
           </w:rPr>
           <w:fldChar w:fldCharType="separate"/>
         </w:r>
         <w:r>
           <w:rPr>
-            <w:rFonts w:cs="Arial"/>
-            <w:noProof/>
-            <w:webHidden/>
-            <w:szCs w:val="24"/>
-          </w:rPr>
-          <w:t>28</w:t>
-        </w:r>
-        <w:r>
-          <w:rPr>
-            <w:rFonts w:cs="Arial"/>
-            <w:noProof/>
-            <w:webHidden/>
-            <w:szCs w:val="24"/>
+            <w:noProof/>
+            <w:webHidden/>
+          </w:rPr>
+          <w:t>26</w:t>
+        </w:r>
+        <w:r>
+          <w:rPr>
+            <w:noProof/>
+            <w:webHidden/>
           </w:rPr>
           <w:fldChar w:fldCharType="end"/>
         </w:r>
@@ -1673,84 +1533,233 @@
           <w:tab w:val="right" w:leader="dot" w:pos="8494"/>
         </w:tabs>
         <w:rPr>
-          <w:rFonts w:cs="Arial"/>
+          <w:rFonts w:ascii="Aptos" w:hAnsi="Aptos"/>
           <w:noProof/>
-          <w:szCs w:val="24"/>
-        </w:rPr>
-      </w:pPr>
-      <w:hyperlink w:anchor="_Toc215516184" w:history="1">
+          <w:kern w:val="2"/>
+          <w:szCs w:val="24"/>
+          <w:lang w:eastAsia="pt-BR" w:bidi="ar-SA"/>
+        </w:rPr>
+      </w:pPr>
+      <w:hyperlink w:anchor="_Toc226472920" w:history="1">
         <w:r>
           <w:rPr>
             <w:rStyle w:val="Hyperlink"/>
-            <w:rFonts w:cs="Arial"/>
-            <w:noProof/>
-            <w:szCs w:val="24"/>
-          </w:rPr>
-          <w:t>Figura 11 - Telas: Tela de Estoque</w:t>
-        </w:r>
-        <w:r>
-          <w:rPr>
-            <w:rFonts w:cs="Arial"/>
-            <w:noProof/>
-            <w:webHidden/>
-            <w:szCs w:val="24"/>
+            <w:noProof/>
+          </w:rPr>
+          <w:t>Figura 12 - Telas: Tela de Dados da Imobiliária</w:t>
+        </w:r>
+        <w:r>
+          <w:rPr>
+            <w:noProof/>
+            <w:webHidden/>
           </w:rPr>
           <w:tab/>
         </w:r>
         <w:r>
           <w:rPr>
-            <w:rFonts w:cs="Arial"/>
-            <w:noProof/>
-            <w:webHidden/>
-            <w:szCs w:val="24"/>
+            <w:noProof/>
+            <w:webHidden/>
           </w:rPr>
           <w:fldChar w:fldCharType="begin"/>
         </w:r>
         <w:r>
           <w:rPr>
-            <w:rFonts w:cs="Arial"/>
-            <w:noProof/>
-            <w:webHidden/>
-            <w:szCs w:val="24"/>
-          </w:rPr>
-          <w:instrText xml:space="preserve"> PAGEREF _Toc215516184 \h </w:instrText>
-        </w:r>
-        <w:r>
-          <w:rPr>
-            <w:rFonts w:cs="Arial"/>
-            <w:noProof/>
-            <w:webHidden/>
-            <w:szCs w:val="24"/>
-          </w:rPr>
-        </w:r>
-        <w:r>
-          <w:rPr>
-            <w:rFonts w:cs="Arial"/>
-            <w:noProof/>
-            <w:webHidden/>
-            <w:szCs w:val="24"/>
+            <w:noProof/>
+            <w:webHidden/>
+          </w:rPr>
+          <w:instrText xml:space="preserve"> PAGEREF _Toc226472920 \h </w:instrText>
+        </w:r>
+        <w:r>
+          <w:rPr>
+            <w:noProof/>
+            <w:webHidden/>
+          </w:rPr>
+        </w:r>
+        <w:r>
+          <w:rPr>
+            <w:noProof/>
+            <w:webHidden/>
           </w:rPr>
           <w:fldChar w:fldCharType="separate"/>
         </w:r>
         <w:r>
           <w:rPr>
-            <w:rFonts w:cs="Arial"/>
-            <w:noProof/>
-            <w:webHidden/>
-            <w:szCs w:val="24"/>
-          </w:rPr>
-          <w:t>29</w:t>
-        </w:r>
-        <w:r>
-          <w:rPr>
-            <w:rFonts w:cs="Arial"/>
-            <w:noProof/>
-            <w:webHidden/>
-            <w:szCs w:val="24"/>
+            <w:noProof/>
+            <w:webHidden/>
+          </w:rPr>
+          <w:t>26</w:t>
+        </w:r>
+        <w:r>
+          <w:rPr>
+            <w:noProof/>
+            <w:webHidden/>
           </w:rPr>
           <w:fldChar w:fldCharType="end"/>
         </w:r>
       </w:hyperlink>
+    </w:p>
+    <w:p>
+      <w:pPr>
+        <w:spacing w:line="360" w:lineRule="auto"/>
+        <w:rPr>
+          <w:rFonts w:ascii="Arial" w:hAnsi="Arial" w:cs="Arial"/>
+          <w:b/>
+          <w:sz w:val="24"/>
+          <w:szCs w:val="24"/>
+        </w:rPr>
+      </w:pPr>
+      <w:r>
+        <w:rPr>
+          <w:rFonts w:ascii="Arial" w:hAnsi="Arial" w:cs="Arial"/>
+          <w:b/>
+          <w:sz w:val="24"/>
+          <w:szCs w:val="24"/>
+        </w:rPr>
+        <w:fldChar w:fldCharType="end"/>
+      </w:r>
+    </w:p>
+    <w:p>
+      <w:pPr>
+        <w:spacing w:line="360" w:lineRule="auto"/>
+        <w:rPr>
+          <w:rFonts w:ascii="Arial" w:hAnsi="Arial" w:cs="Arial"/>
+          <w:b/>
+          <w:sz w:val="24"/>
+          <w:szCs w:val="24"/>
+        </w:rPr>
+      </w:pPr>
+    </w:p>
+    <w:p>
+      <w:pPr>
+        <w:spacing w:line="360" w:lineRule="auto"/>
+        <w:rPr>
+          <w:rFonts w:ascii="Arial" w:hAnsi="Arial" w:cs="Arial"/>
+          <w:b/>
+          <w:sz w:val="24"/>
+          <w:szCs w:val="24"/>
+        </w:rPr>
+      </w:pPr>
+    </w:p>
+    <w:p>
+      <w:pPr>
+        <w:spacing w:line="360" w:lineRule="auto"/>
+        <w:rPr>
+          <w:rFonts w:ascii="Arial" w:hAnsi="Arial" w:cs="Arial"/>
+          <w:b/>
+          <w:sz w:val="24"/>
+          <w:szCs w:val="24"/>
+        </w:rPr>
+      </w:pPr>
+    </w:p>
+    <w:p>
+      <w:pPr>
+        <w:spacing w:line="360" w:lineRule="auto"/>
+        <w:rPr>
+          <w:rFonts w:ascii="Arial" w:hAnsi="Arial" w:cs="Arial"/>
+          <w:b/>
+          <w:sz w:val="24"/>
+          <w:szCs w:val="24"/>
+        </w:rPr>
+      </w:pPr>
+    </w:p>
+    <w:p>
+      <w:pPr>
+        <w:spacing w:line="360" w:lineRule="auto"/>
+        <w:rPr>
+          <w:rFonts w:ascii="Arial" w:hAnsi="Arial" w:cs="Arial"/>
+          <w:b/>
+          <w:sz w:val="24"/>
+          <w:szCs w:val="24"/>
+        </w:rPr>
+      </w:pPr>
+    </w:p>
+    <w:p>
+      <w:pPr>
+        <w:spacing w:line="360" w:lineRule="auto"/>
+        <w:rPr>
+          <w:rFonts w:ascii="Arial" w:hAnsi="Arial" w:cs="Arial"/>
+          <w:b/>
+          <w:sz w:val="24"/>
+          <w:szCs w:val="24"/>
+        </w:rPr>
+      </w:pPr>
+    </w:p>
+    <w:p>
+      <w:pPr>
+        <w:spacing w:line="360" w:lineRule="auto"/>
+        <w:rPr>
+          <w:rFonts w:ascii="Arial" w:hAnsi="Arial" w:cs="Arial"/>
+          <w:b/>
+          <w:sz w:val="24"/>
+          <w:szCs w:val="24"/>
+        </w:rPr>
+      </w:pPr>
+    </w:p>
+    <w:p>
+      <w:pPr>
+        <w:spacing w:line="360" w:lineRule="auto"/>
+        <w:rPr>
+          <w:rFonts w:ascii="Arial" w:hAnsi="Arial" w:cs="Arial"/>
+          <w:b/>
+          <w:sz w:val="24"/>
+          <w:szCs w:val="24"/>
+        </w:rPr>
+      </w:pPr>
+    </w:p>
+    <w:p>
+      <w:pPr>
+        <w:spacing w:line="360" w:lineRule="auto"/>
+        <w:rPr>
+          <w:rFonts w:ascii="Arial" w:hAnsi="Arial" w:cs="Arial"/>
+          <w:b/>
+          <w:sz w:val="24"/>
+          <w:szCs w:val="24"/>
+        </w:rPr>
+      </w:pPr>
+    </w:p>
+    <w:p>
+      <w:pPr>
+        <w:spacing w:line="360" w:lineRule="auto"/>
+        <w:rPr>
+          <w:rFonts w:ascii="Arial" w:hAnsi="Arial" w:cs="Arial"/>
+          <w:b/>
+          <w:sz w:val="24"/>
+          <w:szCs w:val="24"/>
+        </w:rPr>
+      </w:pPr>
+    </w:p>
+    <w:p>
+      <w:pPr>
+        <w:spacing w:line="360" w:lineRule="auto"/>
+        <w:rPr>
+          <w:rFonts w:ascii="Arial" w:hAnsi="Arial" w:cs="Arial"/>
+          <w:b/>
+          <w:sz w:val="24"/>
+          <w:szCs w:val="24"/>
+        </w:rPr>
+      </w:pPr>
+    </w:p>
+    <w:p>
+      <w:pPr>
+        <w:spacing w:line="360" w:lineRule="auto"/>
+        <w:jc w:val="center"/>
+        <w:rPr>
+          <w:rFonts w:ascii="Arial" w:hAnsi="Arial" w:cs="Arial"/>
+          <w:b/>
+          <w:sz w:val="28"/>
+          <w:szCs w:val="28"/>
+        </w:rPr>
+      </w:pPr>
+      <w:r>
+        <w:rPr>
+          <w:rFonts w:ascii="Arial" w:hAnsi="Arial" w:cs="Arial"/>
+          <w:b/>
+          <w:sz w:val="28"/>
+          <w:szCs w:val="28"/>
+        </w:rPr>
+        <w:lastRenderedPageBreak/>
+        <w:t>ÍNDICE DE TABELAS</w:t>
+      </w:r>
     </w:p>
     <w:p>
       <w:pPr>
@@ -1759,235 +1768,92 @@
           <w:tab w:val="right" w:leader="dot" w:pos="8494"/>
         </w:tabs>
         <w:rPr>
+          <w:rFonts w:ascii="Aptos" w:hAnsi="Aptos"/>
+          <w:noProof/>
+          <w:kern w:val="2"/>
+          <w:szCs w:val="24"/>
+          <w:lang w:eastAsia="pt-BR" w:bidi="ar-SA"/>
+        </w:rPr>
+      </w:pPr>
+      <w:r>
+        <w:rPr>
           <w:rFonts w:cs="Arial"/>
-          <w:noProof/>
-          <w:szCs w:val="24"/>
-        </w:rPr>
-      </w:pPr>
-      <w:hyperlink w:anchor="_Toc215516185" w:history="1">
+          <w:b/>
+        </w:rPr>
+        <w:fldChar w:fldCharType="begin"/>
+      </w:r>
+      <w:r>
+        <w:rPr>
+          <w:rFonts w:cs="Arial"/>
+          <w:b/>
+        </w:rPr>
+        <w:instrText xml:space="preserve"> TOC \h \z \c "Tabela" </w:instrText>
+      </w:r>
+      <w:r>
+        <w:rPr>
+          <w:rFonts w:cs="Arial"/>
+          <w:b/>
+        </w:rPr>
+        <w:fldChar w:fldCharType="separate"/>
+      </w:r>
+      <w:hyperlink w:anchor="_Toc226470032" w:history="1">
         <w:r>
           <w:rPr>
             <w:rStyle w:val="Hyperlink"/>
             <w:rFonts w:cs="Arial"/>
             <w:noProof/>
-            <w:szCs w:val="24"/>
-          </w:rPr>
-          <w:t>Figura 12 - Telas: Tela de Dados da Imobiliária</w:t>
-        </w:r>
-        <w:r>
-          <w:rPr>
-            <w:rFonts w:cs="Arial"/>
-            <w:noProof/>
-            <w:webHidden/>
-            <w:szCs w:val="24"/>
+          </w:rPr>
+          <w:t>Tabela 1</w:t>
+        </w:r>
+        <w:r>
+          <w:rPr>
+            <w:noProof/>
+            <w:webHidden/>
           </w:rPr>
           <w:tab/>
         </w:r>
         <w:r>
           <w:rPr>
-            <w:rFonts w:cs="Arial"/>
-            <w:noProof/>
-            <w:webHidden/>
-            <w:szCs w:val="24"/>
+            <w:noProof/>
+            <w:webHidden/>
           </w:rPr>
           <w:fldChar w:fldCharType="begin"/>
         </w:r>
         <w:r>
           <w:rPr>
-            <w:rFonts w:cs="Arial"/>
-            <w:noProof/>
-            <w:webHidden/>
-            <w:szCs w:val="24"/>
-          </w:rPr>
-          <w:instrText xml:space="preserve"> PAGEREF _Toc215516185 \h </w:instrText>
-        </w:r>
-        <w:r>
-          <w:rPr>
-            <w:rFonts w:cs="Arial"/>
-            <w:noProof/>
-            <w:webHidden/>
-            <w:szCs w:val="24"/>
-          </w:rPr>
-        </w:r>
-        <w:r>
-          <w:rPr>
-            <w:rFonts w:cs="Arial"/>
-            <w:noProof/>
-            <w:webHidden/>
-            <w:szCs w:val="24"/>
+            <w:noProof/>
+            <w:webHidden/>
+          </w:rPr>
+          <w:instrText xml:space="preserve"> PAGEREF _Toc226470032 \h </w:instrText>
+        </w:r>
+        <w:r>
+          <w:rPr>
+            <w:noProof/>
+            <w:webHidden/>
+          </w:rPr>
+        </w:r>
+        <w:r>
+          <w:rPr>
+            <w:noProof/>
+            <w:webHidden/>
           </w:rPr>
           <w:fldChar w:fldCharType="separate"/>
         </w:r>
         <w:r>
           <w:rPr>
-            <w:rFonts w:cs="Arial"/>
-            <w:noProof/>
-            <w:webHidden/>
-            <w:szCs w:val="24"/>
-          </w:rPr>
-          <w:t>29</w:t>
-        </w:r>
-        <w:r>
-          <w:rPr>
-            <w:rFonts w:cs="Arial"/>
-            <w:noProof/>
-            <w:webHidden/>
-            <w:szCs w:val="24"/>
+            <w:noProof/>
+            <w:webHidden/>
+          </w:rPr>
+          <w:t>7</w:t>
+        </w:r>
+        <w:r>
+          <w:rPr>
+            <w:noProof/>
+            <w:webHidden/>
           </w:rPr>
           <w:fldChar w:fldCharType="end"/>
         </w:r>
       </w:hyperlink>
-    </w:p>
-    <w:p>
-      <w:pPr>
-        <w:spacing w:line="360" w:lineRule="auto"/>
-        <w:rPr>
-          <w:rFonts w:ascii="Arial" w:hAnsi="Arial" w:cs="Arial"/>
-          <w:b/>
-          <w:sz w:val="24"/>
-          <w:szCs w:val="24"/>
-        </w:rPr>
-      </w:pPr>
-      <w:r>
-        <w:rPr>
-          <w:rFonts w:ascii="Arial" w:hAnsi="Arial" w:cs="Arial"/>
-          <w:b/>
-          <w:sz w:val="24"/>
-          <w:szCs w:val="24"/>
-        </w:rPr>
-        <w:fldChar w:fldCharType="end"/>
-      </w:r>
-    </w:p>
-    <w:p>
-      <w:pPr>
-        <w:spacing w:line="360" w:lineRule="auto"/>
-        <w:rPr>
-          <w:rFonts w:ascii="Arial" w:hAnsi="Arial" w:cs="Arial"/>
-          <w:b/>
-          <w:sz w:val="24"/>
-          <w:szCs w:val="24"/>
-        </w:rPr>
-      </w:pPr>
-    </w:p>
-    <w:p>
-      <w:pPr>
-        <w:spacing w:line="360" w:lineRule="auto"/>
-        <w:rPr>
-          <w:rFonts w:ascii="Arial" w:hAnsi="Arial" w:cs="Arial"/>
-          <w:b/>
-          <w:sz w:val="24"/>
-          <w:szCs w:val="24"/>
-        </w:rPr>
-      </w:pPr>
-    </w:p>
-    <w:p>
-      <w:pPr>
-        <w:spacing w:line="360" w:lineRule="auto"/>
-        <w:rPr>
-          <w:rFonts w:ascii="Arial" w:hAnsi="Arial" w:cs="Arial"/>
-          <w:b/>
-          <w:sz w:val="24"/>
-          <w:szCs w:val="24"/>
-        </w:rPr>
-      </w:pPr>
-    </w:p>
-    <w:p>
-      <w:pPr>
-        <w:spacing w:line="360" w:lineRule="auto"/>
-        <w:rPr>
-          <w:rFonts w:ascii="Arial" w:hAnsi="Arial" w:cs="Arial"/>
-          <w:b/>
-          <w:sz w:val="24"/>
-          <w:szCs w:val="24"/>
-        </w:rPr>
-      </w:pPr>
-    </w:p>
-    <w:p>
-      <w:pPr>
-        <w:spacing w:line="360" w:lineRule="auto"/>
-        <w:rPr>
-          <w:rFonts w:ascii="Arial" w:hAnsi="Arial" w:cs="Arial"/>
-          <w:b/>
-          <w:sz w:val="24"/>
-          <w:szCs w:val="24"/>
-        </w:rPr>
-      </w:pPr>
-    </w:p>
-    <w:p>
-      <w:pPr>
-        <w:spacing w:line="360" w:lineRule="auto"/>
-        <w:rPr>
-          <w:rFonts w:ascii="Arial" w:hAnsi="Arial" w:cs="Arial"/>
-          <w:b/>
-          <w:sz w:val="24"/>
-          <w:szCs w:val="24"/>
-        </w:rPr>
-      </w:pPr>
-    </w:p>
-    <w:p>
-      <w:pPr>
-        <w:spacing w:line="360" w:lineRule="auto"/>
-        <w:rPr>
-          <w:rFonts w:ascii="Arial" w:hAnsi="Arial" w:cs="Arial"/>
-          <w:b/>
-          <w:sz w:val="24"/>
-          <w:szCs w:val="24"/>
-        </w:rPr>
-      </w:pPr>
-    </w:p>
-    <w:p>
-      <w:pPr>
-        <w:spacing w:line="360" w:lineRule="auto"/>
-        <w:rPr>
-          <w:rFonts w:ascii="Arial" w:hAnsi="Arial" w:cs="Arial"/>
-          <w:b/>
-          <w:sz w:val="24"/>
-          <w:szCs w:val="24"/>
-        </w:rPr>
-      </w:pPr>
-    </w:p>
-    <w:p>
-      <w:pPr>
-        <w:spacing w:line="360" w:lineRule="auto"/>
-        <w:rPr>
-          <w:rFonts w:ascii="Arial" w:hAnsi="Arial" w:cs="Arial"/>
-          <w:b/>
-          <w:sz w:val="24"/>
-          <w:szCs w:val="24"/>
-        </w:rPr>
-      </w:pPr>
-    </w:p>
-    <w:p>
-      <w:pPr>
-        <w:spacing w:line="360" w:lineRule="auto"/>
-        <w:rPr>
-          <w:rFonts w:ascii="Arial" w:hAnsi="Arial" w:cs="Arial"/>
-          <w:b/>
-          <w:sz w:val="24"/>
-          <w:szCs w:val="24"/>
-        </w:rPr>
-      </w:pPr>
-    </w:p>
-    <w:p>
-      <w:pPr>
-        <w:spacing w:line="360" w:lineRule="auto"/>
-        <w:jc w:val="center"/>
-        <w:rPr>
-          <w:rFonts w:ascii="Arial" w:hAnsi="Arial" w:cs="Arial"/>
-          <w:b/>
-          <w:sz w:val="28"/>
-          <w:szCs w:val="28"/>
-        </w:rPr>
-      </w:pPr>
-      <w:r>
-        <w:rPr>
-          <w:rFonts w:ascii="Arial" w:hAnsi="Arial" w:cs="Arial"/>
-          <w:b/>
-          <w:sz w:val="28"/>
-          <w:szCs w:val="28"/>
-        </w:rPr>
-        <w:t>ÍNDICE DE TABELAS</w:t>
-      </w:r>
     </w:p>
     <w:p>
       <w:pPr>
@@ -2003,36 +1869,13 @@
           <w:lang w:eastAsia="pt-BR" w:bidi="ar-SA"/>
         </w:rPr>
       </w:pPr>
-      <w:r>
-        <w:rPr>
-          <w:rFonts w:cs="Arial"/>
-          <w:b/>
-        </w:rPr>
-        <w:lastRenderedPageBreak/>
-        <w:fldChar w:fldCharType="begin"/>
-      </w:r>
-      <w:r>
-        <w:rPr>
-          <w:rFonts w:cs="Arial"/>
-          <w:b/>
-        </w:rPr>
-        <w:instrText xml:space="preserve"> TOC \h \z \c "Tabela" </w:instrText>
-      </w:r>
-      <w:r>
-        <w:rPr>
-          <w:rFonts w:cs="Arial"/>
-          <w:b/>
-        </w:rPr>
-        <w:fldChar w:fldCharType="separate"/>
-      </w:r>
-      <w:hyperlink w:anchor="_Toc226470032" w:history="1">
+      <w:hyperlink w:anchor="_Toc226470033" w:history="1">
         <w:r>
           <w:rPr>
             <w:rStyle w:val="Hyperlink"/>
-            <w:rFonts w:cs="Arial"/>
-            <w:noProof/>
-          </w:rPr>
-          <w:t>Tabela 1</w:t>
+            <w:noProof/>
+          </w:rPr>
+          <w:t>Tabela 2</w:t>
         </w:r>
         <w:r>
           <w:rPr>
@@ -2053,7 +1896,7 @@
             <w:noProof/>
             <w:webHidden/>
           </w:rPr>
-          <w:instrText xml:space="preserve"> PAGEREF _Toc226470032 \h </w:instrText>
+          <w:instrText xml:space="preserve"> PAGEREF _Toc226470033 \h </w:instrText>
         </w:r>
         <w:r>
           <w:rPr>
@@ -2073,7 +1916,7 @@
             <w:noProof/>
             <w:webHidden/>
           </w:rPr>
-          <w:t>7</w:t>
+          <w:t>8</w:t>
         </w:r>
         <w:r>
           <w:rPr>
@@ -2098,13 +1941,13 @@
           <w:lang w:eastAsia="pt-BR" w:bidi="ar-SA"/>
         </w:rPr>
       </w:pPr>
-      <w:hyperlink w:anchor="_Toc226470033" w:history="1">
+      <w:hyperlink w:anchor="_Toc226470034" w:history="1">
         <w:r>
           <w:rPr>
             <w:rStyle w:val="Hyperlink"/>
             <w:noProof/>
           </w:rPr>
-          <w:t>Tabela 2</w:t>
+          <w:t>Tabela 3</w:t>
         </w:r>
         <w:r>
           <w:rPr>
@@ -2125,7 +1968,7 @@
             <w:noProof/>
             <w:webHidden/>
           </w:rPr>
-          <w:instrText xml:space="preserve"> PAGEREF _Toc226470033 \h </w:instrText>
+          <w:instrText xml:space="preserve"> PAGEREF _Toc226470034 \h </w:instrText>
         </w:r>
         <w:r>
           <w:rPr>
@@ -2170,13 +2013,13 @@
           <w:lang w:eastAsia="pt-BR" w:bidi="ar-SA"/>
         </w:rPr>
       </w:pPr>
-      <w:hyperlink w:anchor="_Toc226470034" w:history="1">
+      <w:hyperlink w:anchor="_Toc226470035" w:history="1">
         <w:r>
           <w:rPr>
             <w:rStyle w:val="Hyperlink"/>
             <w:noProof/>
           </w:rPr>
-          <w:t>Tabela 3</w:t>
+          <w:t>Tabela 4</w:t>
         </w:r>
         <w:r>
           <w:rPr>
@@ -2197,7 +2040,7 @@
             <w:noProof/>
             <w:webHidden/>
           </w:rPr>
-          <w:instrText xml:space="preserve"> PAGEREF _Toc226470034 \h </w:instrText>
+          <w:instrText xml:space="preserve"> PAGEREF _Toc226470035 \h </w:instrText>
         </w:r>
         <w:r>
           <w:rPr>
@@ -2242,13 +2085,13 @@
           <w:lang w:eastAsia="pt-BR" w:bidi="ar-SA"/>
         </w:rPr>
       </w:pPr>
-      <w:hyperlink w:anchor="_Toc226470035" w:history="1">
+      <w:hyperlink w:anchor="_Toc226470036" w:history="1">
         <w:r>
           <w:rPr>
             <w:rStyle w:val="Hyperlink"/>
             <w:noProof/>
           </w:rPr>
-          <w:t>Tabela 4</w:t>
+          <w:t>Tabela 5</w:t>
         </w:r>
         <w:r>
           <w:rPr>
@@ -2269,7 +2112,7 @@
             <w:noProof/>
             <w:webHidden/>
           </w:rPr>
-          <w:instrText xml:space="preserve"> PAGEREF _Toc226470035 \h </w:instrText>
+          <w:instrText xml:space="preserve"> PAGEREF _Toc226470036 \h </w:instrText>
         </w:r>
         <w:r>
           <w:rPr>
@@ -2314,13 +2157,13 @@
           <w:lang w:eastAsia="pt-BR" w:bidi="ar-SA"/>
         </w:rPr>
       </w:pPr>
-      <w:hyperlink w:anchor="_Toc226470036" w:history="1">
+      <w:hyperlink w:anchor="_Toc226470037" w:history="1">
         <w:r>
           <w:rPr>
             <w:rStyle w:val="Hyperlink"/>
             <w:noProof/>
           </w:rPr>
-          <w:t>Tabela 5</w:t>
+          <w:t>Tabela 6</w:t>
         </w:r>
         <w:r>
           <w:rPr>
@@ -2341,7 +2184,7 @@
             <w:noProof/>
             <w:webHidden/>
           </w:rPr>
-          <w:instrText xml:space="preserve"> PAGEREF _Toc226470036 \h </w:instrText>
+          <w:instrText xml:space="preserve"> PAGEREF _Toc226470037 \h </w:instrText>
         </w:r>
         <w:r>
           <w:rPr>
@@ -2386,13 +2229,13 @@
           <w:lang w:eastAsia="pt-BR" w:bidi="ar-SA"/>
         </w:rPr>
       </w:pPr>
-      <w:hyperlink w:anchor="_Toc226470037" w:history="1">
+      <w:hyperlink w:anchor="_Toc226470038" w:history="1">
         <w:r>
           <w:rPr>
             <w:rStyle w:val="Hyperlink"/>
             <w:noProof/>
           </w:rPr>
-          <w:t>Tabela 6</w:t>
+          <w:t>Tabela 7</w:t>
         </w:r>
         <w:r>
           <w:rPr>
@@ -2413,7 +2256,7 @@
             <w:noProof/>
             <w:webHidden/>
           </w:rPr>
-          <w:instrText xml:space="preserve"> PAGEREF _Toc226470037 \h </w:instrText>
+          <w:instrText xml:space="preserve"> PAGEREF _Toc226470038 \h </w:instrText>
         </w:r>
         <w:r>
           <w:rPr>
@@ -2433,7 +2276,7 @@
             <w:noProof/>
             <w:webHidden/>
           </w:rPr>
-          <w:t>10</w:t>
+          <w:t>11</w:t>
         </w:r>
         <w:r>
           <w:rPr>
@@ -2458,13 +2301,13 @@
           <w:lang w:eastAsia="pt-BR" w:bidi="ar-SA"/>
         </w:rPr>
       </w:pPr>
-      <w:hyperlink w:anchor="_Toc226470038" w:history="1">
+      <w:hyperlink w:anchor="_Toc226470039" w:history="1">
         <w:r>
           <w:rPr>
             <w:rStyle w:val="Hyperlink"/>
             <w:noProof/>
           </w:rPr>
-          <w:t>Tabela 7</w:t>
+          <w:t>Tabela 8</w:t>
         </w:r>
         <w:r>
           <w:rPr>
@@ -2485,7 +2328,7 @@
             <w:noProof/>
             <w:webHidden/>
           </w:rPr>
-          <w:instrText xml:space="preserve"> PAGEREF _Toc226470038 \h </w:instrText>
+          <w:instrText xml:space="preserve"> PAGEREF _Toc226470039 \h </w:instrText>
         </w:r>
         <w:r>
           <w:rPr>
@@ -2530,13 +2373,13 @@
           <w:lang w:eastAsia="pt-BR" w:bidi="ar-SA"/>
         </w:rPr>
       </w:pPr>
-      <w:hyperlink w:anchor="_Toc226470039" w:history="1">
+      <w:hyperlink w:anchor="_Toc226470040" w:history="1">
         <w:r>
           <w:rPr>
             <w:rStyle w:val="Hyperlink"/>
             <w:noProof/>
           </w:rPr>
-          <w:t>Tabela 8</w:t>
+          <w:t>Tabela 9</w:t>
         </w:r>
         <w:r>
           <w:rPr>
@@ -2557,7 +2400,7 @@
             <w:noProof/>
             <w:webHidden/>
           </w:rPr>
-          <w:instrText xml:space="preserve"> PAGEREF _Toc226470039 \h </w:instrText>
+          <w:instrText xml:space="preserve"> PAGEREF _Toc226470040 \h </w:instrText>
         </w:r>
         <w:r>
           <w:rPr>
@@ -2577,7 +2420,7 @@
             <w:noProof/>
             <w:webHidden/>
           </w:rPr>
-          <w:t>11</w:t>
+          <w:t>12</w:t>
         </w:r>
         <w:r>
           <w:rPr>
@@ -2602,13 +2445,13 @@
           <w:lang w:eastAsia="pt-BR" w:bidi="ar-SA"/>
         </w:rPr>
       </w:pPr>
-      <w:hyperlink w:anchor="_Toc226470040" w:history="1">
+      <w:hyperlink w:anchor="_Toc226470041" w:history="1">
         <w:r>
           <w:rPr>
             <w:rStyle w:val="Hyperlink"/>
             <w:noProof/>
           </w:rPr>
-          <w:t>Tabela 9</w:t>
+          <w:t>Tabela 10</w:t>
         </w:r>
         <w:r>
           <w:rPr>
@@ -2629,7 +2472,7 @@
             <w:noProof/>
             <w:webHidden/>
           </w:rPr>
-          <w:instrText xml:space="preserve"> PAGEREF _Toc226470040 \h </w:instrText>
+          <w:instrText xml:space="preserve"> PAGEREF _Toc226470041 \h </w:instrText>
         </w:r>
         <w:r>
           <w:rPr>
@@ -2674,13 +2517,13 @@
           <w:lang w:eastAsia="pt-BR" w:bidi="ar-SA"/>
         </w:rPr>
       </w:pPr>
-      <w:hyperlink w:anchor="_Toc226470041" w:history="1">
+      <w:hyperlink w:anchor="_Toc226470042" w:history="1">
         <w:r>
           <w:rPr>
             <w:rStyle w:val="Hyperlink"/>
             <w:noProof/>
           </w:rPr>
-          <w:t>Tabela 10</w:t>
+          <w:t>Tabela 11</w:t>
         </w:r>
         <w:r>
           <w:rPr>
@@ -2701,7 +2544,7 @@
             <w:noProof/>
             <w:webHidden/>
           </w:rPr>
-          <w:instrText xml:space="preserve"> PAGEREF _Toc226470041 \h </w:instrText>
+          <w:instrText xml:space="preserve"> PAGEREF _Toc226470042 \h </w:instrText>
         </w:r>
         <w:r>
           <w:rPr>
@@ -2721,7 +2564,7 @@
             <w:noProof/>
             <w:webHidden/>
           </w:rPr>
-          <w:t>12</w:t>
+          <w:t>13</w:t>
         </w:r>
         <w:r>
           <w:rPr>
@@ -2746,13 +2589,13 @@
           <w:lang w:eastAsia="pt-BR" w:bidi="ar-SA"/>
         </w:rPr>
       </w:pPr>
-      <w:hyperlink w:anchor="_Toc226470042" w:history="1">
+      <w:hyperlink w:anchor="_Toc226470043" w:history="1">
         <w:r>
           <w:rPr>
             <w:rStyle w:val="Hyperlink"/>
             <w:noProof/>
           </w:rPr>
-          <w:t>Tabela 11</w:t>
+          <w:t>Tabela 12</w:t>
         </w:r>
         <w:r>
           <w:rPr>
@@ -2773,7 +2616,7 @@
             <w:noProof/>
             <w:webHidden/>
           </w:rPr>
-          <w:instrText xml:space="preserve"> PAGEREF _Toc226470042 \h </w:instrText>
+          <w:instrText xml:space="preserve"> PAGEREF _Toc226470043 \h </w:instrText>
         </w:r>
         <w:r>
           <w:rPr>
@@ -2818,13 +2661,13 @@
           <w:lang w:eastAsia="pt-BR" w:bidi="ar-SA"/>
         </w:rPr>
       </w:pPr>
-      <w:hyperlink w:anchor="_Toc226470043" w:history="1">
+      <w:hyperlink w:anchor="_Toc226470044" w:history="1">
         <w:r>
           <w:rPr>
             <w:rStyle w:val="Hyperlink"/>
             <w:noProof/>
           </w:rPr>
-          <w:t>Tabela 12</w:t>
+          <w:t>Tabela 13</w:t>
         </w:r>
         <w:r>
           <w:rPr>
@@ -2845,7 +2688,7 @@
             <w:noProof/>
             <w:webHidden/>
           </w:rPr>
-          <w:instrText xml:space="preserve"> PAGEREF _Toc226470043 \h </w:instrText>
+          <w:instrText xml:space="preserve"> PAGEREF _Toc226470044 \h </w:instrText>
         </w:r>
         <w:r>
           <w:rPr>
@@ -2890,13 +2733,13 @@
           <w:lang w:eastAsia="pt-BR" w:bidi="ar-SA"/>
         </w:rPr>
       </w:pPr>
-      <w:hyperlink w:anchor="_Toc226470044" w:history="1">
+      <w:hyperlink w:anchor="_Toc226470045" w:history="1">
         <w:r>
           <w:rPr>
             <w:rStyle w:val="Hyperlink"/>
             <w:noProof/>
           </w:rPr>
-          <w:t>Tabela 13</w:t>
+          <w:t>Tabela 14</w:t>
         </w:r>
         <w:r>
           <w:rPr>
@@ -2917,7 +2760,7 @@
             <w:noProof/>
             <w:webHidden/>
           </w:rPr>
-          <w:instrText xml:space="preserve"> PAGEREF _Toc226470044 \h </w:instrText>
+          <w:instrText xml:space="preserve"> PAGEREF _Toc226470045 \h </w:instrText>
         </w:r>
         <w:r>
           <w:rPr>
@@ -2962,13 +2805,13 @@
           <w:lang w:eastAsia="pt-BR" w:bidi="ar-SA"/>
         </w:rPr>
       </w:pPr>
-      <w:hyperlink w:anchor="_Toc226470045" w:history="1">
+      <w:hyperlink w:anchor="_Toc226470046" w:history="1">
         <w:r>
           <w:rPr>
             <w:rStyle w:val="Hyperlink"/>
             <w:noProof/>
           </w:rPr>
-          <w:t>Tabela 14</w:t>
+          <w:t>Tabela 15</w:t>
         </w:r>
         <w:r>
           <w:rPr>
@@ -2989,7 +2832,7 @@
             <w:noProof/>
             <w:webHidden/>
           </w:rPr>
-          <w:instrText xml:space="preserve"> PAGEREF _Toc226470045 \h </w:instrText>
+          <w:instrText xml:space="preserve"> PAGEREF _Toc226470046 \h </w:instrText>
         </w:r>
         <w:r>
           <w:rPr>
@@ -3009,7 +2852,7 @@
             <w:noProof/>
             <w:webHidden/>
           </w:rPr>
-          <w:t>14</w:t>
+          <w:t>15</w:t>
         </w:r>
         <w:r>
           <w:rPr>
@@ -3034,13 +2877,13 @@
           <w:lang w:eastAsia="pt-BR" w:bidi="ar-SA"/>
         </w:rPr>
       </w:pPr>
-      <w:hyperlink w:anchor="_Toc226470046" w:history="1">
+      <w:hyperlink w:anchor="_Toc226470047" w:history="1">
         <w:r>
           <w:rPr>
             <w:rStyle w:val="Hyperlink"/>
             <w:noProof/>
           </w:rPr>
-          <w:t>Tabela 15</w:t>
+          <w:t>Tabela 16</w:t>
         </w:r>
         <w:r>
           <w:rPr>
@@ -3061,7 +2904,7 @@
             <w:noProof/>
             <w:webHidden/>
           </w:rPr>
-          <w:instrText xml:space="preserve"> PAGEREF _Toc226470046 \h </w:instrText>
+          <w:instrText xml:space="preserve"> PAGEREF _Toc226470047 \h </w:instrText>
         </w:r>
         <w:r>
           <w:rPr>
@@ -3106,78 +2949,6 @@
           <w:lang w:eastAsia="pt-BR" w:bidi="ar-SA"/>
         </w:rPr>
       </w:pPr>
-      <w:hyperlink w:anchor="_Toc226470047" w:history="1">
-        <w:r>
-          <w:rPr>
-            <w:rStyle w:val="Hyperlink"/>
-            <w:noProof/>
-          </w:rPr>
-          <w:t>Tabela 16</w:t>
-        </w:r>
-        <w:r>
-          <w:rPr>
-            <w:noProof/>
-            <w:webHidden/>
-          </w:rPr>
-          <w:tab/>
-        </w:r>
-        <w:r>
-          <w:rPr>
-            <w:noProof/>
-            <w:webHidden/>
-          </w:rPr>
-          <w:fldChar w:fldCharType="begin"/>
-        </w:r>
-        <w:r>
-          <w:rPr>
-            <w:noProof/>
-            <w:webHidden/>
-          </w:rPr>
-          <w:instrText xml:space="preserve"> PAGEREF _Toc226470047 \h </w:instrText>
-        </w:r>
-        <w:r>
-          <w:rPr>
-            <w:noProof/>
-            <w:webHidden/>
-          </w:rPr>
-        </w:r>
-        <w:r>
-          <w:rPr>
-            <w:noProof/>
-            <w:webHidden/>
-          </w:rPr>
-          <w:fldChar w:fldCharType="separate"/>
-        </w:r>
-        <w:r>
-          <w:rPr>
-            <w:noProof/>
-            <w:webHidden/>
-          </w:rPr>
-          <w:t>15</w:t>
-        </w:r>
-        <w:r>
-          <w:rPr>
-            <w:noProof/>
-            <w:webHidden/>
-          </w:rPr>
-          <w:fldChar w:fldCharType="end"/>
-        </w:r>
-      </w:hyperlink>
-    </w:p>
-    <w:p>
-      <w:pPr>
-        <w:pStyle w:val="ndicedeilustraes"/>
-        <w:tabs>
-          <w:tab w:val="right" w:leader="dot" w:pos="8494"/>
-        </w:tabs>
-        <w:rPr>
-          <w:rFonts w:ascii="Aptos" w:hAnsi="Aptos"/>
-          <w:noProof/>
-          <w:kern w:val="2"/>
-          <w:szCs w:val="24"/>
-          <w:lang w:eastAsia="pt-BR" w:bidi="ar-SA"/>
-        </w:rPr>
-      </w:pPr>
       <w:hyperlink w:anchor="_Toc226470048" w:history="1">
         <w:r>
           <w:rPr>
@@ -3337,10 +3108,10 @@
         <w:rPr>
           <w:b/>
           <w:bCs/>
-        </w:rPr>
-      </w:pPr>
-      <w:r>
-        <w:lastRenderedPageBreak/>
+          <w:noProof/>
+        </w:rPr>
+      </w:pPr>
+      <w:r>
         <w:fldChar w:fldCharType="begin"/>
       </w:r>
       <w:r>
@@ -3353,6 +3124,7 @@
         <w:rPr>
           <w:b/>
           <w:bCs/>
+          <w:noProof/>
         </w:rPr>
         <w:t>Sumário</w:t>
       </w:r>
@@ -3368,12 +3140,21 @@
         </w:rPr>
       </w:pPr>
       <w:r>
+        <w:rPr>
+          <w:noProof/>
+        </w:rPr>
         <w:fldChar w:fldCharType="begin"/>
       </w:r>
       <w:r>
+        <w:rPr>
+          <w:noProof/>
+        </w:rPr>
         <w:instrText xml:space="preserve"> TOC \o "1-3" \h \z \u </w:instrText>
       </w:r>
       <w:r>
+        <w:rPr>
+          <w:noProof/>
+        </w:rPr>
         <w:fldChar w:fldCharType="separate"/>
       </w:r>
       <w:hyperlink w:anchor="_Toc226395668" w:history="1">
@@ -4458,7 +4239,7 @@
             <w:noProof/>
             <w:webHidden/>
           </w:rPr>
-          <w:t>5</w:t>
+          <w:t>6</w:t>
         </w:r>
         <w:r>
           <w:rPr>
@@ -5346,7 +5127,7 @@
             <w:noProof/>
             <w:webHidden/>
           </w:rPr>
-          <w:t>11</w:t>
+          <w:t>12</w:t>
         </w:r>
         <w:r>
           <w:rPr>
@@ -5642,7 +5423,7 @@
             <w:noProof/>
             <w:webHidden/>
           </w:rPr>
-          <w:t>12</w:t>
+          <w:t>13</w:t>
         </w:r>
         <w:r>
           <w:rPr>
@@ -5864,7 +5645,7 @@
             <w:noProof/>
             <w:webHidden/>
           </w:rPr>
-          <w:t>15</w:t>
+          <w:t>16</w:t>
         </w:r>
         <w:r>
           <w:rPr>
@@ -5958,7 +5739,7 @@
             <w:noProof/>
             <w:webHidden/>
           </w:rPr>
-          <w:t>16</w:t>
+          <w:t>17</w:t>
         </w:r>
         <w:r>
           <w:rPr>
@@ -6106,7 +5887,7 @@
             <w:noProof/>
             <w:webHidden/>
           </w:rPr>
-          <w:t>25</w:t>
+          <w:t>26</w:t>
         </w:r>
         <w:r>
           <w:rPr>
@@ -6180,7 +5961,7 @@
             <w:noProof/>
             <w:webHidden/>
           </w:rPr>
-          <w:t>25</w:t>
+          <w:t>26</w:t>
         </w:r>
         <w:r>
           <w:rPr>
@@ -6254,7 +6035,7 @@
             <w:noProof/>
             <w:webHidden/>
           </w:rPr>
-          <w:t>29</w:t>
+          <w:t>26</w:t>
         </w:r>
         <w:r>
           <w:rPr>
@@ -6328,7 +6109,7 @@
             <w:noProof/>
             <w:webHidden/>
           </w:rPr>
-          <w:t>29</w:t>
+          <w:t>26</w:t>
         </w:r>
         <w:r>
           <w:rPr>
@@ -6402,7 +6183,7 @@
             <w:noProof/>
             <w:webHidden/>
           </w:rPr>
-          <w:t>30</w:t>
+          <w:t>26</w:t>
         </w:r>
         <w:r>
           <w:rPr>
@@ -6476,7 +6257,7 @@
             <w:noProof/>
             <w:webHidden/>
           </w:rPr>
-          <w:t>30</w:t>
+          <w:t>26</w:t>
         </w:r>
         <w:r>
           <w:rPr>
@@ -6550,7 +6331,7 @@
             <w:noProof/>
             <w:webHidden/>
           </w:rPr>
-          <w:t>30</w:t>
+          <w:t>26</w:t>
         </w:r>
         <w:r>
           <w:rPr>
@@ -6624,7 +6405,7 @@
             <w:noProof/>
             <w:webHidden/>
           </w:rPr>
-          <w:t>30</w:t>
+          <w:t>26</w:t>
         </w:r>
         <w:r>
           <w:rPr>
@@ -6636,15 +6417,27 @@
       </w:hyperlink>
     </w:p>
     <w:p>
+      <w:pPr>
+        <w:rPr>
+          <w:noProof/>
+        </w:rPr>
+      </w:pPr>
       <w:r>
         <w:rPr>
           <w:b/>
           <w:bCs/>
+          <w:noProof/>
         </w:rPr>
         <w:fldChar w:fldCharType="end"/>
       </w:r>
     </w:p>
-    <w:p/>
+    <w:p>
+      <w:pPr>
+        <w:rPr>
+          <w:noProof/>
+        </w:rPr>
+      </w:pPr>
+    </w:p>
     <w:p>
       <w:r>
         <w:fldChar w:fldCharType="end"/>
@@ -6786,7 +6579,6 @@
           <w:sz w:val="28"/>
           <w:szCs w:val="28"/>
         </w:rPr>
-        <w:lastRenderedPageBreak/>
         <w:t>AGRADECIMENTOS</w:t>
       </w:r>
     </w:p>
@@ -9768,6 +9560,7 @@
       <w:pPr>
         <w:pStyle w:val="Legenda"/>
       </w:pPr>
+      <w:bookmarkStart w:id="105" w:name="_Toc226472910"/>
       <w:r>
         <w:t xml:space="preserve">Figura </w:t>
       </w:r>
@@ -9785,6 +9578,7 @@
       <w:r>
         <w:t xml:space="preserve"> Casos de Uso</w:t>
       </w:r>
+      <w:bookmarkEnd w:id="105"/>
     </w:p>
     <w:p>
       <w:pPr>
@@ -9804,7 +9598,7 @@
           <w:lang w:eastAsia="pt-BR" w:bidi="ar-SA"/>
         </w:rPr>
         <w:pict w14:anchorId="15EF7666">
-          <v:shape id="_x0000_i1027" type="#_x0000_t75" style="width:424.45pt;height:234pt">
+          <v:shape id="_x0000_i1027" type="#_x0000_t75" style="width:424.5pt;height:234pt">
             <v:imagedata r:id="rId10" o:title="UseCase Diagram0"/>
           </v:shape>
         </w:pict>
@@ -9844,13 +9638,13 @@
           <w:rFonts w:ascii="Arial" w:hAnsi="Arial" w:cs="Arial"/>
         </w:rPr>
       </w:pPr>
-      <w:bookmarkStart w:id="105" w:name="_Toc214444944"/>
-      <w:bookmarkStart w:id="106" w:name="_Toc214445830"/>
-      <w:bookmarkStart w:id="107" w:name="_Toc215508655"/>
-      <w:bookmarkStart w:id="108" w:name="_Toc215510603"/>
-      <w:bookmarkStart w:id="109" w:name="_Toc215510720"/>
-      <w:bookmarkStart w:id="110" w:name="_Toc226395524"/>
-      <w:bookmarkStart w:id="111" w:name="_Toc226395682"/>
+      <w:bookmarkStart w:id="106" w:name="_Toc214444944"/>
+      <w:bookmarkStart w:id="107" w:name="_Toc214445830"/>
+      <w:bookmarkStart w:id="108" w:name="_Toc215508655"/>
+      <w:bookmarkStart w:id="109" w:name="_Toc215510603"/>
+      <w:bookmarkStart w:id="110" w:name="_Toc215510720"/>
+      <w:bookmarkStart w:id="111" w:name="_Toc226395524"/>
+      <w:bookmarkStart w:id="112" w:name="_Toc226395682"/>
       <w:r>
         <w:rPr>
           <w:rFonts w:ascii="Arial" w:hAnsi="Arial" w:cs="Arial"/>
@@ -9871,13 +9665,13 @@
         </w:rPr>
         <w:t>Detalhamento casos de uso</w:t>
       </w:r>
-      <w:bookmarkEnd w:id="105"/>
       <w:bookmarkEnd w:id="106"/>
       <w:bookmarkEnd w:id="107"/>
       <w:bookmarkEnd w:id="108"/>
       <w:bookmarkEnd w:id="109"/>
       <w:bookmarkEnd w:id="110"/>
       <w:bookmarkEnd w:id="111"/>
+      <w:bookmarkEnd w:id="112"/>
     </w:p>
     <w:p>
       <w:pPr>
@@ -10617,7 +10411,7 @@
       <w:pPr>
         <w:pStyle w:val="Legenda"/>
       </w:pPr>
-      <w:bookmarkStart w:id="112" w:name="_Toc226470032"/>
+      <w:bookmarkStart w:id="113" w:name="_Toc226470032"/>
       <w:r>
         <w:t xml:space="preserve">Tabela </w:t>
       </w:r>
@@ -10628,7 +10422,7 @@
           </w:rPr>
           <w:t>2</w:t>
         </w:r>
-        <w:bookmarkEnd w:id="112"/>
+        <w:bookmarkEnd w:id="113"/>
       </w:fldSimple>
     </w:p>
     <w:tbl>
@@ -11004,7 +10798,7 @@
       <w:pPr>
         <w:pStyle w:val="Legenda"/>
       </w:pPr>
-      <w:bookmarkStart w:id="113" w:name="_Toc226470033"/>
+      <w:bookmarkStart w:id="114" w:name="_Toc226470033"/>
       <w:r>
         <w:lastRenderedPageBreak/>
         <w:t xml:space="preserve">Tabela </w:t>
@@ -11016,7 +10810,7 @@
           </w:rPr>
           <w:t>3</w:t>
         </w:r>
-        <w:bookmarkEnd w:id="113"/>
+        <w:bookmarkEnd w:id="114"/>
       </w:fldSimple>
     </w:p>
     <w:tbl>
@@ -11633,7 +11427,7 @@
       <w:pPr>
         <w:pStyle w:val="Legenda"/>
       </w:pPr>
-      <w:bookmarkStart w:id="114" w:name="_Toc226470034"/>
+      <w:bookmarkStart w:id="115" w:name="_Toc226470034"/>
       <w:r>
         <w:t xml:space="preserve">Tabela </w:t>
       </w:r>
@@ -11644,7 +11438,7 @@
           </w:rPr>
           <w:t>4</w:t>
         </w:r>
-        <w:bookmarkEnd w:id="114"/>
+        <w:bookmarkEnd w:id="115"/>
       </w:fldSimple>
     </w:p>
     <w:tbl>
@@ -11873,11 +11667,11 @@
                 <w:lang w:eastAsia="pt-BR" w:bidi="ar-SA"/>
               </w:rPr>
             </w:pPr>
-            <w:bookmarkStart w:id="115" w:name="_Toc215508656"/>
-            <w:bookmarkStart w:id="116" w:name="_Toc215510604"/>
-            <w:bookmarkStart w:id="117" w:name="_Toc215510721"/>
-            <w:bookmarkStart w:id="118" w:name="_Toc226395525"/>
-            <w:bookmarkStart w:id="119" w:name="_Toc226395683"/>
+            <w:bookmarkStart w:id="116" w:name="_Toc215508656"/>
+            <w:bookmarkStart w:id="117" w:name="_Toc215510604"/>
+            <w:bookmarkStart w:id="118" w:name="_Toc215510721"/>
+            <w:bookmarkStart w:id="119" w:name="_Toc226395525"/>
+            <w:bookmarkStart w:id="120" w:name="_Toc226395683"/>
             <w:r>
               <w:rPr>
                 <w:rStyle w:val="Forte"/>
@@ -11889,11 +11683,11 @@
               </w:rPr>
               <w:t>Cenário Principal</w:t>
             </w:r>
-            <w:bookmarkEnd w:id="115"/>
             <w:bookmarkEnd w:id="116"/>
             <w:bookmarkEnd w:id="117"/>
             <w:bookmarkEnd w:id="118"/>
             <w:bookmarkEnd w:id="119"/>
+            <w:bookmarkEnd w:id="120"/>
           </w:p>
           <w:p>
             <w:pPr>
@@ -11993,11 +11787,11 @@
                 <w:lang w:eastAsia="pt-BR" w:bidi="ar-SA"/>
               </w:rPr>
             </w:pPr>
-            <w:bookmarkStart w:id="120" w:name="_Toc215508657"/>
-            <w:bookmarkStart w:id="121" w:name="_Toc215510605"/>
-            <w:bookmarkStart w:id="122" w:name="_Toc215510722"/>
-            <w:bookmarkStart w:id="123" w:name="_Toc226395526"/>
-            <w:bookmarkStart w:id="124" w:name="_Toc226395684"/>
+            <w:bookmarkStart w:id="121" w:name="_Toc215508657"/>
+            <w:bookmarkStart w:id="122" w:name="_Toc215510605"/>
+            <w:bookmarkStart w:id="123" w:name="_Toc215510722"/>
+            <w:bookmarkStart w:id="124" w:name="_Toc226395526"/>
+            <w:bookmarkStart w:id="125" w:name="_Toc226395684"/>
             <w:r>
               <w:rPr>
                 <w:rStyle w:val="Forte"/>
@@ -12009,11 +11803,11 @@
               </w:rPr>
               <w:t>Fluxo Alternativo — Cancelamento</w:t>
             </w:r>
-            <w:bookmarkEnd w:id="120"/>
             <w:bookmarkEnd w:id="121"/>
             <w:bookmarkEnd w:id="122"/>
             <w:bookmarkEnd w:id="123"/>
             <w:bookmarkEnd w:id="124"/>
+            <w:bookmarkEnd w:id="125"/>
           </w:p>
           <w:p>
             <w:pPr>
@@ -12092,7 +11886,7 @@
       <w:pPr>
         <w:pStyle w:val="Legenda"/>
       </w:pPr>
-      <w:bookmarkStart w:id="125" w:name="_Toc226470035"/>
+      <w:bookmarkStart w:id="126" w:name="_Toc226470035"/>
       <w:r>
         <w:t xml:space="preserve">Tabela </w:t>
       </w:r>
@@ -12103,7 +11897,7 @@
           </w:rPr>
           <w:t>5</w:t>
         </w:r>
-        <w:bookmarkEnd w:id="125"/>
+        <w:bookmarkEnd w:id="126"/>
       </w:fldSimple>
     </w:p>
     <w:tbl>
@@ -12331,11 +12125,11 @@
                 <w:lang w:eastAsia="pt-BR" w:bidi="ar-SA"/>
               </w:rPr>
             </w:pPr>
-            <w:bookmarkStart w:id="126" w:name="_Toc215508658"/>
-            <w:bookmarkStart w:id="127" w:name="_Toc215510606"/>
-            <w:bookmarkStart w:id="128" w:name="_Toc215510723"/>
-            <w:bookmarkStart w:id="129" w:name="_Toc226395527"/>
-            <w:bookmarkStart w:id="130" w:name="_Toc226395685"/>
+            <w:bookmarkStart w:id="127" w:name="_Toc215508658"/>
+            <w:bookmarkStart w:id="128" w:name="_Toc215510606"/>
+            <w:bookmarkStart w:id="129" w:name="_Toc215510723"/>
+            <w:bookmarkStart w:id="130" w:name="_Toc226395527"/>
+            <w:bookmarkStart w:id="131" w:name="_Toc226395685"/>
             <w:r>
               <w:rPr>
                 <w:rStyle w:val="Forte"/>
@@ -12347,11 +12141,11 @@
               </w:rPr>
               <w:t>Cenário Principal</w:t>
             </w:r>
-            <w:bookmarkEnd w:id="126"/>
             <w:bookmarkEnd w:id="127"/>
             <w:bookmarkEnd w:id="128"/>
             <w:bookmarkEnd w:id="129"/>
             <w:bookmarkEnd w:id="130"/>
+            <w:bookmarkEnd w:id="131"/>
           </w:p>
           <w:p>
             <w:pPr>
@@ -12432,11 +12226,11 @@
                 <w:lang w:eastAsia="pt-BR" w:bidi="ar-SA"/>
               </w:rPr>
             </w:pPr>
-            <w:bookmarkStart w:id="131" w:name="_Toc215508659"/>
-            <w:bookmarkStart w:id="132" w:name="_Toc215510607"/>
-            <w:bookmarkStart w:id="133" w:name="_Toc215510724"/>
-            <w:bookmarkStart w:id="134" w:name="_Toc226395528"/>
-            <w:bookmarkStart w:id="135" w:name="_Toc226395686"/>
+            <w:bookmarkStart w:id="132" w:name="_Toc215508659"/>
+            <w:bookmarkStart w:id="133" w:name="_Toc215510607"/>
+            <w:bookmarkStart w:id="134" w:name="_Toc215510724"/>
+            <w:bookmarkStart w:id="135" w:name="_Toc226395528"/>
+            <w:bookmarkStart w:id="136" w:name="_Toc226395686"/>
             <w:r>
               <w:rPr>
                 <w:rStyle w:val="Forte"/>
@@ -12448,11 +12242,11 @@
               </w:rPr>
               <w:t>Fluxo Alternativo — Cancelamento</w:t>
             </w:r>
-            <w:bookmarkEnd w:id="131"/>
             <w:bookmarkEnd w:id="132"/>
             <w:bookmarkEnd w:id="133"/>
             <w:bookmarkEnd w:id="134"/>
             <w:bookmarkEnd w:id="135"/>
+            <w:bookmarkEnd w:id="136"/>
           </w:p>
           <w:p>
             <w:pPr>
@@ -12531,7 +12325,7 @@
       <w:pPr>
         <w:pStyle w:val="Legenda"/>
       </w:pPr>
-      <w:bookmarkStart w:id="136" w:name="_Toc226470036"/>
+      <w:bookmarkStart w:id="137" w:name="_Toc226470036"/>
       <w:r>
         <w:t xml:space="preserve">Tabela </w:t>
       </w:r>
@@ -12542,7 +12336,7 @@
           </w:rPr>
           <w:t>6</w:t>
         </w:r>
-        <w:bookmarkEnd w:id="136"/>
+        <w:bookmarkEnd w:id="137"/>
       </w:fldSimple>
     </w:p>
     <w:tbl>
@@ -12859,11 +12653,11 @@
                 <w:lang w:eastAsia="pt-BR" w:bidi="ar-SA"/>
               </w:rPr>
             </w:pPr>
-            <w:bookmarkStart w:id="137" w:name="_Toc215508660"/>
-            <w:bookmarkStart w:id="138" w:name="_Toc215510608"/>
-            <w:bookmarkStart w:id="139" w:name="_Toc215510725"/>
-            <w:bookmarkStart w:id="140" w:name="_Toc226395529"/>
-            <w:bookmarkStart w:id="141" w:name="_Toc226395687"/>
+            <w:bookmarkStart w:id="138" w:name="_Toc215508660"/>
+            <w:bookmarkStart w:id="139" w:name="_Toc215510608"/>
+            <w:bookmarkStart w:id="140" w:name="_Toc215510725"/>
+            <w:bookmarkStart w:id="141" w:name="_Toc226395529"/>
+            <w:bookmarkStart w:id="142" w:name="_Toc226395687"/>
             <w:r>
               <w:rPr>
                 <w:rStyle w:val="Forte"/>
@@ -12875,11 +12669,11 @@
               </w:rPr>
               <w:t>Fluxo Alternativo — Cancelamento</w:t>
             </w:r>
-            <w:bookmarkEnd w:id="137"/>
             <w:bookmarkEnd w:id="138"/>
             <w:bookmarkEnd w:id="139"/>
             <w:bookmarkEnd w:id="140"/>
             <w:bookmarkEnd w:id="141"/>
+            <w:bookmarkEnd w:id="142"/>
           </w:p>
           <w:p>
             <w:pPr>
@@ -12967,7 +12761,7 @@
       <w:pPr>
         <w:pStyle w:val="Legenda"/>
       </w:pPr>
-      <w:bookmarkStart w:id="142" w:name="_Toc226470037"/>
+      <w:bookmarkStart w:id="143" w:name="_Toc226470037"/>
       <w:r>
         <w:t xml:space="preserve">Tabela </w:t>
       </w:r>
@@ -12978,7 +12772,7 @@
           </w:rPr>
           <w:t>7</w:t>
         </w:r>
-        <w:bookmarkEnd w:id="142"/>
+        <w:bookmarkEnd w:id="143"/>
       </w:fldSimple>
     </w:p>
     <w:tbl>
@@ -13205,11 +12999,11 @@
                 <w:lang w:eastAsia="pt-BR" w:bidi="ar-SA"/>
               </w:rPr>
             </w:pPr>
-            <w:bookmarkStart w:id="143" w:name="_Toc215508661"/>
-            <w:bookmarkStart w:id="144" w:name="_Toc215510609"/>
-            <w:bookmarkStart w:id="145" w:name="_Toc215510726"/>
-            <w:bookmarkStart w:id="146" w:name="_Toc226395530"/>
-            <w:bookmarkStart w:id="147" w:name="_Toc226395688"/>
+            <w:bookmarkStart w:id="144" w:name="_Toc215508661"/>
+            <w:bookmarkStart w:id="145" w:name="_Toc215510609"/>
+            <w:bookmarkStart w:id="146" w:name="_Toc215510726"/>
+            <w:bookmarkStart w:id="147" w:name="_Toc226395530"/>
+            <w:bookmarkStart w:id="148" w:name="_Toc226395688"/>
             <w:r>
               <w:rPr>
                 <w:rStyle w:val="Forte"/>
@@ -13221,11 +13015,11 @@
               </w:rPr>
               <w:t>Cenário Principal</w:t>
             </w:r>
-            <w:bookmarkEnd w:id="143"/>
             <w:bookmarkEnd w:id="144"/>
             <w:bookmarkEnd w:id="145"/>
             <w:bookmarkEnd w:id="146"/>
             <w:bookmarkEnd w:id="147"/>
+            <w:bookmarkEnd w:id="148"/>
           </w:p>
           <w:p>
             <w:pPr>
@@ -13315,11 +13109,11 @@
                 <w:lang w:eastAsia="pt-BR" w:bidi="ar-SA"/>
               </w:rPr>
             </w:pPr>
-            <w:bookmarkStart w:id="148" w:name="_Toc215508662"/>
-            <w:bookmarkStart w:id="149" w:name="_Toc215510610"/>
-            <w:bookmarkStart w:id="150" w:name="_Toc215510727"/>
-            <w:bookmarkStart w:id="151" w:name="_Toc226395531"/>
-            <w:bookmarkStart w:id="152" w:name="_Toc226395689"/>
+            <w:bookmarkStart w:id="149" w:name="_Toc215508662"/>
+            <w:bookmarkStart w:id="150" w:name="_Toc215510610"/>
+            <w:bookmarkStart w:id="151" w:name="_Toc215510727"/>
+            <w:bookmarkStart w:id="152" w:name="_Toc226395531"/>
+            <w:bookmarkStart w:id="153" w:name="_Toc226395689"/>
             <w:r>
               <w:rPr>
                 <w:rStyle w:val="Forte"/>
@@ -13331,11 +13125,11 @@
               </w:rPr>
               <w:t>Fluxo Alternativo — Cancelamento</w:t>
             </w:r>
-            <w:bookmarkEnd w:id="148"/>
             <w:bookmarkEnd w:id="149"/>
             <w:bookmarkEnd w:id="150"/>
             <w:bookmarkEnd w:id="151"/>
             <w:bookmarkEnd w:id="152"/>
+            <w:bookmarkEnd w:id="153"/>
           </w:p>
           <w:p>
             <w:pPr>
@@ -13448,7 +13242,7 @@
       <w:pPr>
         <w:pStyle w:val="Legenda"/>
       </w:pPr>
-      <w:bookmarkStart w:id="153" w:name="_Toc226470038"/>
+      <w:bookmarkStart w:id="154" w:name="_Toc226470038"/>
       <w:r>
         <w:t xml:space="preserve">Tabela </w:t>
       </w:r>
@@ -13459,7 +13253,7 @@
           </w:rPr>
           <w:t>8</w:t>
         </w:r>
-        <w:bookmarkEnd w:id="153"/>
+        <w:bookmarkEnd w:id="154"/>
       </w:fldSimple>
     </w:p>
     <w:tbl>
@@ -13719,11 +13513,11 @@
                 <w:lang w:eastAsia="pt-BR" w:bidi="ar-SA"/>
               </w:rPr>
             </w:pPr>
-            <w:bookmarkStart w:id="154" w:name="_Toc215508663"/>
-            <w:bookmarkStart w:id="155" w:name="_Toc215510611"/>
-            <w:bookmarkStart w:id="156" w:name="_Toc215510728"/>
-            <w:bookmarkStart w:id="157" w:name="_Toc226395532"/>
-            <w:bookmarkStart w:id="158" w:name="_Toc226395690"/>
+            <w:bookmarkStart w:id="155" w:name="_Toc215508663"/>
+            <w:bookmarkStart w:id="156" w:name="_Toc215510611"/>
+            <w:bookmarkStart w:id="157" w:name="_Toc215510728"/>
+            <w:bookmarkStart w:id="158" w:name="_Toc226395532"/>
+            <w:bookmarkStart w:id="159" w:name="_Toc226395690"/>
             <w:r>
               <w:rPr>
                 <w:rStyle w:val="Forte"/>
@@ -13735,11 +13529,11 @@
               </w:rPr>
               <w:t>Cenário Principal</w:t>
             </w:r>
-            <w:bookmarkEnd w:id="154"/>
             <w:bookmarkEnd w:id="155"/>
             <w:bookmarkEnd w:id="156"/>
             <w:bookmarkEnd w:id="157"/>
             <w:bookmarkEnd w:id="158"/>
+            <w:bookmarkEnd w:id="159"/>
           </w:p>
           <w:p>
             <w:pPr>
@@ -13869,11 +13663,11 @@
                 <w:lang w:eastAsia="pt-BR" w:bidi="ar-SA"/>
               </w:rPr>
             </w:pPr>
-            <w:bookmarkStart w:id="159" w:name="_Toc215508664"/>
-            <w:bookmarkStart w:id="160" w:name="_Toc215510612"/>
-            <w:bookmarkStart w:id="161" w:name="_Toc215510729"/>
-            <w:bookmarkStart w:id="162" w:name="_Toc226395533"/>
-            <w:bookmarkStart w:id="163" w:name="_Toc226395691"/>
+            <w:bookmarkStart w:id="160" w:name="_Toc215508664"/>
+            <w:bookmarkStart w:id="161" w:name="_Toc215510612"/>
+            <w:bookmarkStart w:id="162" w:name="_Toc215510729"/>
+            <w:bookmarkStart w:id="163" w:name="_Toc226395533"/>
+            <w:bookmarkStart w:id="164" w:name="_Toc226395691"/>
             <w:r>
               <w:rPr>
                 <w:rStyle w:val="Forte"/>
@@ -13885,11 +13679,11 @@
               </w:rPr>
               <w:t>Fluxo Alternativo — Cancelamento</w:t>
             </w:r>
-            <w:bookmarkEnd w:id="159"/>
             <w:bookmarkEnd w:id="160"/>
             <w:bookmarkEnd w:id="161"/>
             <w:bookmarkEnd w:id="162"/>
             <w:bookmarkEnd w:id="163"/>
+            <w:bookmarkEnd w:id="164"/>
           </w:p>
           <w:p>
             <w:pPr>
@@ -13989,7 +13783,7 @@
       <w:pPr>
         <w:pStyle w:val="Legenda"/>
       </w:pPr>
-      <w:bookmarkStart w:id="164" w:name="_Toc226470039"/>
+      <w:bookmarkStart w:id="165" w:name="_Toc226470039"/>
       <w:r>
         <w:t xml:space="preserve">Tabela </w:t>
       </w:r>
@@ -14000,7 +13794,7 @@
           </w:rPr>
           <w:t>9</w:t>
         </w:r>
-        <w:bookmarkEnd w:id="164"/>
+        <w:bookmarkEnd w:id="165"/>
       </w:fldSimple>
     </w:p>
     <w:tbl>
@@ -14268,11 +14062,11 @@
                 <w:lang w:eastAsia="pt-BR" w:bidi="ar-SA"/>
               </w:rPr>
             </w:pPr>
-            <w:bookmarkStart w:id="165" w:name="_Toc215508665"/>
-            <w:bookmarkStart w:id="166" w:name="_Toc215510613"/>
-            <w:bookmarkStart w:id="167" w:name="_Toc215510730"/>
-            <w:bookmarkStart w:id="168" w:name="_Toc226395534"/>
-            <w:bookmarkStart w:id="169" w:name="_Toc226395692"/>
+            <w:bookmarkStart w:id="166" w:name="_Toc215508665"/>
+            <w:bookmarkStart w:id="167" w:name="_Toc215510613"/>
+            <w:bookmarkStart w:id="168" w:name="_Toc215510730"/>
+            <w:bookmarkStart w:id="169" w:name="_Toc226395534"/>
+            <w:bookmarkStart w:id="170" w:name="_Toc226395692"/>
             <w:r>
               <w:rPr>
                 <w:rStyle w:val="Forte"/>
@@ -14284,11 +14078,11 @@
               </w:rPr>
               <w:t>Cenário Principal</w:t>
             </w:r>
-            <w:bookmarkEnd w:id="165"/>
             <w:bookmarkEnd w:id="166"/>
             <w:bookmarkEnd w:id="167"/>
             <w:bookmarkEnd w:id="168"/>
             <w:bookmarkEnd w:id="169"/>
+            <w:bookmarkEnd w:id="170"/>
           </w:p>
           <w:p>
             <w:pPr>
@@ -14407,10 +14201,10 @@
                 <w:lang w:eastAsia="pt-BR" w:bidi="ar-SA"/>
               </w:rPr>
             </w:pPr>
-            <w:bookmarkStart w:id="170" w:name="_Toc215510614"/>
-            <w:bookmarkStart w:id="171" w:name="_Toc215510731"/>
-            <w:bookmarkStart w:id="172" w:name="_Toc226395535"/>
-            <w:bookmarkStart w:id="173" w:name="_Toc226395693"/>
+            <w:bookmarkStart w:id="171" w:name="_Toc215510614"/>
+            <w:bookmarkStart w:id="172" w:name="_Toc215510731"/>
+            <w:bookmarkStart w:id="173" w:name="_Toc226395535"/>
+            <w:bookmarkStart w:id="174" w:name="_Toc226395693"/>
             <w:r>
               <w:rPr>
                 <w:rStyle w:val="Forte"/>
@@ -14423,10 +14217,10 @@
               <w:lastRenderedPageBreak/>
               <w:t>Fluxo Alternativo — Cancelamento</w:t>
             </w:r>
-            <w:bookmarkEnd w:id="170"/>
             <w:bookmarkEnd w:id="171"/>
             <w:bookmarkEnd w:id="172"/>
             <w:bookmarkEnd w:id="173"/>
+            <w:bookmarkEnd w:id="174"/>
           </w:p>
           <w:p>
             <w:pPr>
@@ -14520,7 +14314,7 @@
       <w:pPr>
         <w:pStyle w:val="Legenda"/>
       </w:pPr>
-      <w:bookmarkStart w:id="174" w:name="_Toc226470040"/>
+      <w:bookmarkStart w:id="175" w:name="_Toc226470040"/>
       <w:r>
         <w:t xml:space="preserve">Tabela </w:t>
       </w:r>
@@ -14531,7 +14325,7 @@
           </w:rPr>
           <w:t>10</w:t>
         </w:r>
-        <w:bookmarkEnd w:id="174"/>
+        <w:bookmarkEnd w:id="175"/>
       </w:fldSimple>
     </w:p>
     <w:tbl>
@@ -14791,11 +14585,11 @@
                 <w:lang w:eastAsia="pt-BR" w:bidi="ar-SA"/>
               </w:rPr>
             </w:pPr>
-            <w:bookmarkStart w:id="175" w:name="_Toc215508666"/>
-            <w:bookmarkStart w:id="176" w:name="_Toc215510615"/>
-            <w:bookmarkStart w:id="177" w:name="_Toc215510732"/>
-            <w:bookmarkStart w:id="178" w:name="_Toc226395536"/>
-            <w:bookmarkStart w:id="179" w:name="_Toc226395694"/>
+            <w:bookmarkStart w:id="176" w:name="_Toc215508666"/>
+            <w:bookmarkStart w:id="177" w:name="_Toc215510615"/>
+            <w:bookmarkStart w:id="178" w:name="_Toc215510732"/>
+            <w:bookmarkStart w:id="179" w:name="_Toc226395536"/>
+            <w:bookmarkStart w:id="180" w:name="_Toc226395694"/>
             <w:r>
               <w:rPr>
                 <w:rStyle w:val="Forte"/>
@@ -14807,11 +14601,11 @@
               </w:rPr>
               <w:t>Cenário Principal</w:t>
             </w:r>
-            <w:bookmarkEnd w:id="175"/>
             <w:bookmarkEnd w:id="176"/>
             <w:bookmarkEnd w:id="177"/>
             <w:bookmarkEnd w:id="178"/>
             <w:bookmarkEnd w:id="179"/>
+            <w:bookmarkEnd w:id="180"/>
           </w:p>
           <w:p>
             <w:pPr>
@@ -14915,10 +14709,10 @@
                 <w:lang w:eastAsia="pt-BR" w:bidi="ar-SA"/>
               </w:rPr>
             </w:pPr>
-            <w:bookmarkStart w:id="180" w:name="_Toc215510616"/>
-            <w:bookmarkStart w:id="181" w:name="_Toc215510733"/>
-            <w:bookmarkStart w:id="182" w:name="_Toc226395537"/>
-            <w:bookmarkStart w:id="183" w:name="_Toc226395695"/>
+            <w:bookmarkStart w:id="181" w:name="_Toc215510616"/>
+            <w:bookmarkStart w:id="182" w:name="_Toc215510733"/>
+            <w:bookmarkStart w:id="183" w:name="_Toc226395537"/>
+            <w:bookmarkStart w:id="184" w:name="_Toc226395695"/>
             <w:r>
               <w:rPr>
                 <w:rStyle w:val="Forte"/>
@@ -14930,10 +14724,10 @@
               </w:rPr>
               <w:t>Fluxo Alternativo — Cancelamento</w:t>
             </w:r>
-            <w:bookmarkEnd w:id="180"/>
             <w:bookmarkEnd w:id="181"/>
             <w:bookmarkEnd w:id="182"/>
             <w:bookmarkEnd w:id="183"/>
+            <w:bookmarkEnd w:id="184"/>
           </w:p>
           <w:p>
             <w:pPr>
@@ -15027,7 +14821,7 @@
       <w:pPr>
         <w:pStyle w:val="Legenda"/>
       </w:pPr>
-      <w:bookmarkStart w:id="184" w:name="_Toc226470041"/>
+      <w:bookmarkStart w:id="185" w:name="_Toc226470041"/>
       <w:r>
         <w:t xml:space="preserve">Tabela </w:t>
       </w:r>
@@ -15038,7 +14832,7 @@
           </w:rPr>
           <w:t>11</w:t>
         </w:r>
-        <w:bookmarkEnd w:id="184"/>
+        <w:bookmarkEnd w:id="185"/>
       </w:fldSimple>
     </w:p>
     <w:tbl>
@@ -15290,11 +15084,11 @@
                 <w:lang w:eastAsia="pt-BR" w:bidi="ar-SA"/>
               </w:rPr>
             </w:pPr>
-            <w:bookmarkStart w:id="185" w:name="_Toc215508667"/>
-            <w:bookmarkStart w:id="186" w:name="_Toc215510617"/>
-            <w:bookmarkStart w:id="187" w:name="_Toc215510734"/>
-            <w:bookmarkStart w:id="188" w:name="_Toc226395538"/>
-            <w:bookmarkStart w:id="189" w:name="_Toc226395696"/>
+            <w:bookmarkStart w:id="186" w:name="_Toc215508667"/>
+            <w:bookmarkStart w:id="187" w:name="_Toc215510617"/>
+            <w:bookmarkStart w:id="188" w:name="_Toc215510734"/>
+            <w:bookmarkStart w:id="189" w:name="_Toc226395538"/>
+            <w:bookmarkStart w:id="190" w:name="_Toc226395696"/>
             <w:r>
               <w:rPr>
                 <w:rStyle w:val="Forte"/>
@@ -15306,11 +15100,11 @@
               </w:rPr>
               <w:t>Cenário Principal</w:t>
             </w:r>
-            <w:bookmarkEnd w:id="185"/>
             <w:bookmarkEnd w:id="186"/>
             <w:bookmarkEnd w:id="187"/>
             <w:bookmarkEnd w:id="188"/>
             <w:bookmarkEnd w:id="189"/>
+            <w:bookmarkEnd w:id="190"/>
           </w:p>
           <w:p>
             <w:pPr>
@@ -15441,10 +15235,10 @@
                 <w:lang w:eastAsia="pt-BR" w:bidi="ar-SA"/>
               </w:rPr>
             </w:pPr>
-            <w:bookmarkStart w:id="190" w:name="_Toc215510618"/>
-            <w:bookmarkStart w:id="191" w:name="_Toc215510735"/>
-            <w:bookmarkStart w:id="192" w:name="_Toc226395539"/>
-            <w:bookmarkStart w:id="193" w:name="_Toc226395697"/>
+            <w:bookmarkStart w:id="191" w:name="_Toc215510618"/>
+            <w:bookmarkStart w:id="192" w:name="_Toc215510735"/>
+            <w:bookmarkStart w:id="193" w:name="_Toc226395539"/>
+            <w:bookmarkStart w:id="194" w:name="_Toc226395697"/>
             <w:r>
               <w:rPr>
                 <w:rStyle w:val="Forte"/>
@@ -15457,10 +15251,10 @@
               <w:lastRenderedPageBreak/>
               <w:t>Fluxo Alternativo — Cancelamento</w:t>
             </w:r>
-            <w:bookmarkEnd w:id="190"/>
             <w:bookmarkEnd w:id="191"/>
             <w:bookmarkEnd w:id="192"/>
             <w:bookmarkEnd w:id="193"/>
+            <w:bookmarkEnd w:id="194"/>
           </w:p>
           <w:p>
             <w:pPr>
@@ -15554,7 +15348,7 @@
       <w:pPr>
         <w:pStyle w:val="Legenda"/>
       </w:pPr>
-      <w:bookmarkStart w:id="194" w:name="_Toc226470042"/>
+      <w:bookmarkStart w:id="195" w:name="_Toc226470042"/>
       <w:r>
         <w:t xml:space="preserve">Tabela </w:t>
       </w:r>
@@ -15565,7 +15359,7 @@
           </w:rPr>
           <w:t>12</w:t>
         </w:r>
-        <w:bookmarkEnd w:id="194"/>
+        <w:bookmarkEnd w:id="195"/>
       </w:fldSimple>
     </w:p>
     <w:tbl>
@@ -15825,11 +15619,11 @@
                 <w:lang w:eastAsia="pt-BR" w:bidi="ar-SA"/>
               </w:rPr>
             </w:pPr>
-            <w:bookmarkStart w:id="195" w:name="_Toc215508668"/>
-            <w:bookmarkStart w:id="196" w:name="_Toc215510619"/>
-            <w:bookmarkStart w:id="197" w:name="_Toc215510736"/>
-            <w:bookmarkStart w:id="198" w:name="_Toc226395540"/>
-            <w:bookmarkStart w:id="199" w:name="_Toc226395698"/>
+            <w:bookmarkStart w:id="196" w:name="_Toc215508668"/>
+            <w:bookmarkStart w:id="197" w:name="_Toc215510619"/>
+            <w:bookmarkStart w:id="198" w:name="_Toc215510736"/>
+            <w:bookmarkStart w:id="199" w:name="_Toc226395540"/>
+            <w:bookmarkStart w:id="200" w:name="_Toc226395698"/>
             <w:r>
               <w:rPr>
                 <w:rStyle w:val="Forte"/>
@@ -15841,11 +15635,11 @@
               </w:rPr>
               <w:t>Cenário Principal</w:t>
             </w:r>
-            <w:bookmarkEnd w:id="195"/>
             <w:bookmarkEnd w:id="196"/>
             <w:bookmarkEnd w:id="197"/>
             <w:bookmarkEnd w:id="198"/>
             <w:bookmarkEnd w:id="199"/>
+            <w:bookmarkEnd w:id="200"/>
           </w:p>
           <w:p>
             <w:pPr>
@@ -15949,10 +15743,10 @@
                 <w:lang w:eastAsia="pt-BR" w:bidi="ar-SA"/>
               </w:rPr>
             </w:pPr>
-            <w:bookmarkStart w:id="200" w:name="_Toc215510620"/>
-            <w:bookmarkStart w:id="201" w:name="_Toc215510737"/>
-            <w:bookmarkStart w:id="202" w:name="_Toc226395541"/>
-            <w:bookmarkStart w:id="203" w:name="_Toc226395699"/>
+            <w:bookmarkStart w:id="201" w:name="_Toc215510620"/>
+            <w:bookmarkStart w:id="202" w:name="_Toc215510737"/>
+            <w:bookmarkStart w:id="203" w:name="_Toc226395541"/>
+            <w:bookmarkStart w:id="204" w:name="_Toc226395699"/>
             <w:r>
               <w:rPr>
                 <w:rStyle w:val="Forte"/>
@@ -15964,10 +15758,10 @@
               </w:rPr>
               <w:t>Fluxo Alternativo — Cancelamento</w:t>
             </w:r>
-            <w:bookmarkEnd w:id="200"/>
             <w:bookmarkEnd w:id="201"/>
             <w:bookmarkEnd w:id="202"/>
             <w:bookmarkEnd w:id="203"/>
+            <w:bookmarkEnd w:id="204"/>
           </w:p>
           <w:p>
             <w:pPr>
@@ -16093,7 +15887,7 @@
       <w:pPr>
         <w:pStyle w:val="Legenda"/>
       </w:pPr>
-      <w:bookmarkStart w:id="204" w:name="_Toc226470043"/>
+      <w:bookmarkStart w:id="205" w:name="_Toc226470043"/>
       <w:r>
         <w:t xml:space="preserve">Tabela </w:t>
       </w:r>
@@ -16104,7 +15898,7 @@
           </w:rPr>
           <w:t>13</w:t>
         </w:r>
-        <w:bookmarkEnd w:id="204"/>
+        <w:bookmarkEnd w:id="205"/>
       </w:fldSimple>
     </w:p>
     <w:tbl>
@@ -16520,7 +16314,7 @@
       <w:pPr>
         <w:pStyle w:val="Legenda"/>
       </w:pPr>
-      <w:bookmarkStart w:id="205" w:name="_Toc226470044"/>
+      <w:bookmarkStart w:id="206" w:name="_Toc226470044"/>
       <w:r>
         <w:t xml:space="preserve">Tabela </w:t>
       </w:r>
@@ -16531,7 +16325,7 @@
           </w:rPr>
           <w:t>14</w:t>
         </w:r>
-        <w:bookmarkEnd w:id="205"/>
+        <w:bookmarkEnd w:id="206"/>
       </w:fldSimple>
     </w:p>
     <w:tbl>
@@ -16946,7 +16740,7 @@
       <w:pPr>
         <w:pStyle w:val="Legenda"/>
       </w:pPr>
-      <w:bookmarkStart w:id="206" w:name="_Toc226470045"/>
+      <w:bookmarkStart w:id="207" w:name="_Toc226470045"/>
       <w:r>
         <w:t xml:space="preserve">Tabela </w:t>
       </w:r>
@@ -16957,7 +16751,7 @@
           </w:rPr>
           <w:t>15</w:t>
         </w:r>
-        <w:bookmarkEnd w:id="206"/>
+        <w:bookmarkEnd w:id="207"/>
       </w:fldSimple>
     </w:p>
     <w:tbl>
@@ -17353,7 +17147,7 @@
       <w:pPr>
         <w:pStyle w:val="Legenda"/>
       </w:pPr>
-      <w:bookmarkStart w:id="207" w:name="_Toc226470046"/>
+      <w:bookmarkStart w:id="208" w:name="_Toc226470046"/>
       <w:r>
         <w:t xml:space="preserve">Tabela </w:t>
       </w:r>
@@ -17364,7 +17158,7 @@
           </w:rPr>
           <w:t>16</w:t>
         </w:r>
-        <w:bookmarkEnd w:id="207"/>
+        <w:bookmarkEnd w:id="208"/>
       </w:fldSimple>
     </w:p>
     <w:tbl>
@@ -17754,7 +17548,7 @@
       <w:pPr>
         <w:pStyle w:val="Legenda"/>
       </w:pPr>
-      <w:bookmarkStart w:id="208" w:name="_Toc226470047"/>
+      <w:bookmarkStart w:id="209" w:name="_Toc226470047"/>
       <w:r>
         <w:t xml:space="preserve">Tabela </w:t>
       </w:r>
@@ -17765,7 +17559,7 @@
           </w:rPr>
           <w:t>17</w:t>
         </w:r>
-        <w:bookmarkEnd w:id="208"/>
+        <w:bookmarkEnd w:id="209"/>
       </w:fldSimple>
     </w:p>
     <w:tbl>
@@ -18161,7 +17955,7 @@
       <w:pPr>
         <w:pStyle w:val="Legenda"/>
       </w:pPr>
-      <w:bookmarkStart w:id="209" w:name="_Toc226470048"/>
+      <w:bookmarkStart w:id="210" w:name="_Toc226470048"/>
       <w:r>
         <w:lastRenderedPageBreak/>
         <w:t xml:space="preserve">Tabela </w:t>
@@ -18173,7 +17967,7 @@
           </w:rPr>
           <w:t>18</w:t>
         </w:r>
-        <w:bookmarkEnd w:id="209"/>
+        <w:bookmarkEnd w:id="210"/>
       </w:fldSimple>
     </w:p>
     <w:tbl>
@@ -18546,13 +18340,13 @@
           <w:szCs w:val="24"/>
         </w:rPr>
       </w:pPr>
-      <w:bookmarkStart w:id="210" w:name="_Toc214444945"/>
-      <w:bookmarkStart w:id="211" w:name="_Toc214445831"/>
-      <w:bookmarkStart w:id="212" w:name="_Toc215508669"/>
-      <w:bookmarkStart w:id="213" w:name="_Toc215510621"/>
-      <w:bookmarkStart w:id="214" w:name="_Toc215510738"/>
-      <w:bookmarkStart w:id="215" w:name="_Toc226395542"/>
-      <w:bookmarkStart w:id="216" w:name="_Toc226395700"/>
+      <w:bookmarkStart w:id="211" w:name="_Toc214444945"/>
+      <w:bookmarkStart w:id="212" w:name="_Toc214445831"/>
+      <w:bookmarkStart w:id="213" w:name="_Toc215508669"/>
+      <w:bookmarkStart w:id="214" w:name="_Toc215510621"/>
+      <w:bookmarkStart w:id="215" w:name="_Toc215510738"/>
+      <w:bookmarkStart w:id="216" w:name="_Toc226395542"/>
+      <w:bookmarkStart w:id="217" w:name="_Toc226395700"/>
       <w:r>
         <w:rPr>
           <w:rFonts w:ascii="Arial" w:hAnsi="Arial" w:cs="Arial"/>
@@ -18585,13 +18379,13 @@
         </w:rPr>
         <w:t xml:space="preserve"> Conceitual</w:t>
       </w:r>
-      <w:bookmarkEnd w:id="210"/>
       <w:bookmarkEnd w:id="211"/>
       <w:bookmarkEnd w:id="212"/>
       <w:bookmarkEnd w:id="213"/>
       <w:bookmarkEnd w:id="214"/>
       <w:bookmarkEnd w:id="215"/>
       <w:bookmarkEnd w:id="216"/>
+      <w:bookmarkEnd w:id="217"/>
     </w:p>
     <w:p>
       <w:pPr>
@@ -18629,7 +18423,7 @@
           <w:rFonts w:ascii="Arial" w:hAnsi="Arial" w:cs="Arial"/>
         </w:rPr>
         <w:pict w14:anchorId="289EC789">
-          <v:shape id="_x0000_i1029" type="#_x0000_t75" style="width:423.7pt;height:246.25pt">
+          <v:shape id="_x0000_i1029" type="#_x0000_t75" style="width:423.75pt;height:246.4pt">
             <v:imagedata r:id="rId11" o:title="Conceitual_1"/>
           </v:shape>
         </w:pict>
@@ -18735,13 +18529,13 @@
           <w:szCs w:val="24"/>
         </w:rPr>
       </w:pPr>
-      <w:bookmarkStart w:id="217" w:name="_Toc214444946"/>
-      <w:bookmarkStart w:id="218" w:name="_Toc214445832"/>
-      <w:bookmarkStart w:id="219" w:name="_Toc215508670"/>
-      <w:bookmarkStart w:id="220" w:name="_Toc215510622"/>
-      <w:bookmarkStart w:id="221" w:name="_Toc215510739"/>
-      <w:bookmarkStart w:id="222" w:name="_Toc226395543"/>
-      <w:bookmarkStart w:id="223" w:name="_Toc226395701"/>
+      <w:bookmarkStart w:id="218" w:name="_Toc214444946"/>
+      <w:bookmarkStart w:id="219" w:name="_Toc214445832"/>
+      <w:bookmarkStart w:id="220" w:name="_Toc215508670"/>
+      <w:bookmarkStart w:id="221" w:name="_Toc215510622"/>
+      <w:bookmarkStart w:id="222" w:name="_Toc215510739"/>
+      <w:bookmarkStart w:id="223" w:name="_Toc226395543"/>
+      <w:bookmarkStart w:id="224" w:name="_Toc226395701"/>
       <w:r>
         <w:rPr>
           <w:rFonts w:ascii="Arial" w:hAnsi="Arial" w:cs="Arial"/>
@@ -18758,13 +18552,13 @@
         </w:rPr>
         <w:t>Modelo Lógico</w:t>
       </w:r>
-      <w:bookmarkEnd w:id="217"/>
       <w:bookmarkEnd w:id="218"/>
       <w:bookmarkEnd w:id="219"/>
       <w:bookmarkEnd w:id="220"/>
       <w:bookmarkEnd w:id="221"/>
       <w:bookmarkEnd w:id="222"/>
       <w:bookmarkEnd w:id="223"/>
+      <w:bookmarkEnd w:id="224"/>
     </w:p>
     <w:p>
       <w:pPr>
@@ -18775,6 +18569,7 @@
       <w:pPr>
         <w:pStyle w:val="Legenda"/>
       </w:pPr>
+      <w:bookmarkStart w:id="225" w:name="_Toc226472911"/>
       <w:r>
         <w:t xml:space="preserve">Figura </w:t>
       </w:r>
@@ -18792,6 +18587,7 @@
       <w:r>
         <w:t>Modelo Lógico</w:t>
       </w:r>
+      <w:bookmarkEnd w:id="225"/>
     </w:p>
     <w:p>
       <w:pPr>
@@ -18802,7 +18598,7 @@
           <w:rFonts w:ascii="Arial" w:hAnsi="Arial" w:cs="Arial"/>
         </w:rPr>
         <w:pict w14:anchorId="061FAC07">
-          <v:shape id="_x0000_i1030" type="#_x0000_t75" style="width:424.1pt;height:230.75pt">
+          <v:shape id="_x0000_i1030" type="#_x0000_t75" style="width:424.15pt;height:230.65pt">
             <v:imagedata r:id="rId12" o:title="Lógico_4"/>
           </v:shape>
         </w:pict>
@@ -24172,6 +23968,146 @@
           <w:szCs w:val="24"/>
           <w:lang w:val="en-US"/>
         </w:rPr>
+        <w:t xml:space="preserve">                    FOREIGN KEY (</w:t>
+      </w:r>
+      <w:proofErr w:type="spellStart"/>
+      <w:r>
+        <w:rPr>
+          <w:rFonts w:ascii="Arial" w:hAnsi="Arial" w:cs="Arial"/>
+          <w:sz w:val="24"/>
+          <w:szCs w:val="24"/>
+          <w:lang w:val="en-US"/>
+        </w:rPr>
+        <w:t>cpf_cnpj_cliente</w:t>
+      </w:r>
+      <w:proofErr w:type="spellEnd"/>
+      <w:r>
+        <w:rPr>
+          <w:rFonts w:ascii="Arial" w:hAnsi="Arial" w:cs="Arial"/>
+          <w:sz w:val="24"/>
+          <w:szCs w:val="24"/>
+          <w:lang w:val="en-US"/>
+        </w:rPr>
+        <w:t>) REFERENCES comprador (</w:t>
+      </w:r>
+      <w:proofErr w:type="spellStart"/>
+      <w:r>
+        <w:rPr>
+          <w:rFonts w:ascii="Arial" w:hAnsi="Arial" w:cs="Arial"/>
+          <w:sz w:val="24"/>
+          <w:szCs w:val="24"/>
+          <w:lang w:val="en-US"/>
+        </w:rPr>
+        <w:t>cpf_cnpj</w:t>
+      </w:r>
+      <w:proofErr w:type="spellEnd"/>
+      <w:r>
+        <w:rPr>
+          <w:rFonts w:ascii="Arial" w:hAnsi="Arial" w:cs="Arial"/>
+          <w:sz w:val="24"/>
+          <w:szCs w:val="24"/>
+          <w:lang w:val="en-US"/>
+        </w:rPr>
+        <w:t>),</w:t>
+      </w:r>
+    </w:p>
+    <w:p>
+      <w:pPr>
+        <w:jc w:val="both"/>
+        <w:rPr>
+          <w:rFonts w:ascii="Arial" w:hAnsi="Arial" w:cs="Arial"/>
+          <w:sz w:val="24"/>
+          <w:szCs w:val="24"/>
+          <w:lang w:val="en-US"/>
+        </w:rPr>
+      </w:pPr>
+      <w:r>
+        <w:rPr>
+          <w:rFonts w:ascii="Arial" w:hAnsi="Arial" w:cs="Arial"/>
+          <w:sz w:val="24"/>
+          <w:szCs w:val="24"/>
+          <w:lang w:val="en-US"/>
+        </w:rPr>
+        <w:t xml:space="preserve">                    FOREIGN KEY (</w:t>
+      </w:r>
+      <w:proofErr w:type="spellStart"/>
+      <w:r>
+        <w:rPr>
+          <w:rFonts w:ascii="Arial" w:hAnsi="Arial" w:cs="Arial"/>
+          <w:sz w:val="24"/>
+          <w:szCs w:val="24"/>
+          <w:lang w:val="en-US"/>
+        </w:rPr>
+        <w:t>cpf_cnpj_proprietario</w:t>
+      </w:r>
+      <w:proofErr w:type="spellEnd"/>
+      <w:r>
+        <w:rPr>
+          <w:rFonts w:ascii="Arial" w:hAnsi="Arial" w:cs="Arial"/>
+          <w:sz w:val="24"/>
+          <w:szCs w:val="24"/>
+          <w:lang w:val="en-US"/>
+        </w:rPr>
+        <w:t xml:space="preserve">) references </w:t>
+      </w:r>
+      <w:proofErr w:type="spellStart"/>
+      <w:r>
+        <w:rPr>
+          <w:rFonts w:ascii="Arial" w:hAnsi="Arial" w:cs="Arial"/>
+          <w:sz w:val="24"/>
+          <w:szCs w:val="24"/>
+          <w:lang w:val="en-US"/>
+        </w:rPr>
+        <w:t>proprietario</w:t>
+      </w:r>
+      <w:proofErr w:type="spellEnd"/>
+      <w:r>
+        <w:rPr>
+          <w:rFonts w:ascii="Arial" w:hAnsi="Arial" w:cs="Arial"/>
+          <w:sz w:val="24"/>
+          <w:szCs w:val="24"/>
+          <w:lang w:val="en-US"/>
+        </w:rPr>
+        <w:t xml:space="preserve"> (</w:t>
+      </w:r>
+      <w:proofErr w:type="spellStart"/>
+      <w:r>
+        <w:rPr>
+          <w:rFonts w:ascii="Arial" w:hAnsi="Arial" w:cs="Arial"/>
+          <w:sz w:val="24"/>
+          <w:szCs w:val="24"/>
+          <w:lang w:val="en-US"/>
+        </w:rPr>
+        <w:t>cpf_cnpj</w:t>
+      </w:r>
+      <w:proofErr w:type="spellEnd"/>
+      <w:r>
+        <w:rPr>
+          <w:rFonts w:ascii="Arial" w:hAnsi="Arial" w:cs="Arial"/>
+          <w:sz w:val="24"/>
+          <w:szCs w:val="24"/>
+          <w:lang w:val="en-US"/>
+        </w:rPr>
+        <w:t>),</w:t>
+      </w:r>
+    </w:p>
+    <w:p>
+      <w:pPr>
+        <w:jc w:val="both"/>
+        <w:rPr>
+          <w:rFonts w:ascii="Arial" w:hAnsi="Arial" w:cs="Arial"/>
+          <w:sz w:val="24"/>
+          <w:szCs w:val="24"/>
+          <w:lang w:val="en-US"/>
+        </w:rPr>
+      </w:pPr>
+      <w:r>
+        <w:rPr>
+          <w:rFonts w:ascii="Arial" w:hAnsi="Arial" w:cs="Arial"/>
+          <w:sz w:val="24"/>
+          <w:szCs w:val="24"/>
+          <w:lang w:val="en-US"/>
+        </w:rPr>
         <w:lastRenderedPageBreak/>
         <w:t xml:space="preserve">                    FOREIGN KEY (</w:t>
       </w:r>
@@ -24183,7 +24119,7 @@
           <w:szCs w:val="24"/>
           <w:lang w:val="en-US"/>
         </w:rPr>
-        <w:t>cpf_cnpj_cliente</w:t>
+        <w:t>cpf_cnpj_corretor</w:t>
       </w:r>
       <w:proofErr w:type="spellEnd"/>
       <w:r>
@@ -24193,7 +24129,7 @@
           <w:szCs w:val="24"/>
           <w:lang w:val="en-US"/>
         </w:rPr>
-        <w:t>) REFERENCES comprador (</w:t>
+        <w:t xml:space="preserve">) references </w:t>
       </w:r>
       <w:proofErr w:type="spellStart"/>
       <w:r>
@@ -24203,6 +24139,26 @@
           <w:szCs w:val="24"/>
           <w:lang w:val="en-US"/>
         </w:rPr>
+        <w:t>corretor</w:t>
+      </w:r>
+      <w:proofErr w:type="spellEnd"/>
+      <w:r>
+        <w:rPr>
+          <w:rFonts w:ascii="Arial" w:hAnsi="Arial" w:cs="Arial"/>
+          <w:sz w:val="24"/>
+          <w:szCs w:val="24"/>
+          <w:lang w:val="en-US"/>
+        </w:rPr>
+        <w:t xml:space="preserve"> (</w:t>
+      </w:r>
+      <w:proofErr w:type="spellStart"/>
+      <w:r>
+        <w:rPr>
+          <w:rFonts w:ascii="Arial" w:hAnsi="Arial" w:cs="Arial"/>
+          <w:sz w:val="24"/>
+          <w:szCs w:val="24"/>
+          <w:lang w:val="en-US"/>
+        </w:rPr>
         <w:t>cpf_cnpj</w:t>
       </w:r>
       <w:proofErr w:type="spellEnd"/>
@@ -24213,7 +24169,7 @@
           <w:szCs w:val="24"/>
           <w:lang w:val="en-US"/>
         </w:rPr>
-        <w:t>),</w:t>
+        <w:t>)</w:t>
       </w:r>
     </w:p>
     <w:p>
@@ -24233,7 +24189,49 @@
           <w:szCs w:val="24"/>
           <w:lang w:val="en-US"/>
         </w:rPr>
-        <w:t xml:space="preserve">                    FOREIGN KEY (</w:t>
+        <w:t xml:space="preserve">                    </w:t>
+      </w:r>
+      <w:proofErr w:type="gramStart"/>
+      <w:r>
+        <w:rPr>
+          <w:rFonts w:ascii="Arial" w:hAnsi="Arial" w:cs="Arial"/>
+          <w:sz w:val="24"/>
+          <w:szCs w:val="24"/>
+          <w:lang w:val="en-US"/>
+        </w:rPr>
+        <w:t>);</w:t>
+      </w:r>
+      <w:proofErr w:type="gramEnd"/>
+    </w:p>
+    <w:p>
+      <w:pPr>
+        <w:jc w:val="both"/>
+        <w:rPr>
+          <w:rFonts w:ascii="Arial" w:hAnsi="Arial" w:cs="Arial"/>
+          <w:sz w:val="24"/>
+          <w:szCs w:val="24"/>
+          <w:lang w:val="en-US"/>
+        </w:rPr>
+      </w:pPr>
+    </w:p>
+    <w:p>
+      <w:pPr>
+        <w:jc w:val="both"/>
+        <w:rPr>
+          <w:rFonts w:ascii="Arial" w:hAnsi="Arial" w:cs="Arial"/>
+          <w:sz w:val="24"/>
+          <w:szCs w:val="24"/>
+          <w:lang w:val="en-US"/>
+        </w:rPr>
+      </w:pPr>
+      <w:r>
+        <w:rPr>
+          <w:rFonts w:ascii="Arial" w:hAnsi="Arial" w:cs="Arial"/>
+          <w:sz w:val="24"/>
+          <w:szCs w:val="24"/>
+          <w:lang w:val="en-US"/>
+        </w:rPr>
+        <w:t xml:space="preserve">                CREATE TABLE IF NOT EXISTS </w:t>
       </w:r>
       <w:proofErr w:type="spellStart"/>
       <w:r>
@@ -24243,7 +24241,7 @@
           <w:szCs w:val="24"/>
           <w:lang w:val="en-US"/>
         </w:rPr>
-        <w:t>cpf_cnpj_proprietario</w:t>
+        <w:t>gerente</w:t>
       </w:r>
       <w:proofErr w:type="spellEnd"/>
       <w:r>
@@ -24253,7 +24251,27 @@
           <w:szCs w:val="24"/>
           <w:lang w:val="en-US"/>
         </w:rPr>
-        <w:t xml:space="preserve">) references </w:t>
+        <w:t xml:space="preserve"> (</w:t>
+      </w:r>
+    </w:p>
+    <w:p>
+      <w:pPr>
+        <w:jc w:val="both"/>
+        <w:rPr>
+          <w:rFonts w:ascii="Arial" w:hAnsi="Arial" w:cs="Arial"/>
+          <w:sz w:val="24"/>
+          <w:szCs w:val="24"/>
+          <w:lang w:val="en-US"/>
+        </w:rPr>
+      </w:pPr>
+      <w:r>
+        <w:rPr>
+          <w:rFonts w:ascii="Arial" w:hAnsi="Arial" w:cs="Arial"/>
+          <w:sz w:val="24"/>
+          <w:szCs w:val="24"/>
+          <w:lang w:val="en-US"/>
+        </w:rPr>
+        <w:t xml:space="preserve">                    </w:t>
       </w:r>
       <w:proofErr w:type="spellStart"/>
       <w:r>
@@ -24263,7 +24281,7 @@
           <w:szCs w:val="24"/>
           <w:lang w:val="en-US"/>
         </w:rPr>
-        <w:t>proprietario</w:t>
+        <w:t>id_gerente</w:t>
       </w:r>
       <w:proofErr w:type="spellEnd"/>
       <w:r>
@@ -24273,8 +24291,550 @@
           <w:szCs w:val="24"/>
           <w:lang w:val="en-US"/>
         </w:rPr>
+        <w:t xml:space="preserve"> INTEGER PRIMARY KEY AUTOINCREMENT,</w:t>
+      </w:r>
+    </w:p>
+    <w:p>
+      <w:pPr>
+        <w:jc w:val="both"/>
+        <w:rPr>
+          <w:rFonts w:ascii="Arial" w:hAnsi="Arial" w:cs="Arial"/>
+          <w:sz w:val="24"/>
+          <w:szCs w:val="24"/>
+          <w:lang w:val="en-US"/>
+        </w:rPr>
+      </w:pPr>
+      <w:r>
+        <w:rPr>
+          <w:rFonts w:ascii="Arial" w:hAnsi="Arial" w:cs="Arial"/>
+          <w:sz w:val="24"/>
+          <w:szCs w:val="24"/>
+          <w:lang w:val="en-US"/>
+        </w:rPr>
+        <w:t xml:space="preserve">                    username TEXT NOT NULL UNIQUE,</w:t>
+      </w:r>
+    </w:p>
+    <w:p>
+      <w:pPr>
+        <w:jc w:val="both"/>
+        <w:rPr>
+          <w:rFonts w:ascii="Arial" w:hAnsi="Arial" w:cs="Arial"/>
+          <w:sz w:val="24"/>
+          <w:szCs w:val="24"/>
+          <w:lang w:val="en-US"/>
+        </w:rPr>
+      </w:pPr>
+      <w:r>
+        <w:rPr>
+          <w:rFonts w:ascii="Arial" w:hAnsi="Arial" w:cs="Arial"/>
+          <w:sz w:val="24"/>
+          <w:szCs w:val="24"/>
+          <w:lang w:val="en-US"/>
+        </w:rPr>
+        <w:t xml:space="preserve">                    </w:t>
+      </w:r>
+      <w:proofErr w:type="spellStart"/>
+      <w:r>
+        <w:rPr>
+          <w:rFonts w:ascii="Arial" w:hAnsi="Arial" w:cs="Arial"/>
+          <w:sz w:val="24"/>
+          <w:szCs w:val="24"/>
+          <w:lang w:val="en-US"/>
+        </w:rPr>
+        <w:t>senha</w:t>
+      </w:r>
+      <w:proofErr w:type="spellEnd"/>
+      <w:r>
+        <w:rPr>
+          <w:rFonts w:ascii="Arial" w:hAnsi="Arial" w:cs="Arial"/>
+          <w:sz w:val="24"/>
+          <w:szCs w:val="24"/>
+          <w:lang w:val="en-US"/>
+        </w:rPr>
+        <w:t xml:space="preserve"> TEXT NOT NULL,</w:t>
+      </w:r>
+    </w:p>
+    <w:p>
+      <w:pPr>
+        <w:jc w:val="both"/>
+        <w:rPr>
+          <w:rFonts w:ascii="Arial" w:hAnsi="Arial" w:cs="Arial"/>
+          <w:sz w:val="24"/>
+          <w:szCs w:val="24"/>
+          <w:lang w:val="en-US"/>
+        </w:rPr>
+      </w:pPr>
+      <w:r>
+        <w:rPr>
+          <w:rFonts w:ascii="Arial" w:hAnsi="Arial" w:cs="Arial"/>
+          <w:sz w:val="24"/>
+          <w:szCs w:val="24"/>
+          <w:lang w:val="en-US"/>
+        </w:rPr>
+        <w:t xml:space="preserve">                    email TEXT NOT NULL UNIQUE,</w:t>
+      </w:r>
+    </w:p>
+    <w:p>
+      <w:pPr>
+        <w:jc w:val="both"/>
+        <w:rPr>
+          <w:rFonts w:ascii="Arial" w:hAnsi="Arial" w:cs="Arial"/>
+          <w:sz w:val="24"/>
+          <w:szCs w:val="24"/>
+          <w:lang w:val="en-US"/>
+        </w:rPr>
+      </w:pPr>
+      <w:r>
+        <w:rPr>
+          <w:rFonts w:ascii="Arial" w:hAnsi="Arial" w:cs="Arial"/>
+          <w:sz w:val="24"/>
+          <w:szCs w:val="24"/>
+          <w:lang w:val="en-US"/>
+        </w:rPr>
+        <w:t xml:space="preserve">                    </w:t>
+      </w:r>
+      <w:proofErr w:type="spellStart"/>
+      <w:r>
+        <w:rPr>
+          <w:rFonts w:ascii="Arial" w:hAnsi="Arial" w:cs="Arial"/>
+          <w:sz w:val="24"/>
+          <w:szCs w:val="24"/>
+          <w:lang w:val="en-US"/>
+        </w:rPr>
+        <w:t>nome</w:t>
+      </w:r>
+      <w:proofErr w:type="spellEnd"/>
+      <w:r>
+        <w:rPr>
+          <w:rFonts w:ascii="Arial" w:hAnsi="Arial" w:cs="Arial"/>
+          <w:sz w:val="24"/>
+          <w:szCs w:val="24"/>
+          <w:lang w:val="en-US"/>
+        </w:rPr>
+        <w:t xml:space="preserve"> TEXT NOT NULL,</w:t>
+      </w:r>
+    </w:p>
+    <w:p>
+      <w:pPr>
+        <w:jc w:val="both"/>
+        <w:rPr>
+          <w:rFonts w:ascii="Arial" w:hAnsi="Arial" w:cs="Arial"/>
+          <w:sz w:val="24"/>
+          <w:szCs w:val="24"/>
+          <w:lang w:val="en-US"/>
+        </w:rPr>
+      </w:pPr>
+      <w:r>
+        <w:rPr>
+          <w:rFonts w:ascii="Arial" w:hAnsi="Arial" w:cs="Arial"/>
+          <w:sz w:val="24"/>
+          <w:szCs w:val="24"/>
+          <w:lang w:val="en-US"/>
+        </w:rPr>
+        <w:t xml:space="preserve">                    </w:t>
+      </w:r>
+      <w:proofErr w:type="spellStart"/>
+      <w:r>
+        <w:rPr>
+          <w:rFonts w:ascii="Arial" w:hAnsi="Arial" w:cs="Arial"/>
+          <w:sz w:val="24"/>
+          <w:szCs w:val="24"/>
+          <w:lang w:val="en-US"/>
+        </w:rPr>
+        <w:t>cpf_cnpj</w:t>
+      </w:r>
+      <w:proofErr w:type="spellEnd"/>
+      <w:r>
+        <w:rPr>
+          <w:rFonts w:ascii="Arial" w:hAnsi="Arial" w:cs="Arial"/>
+          <w:sz w:val="24"/>
+          <w:szCs w:val="24"/>
+          <w:lang w:val="en-US"/>
+        </w:rPr>
+        <w:t xml:space="preserve"> TEXT NOT NULL UNIQUE,</w:t>
+      </w:r>
+    </w:p>
+    <w:p>
+      <w:pPr>
+        <w:jc w:val="both"/>
+        <w:rPr>
+          <w:rFonts w:ascii="Arial" w:hAnsi="Arial" w:cs="Arial"/>
+          <w:sz w:val="24"/>
+          <w:szCs w:val="24"/>
+          <w:lang w:val="en-US"/>
+        </w:rPr>
+      </w:pPr>
+      <w:r>
+        <w:rPr>
+          <w:rFonts w:ascii="Arial" w:hAnsi="Arial" w:cs="Arial"/>
+          <w:sz w:val="24"/>
+          <w:szCs w:val="24"/>
+          <w:lang w:val="en-US"/>
+        </w:rPr>
+        <w:t xml:space="preserve">                    </w:t>
+      </w:r>
+      <w:proofErr w:type="spellStart"/>
+      <w:r>
+        <w:rPr>
+          <w:rFonts w:ascii="Arial" w:hAnsi="Arial" w:cs="Arial"/>
+          <w:sz w:val="24"/>
+          <w:szCs w:val="24"/>
+          <w:lang w:val="en-US"/>
+        </w:rPr>
+        <w:t>rg</w:t>
+      </w:r>
+      <w:proofErr w:type="spellEnd"/>
+      <w:r>
+        <w:rPr>
+          <w:rFonts w:ascii="Arial" w:hAnsi="Arial" w:cs="Arial"/>
+          <w:sz w:val="24"/>
+          <w:szCs w:val="24"/>
+          <w:lang w:val="en-US"/>
+        </w:rPr>
+        <w:t xml:space="preserve"> </w:t>
+      </w:r>
+      <w:proofErr w:type="gramStart"/>
+      <w:r>
+        <w:rPr>
+          <w:rFonts w:ascii="Arial" w:hAnsi="Arial" w:cs="Arial"/>
+          <w:sz w:val="24"/>
+          <w:szCs w:val="24"/>
+          <w:lang w:val="en-US"/>
+        </w:rPr>
+        <w:t>TEXT  NULL</w:t>
+      </w:r>
+      <w:proofErr w:type="gramEnd"/>
+      <w:r>
+        <w:rPr>
+          <w:rFonts w:ascii="Arial" w:hAnsi="Arial" w:cs="Arial"/>
+          <w:sz w:val="24"/>
+          <w:szCs w:val="24"/>
+          <w:lang w:val="en-US"/>
+        </w:rPr>
+        <w:t>,</w:t>
+      </w:r>
+    </w:p>
+    <w:p>
+      <w:pPr>
+        <w:jc w:val="both"/>
+        <w:rPr>
+          <w:rFonts w:ascii="Arial" w:hAnsi="Arial" w:cs="Arial"/>
+          <w:sz w:val="24"/>
+          <w:szCs w:val="24"/>
+          <w:lang w:val="en-US"/>
+        </w:rPr>
+      </w:pPr>
+      <w:r>
+        <w:rPr>
+          <w:rFonts w:ascii="Arial" w:hAnsi="Arial" w:cs="Arial"/>
+          <w:sz w:val="24"/>
+          <w:szCs w:val="24"/>
+          <w:lang w:val="en-US"/>
+        </w:rPr>
+        <w:t xml:space="preserve">                    </w:t>
+      </w:r>
+      <w:proofErr w:type="spellStart"/>
+      <w:r>
+        <w:rPr>
+          <w:rFonts w:ascii="Arial" w:hAnsi="Arial" w:cs="Arial"/>
+          <w:sz w:val="24"/>
+          <w:szCs w:val="24"/>
+          <w:lang w:val="en-US"/>
+        </w:rPr>
+        <w:t>telefone</w:t>
+      </w:r>
+      <w:proofErr w:type="spellEnd"/>
+      <w:r>
+        <w:rPr>
+          <w:rFonts w:ascii="Arial" w:hAnsi="Arial" w:cs="Arial"/>
+          <w:sz w:val="24"/>
+          <w:szCs w:val="24"/>
+          <w:lang w:val="en-US"/>
+        </w:rPr>
+        <w:t xml:space="preserve"> TEXT NOT NULL,</w:t>
+      </w:r>
+    </w:p>
+    <w:p>
+      <w:pPr>
+        <w:jc w:val="both"/>
+        <w:rPr>
+          <w:rFonts w:ascii="Arial" w:hAnsi="Arial" w:cs="Arial"/>
+          <w:sz w:val="24"/>
+          <w:szCs w:val="24"/>
+          <w:lang w:val="en-US"/>
+        </w:rPr>
+      </w:pPr>
+      <w:r>
+        <w:rPr>
+          <w:rFonts w:ascii="Arial" w:hAnsi="Arial" w:cs="Arial"/>
+          <w:sz w:val="24"/>
+          <w:szCs w:val="24"/>
+          <w:lang w:val="en-US"/>
+        </w:rPr>
+        <w:t xml:space="preserve">                    </w:t>
+      </w:r>
+      <w:proofErr w:type="spellStart"/>
+      <w:r>
+        <w:rPr>
+          <w:rFonts w:ascii="Arial" w:hAnsi="Arial" w:cs="Arial"/>
+          <w:sz w:val="24"/>
+          <w:szCs w:val="24"/>
+          <w:lang w:val="en-US"/>
+        </w:rPr>
+        <w:t>endereco</w:t>
+      </w:r>
+      <w:proofErr w:type="spellEnd"/>
+      <w:r>
+        <w:rPr>
+          <w:rFonts w:ascii="Arial" w:hAnsi="Arial" w:cs="Arial"/>
+          <w:sz w:val="24"/>
+          <w:szCs w:val="24"/>
+          <w:lang w:val="en-US"/>
+        </w:rPr>
+        <w:t xml:space="preserve"> TEXT NOT NULL,</w:t>
+      </w:r>
+    </w:p>
+    <w:p>
+      <w:pPr>
+        <w:jc w:val="both"/>
+        <w:rPr>
+          <w:rFonts w:ascii="Arial" w:hAnsi="Arial" w:cs="Arial"/>
+          <w:sz w:val="24"/>
+          <w:szCs w:val="24"/>
+          <w:lang w:val="en-US"/>
+        </w:rPr>
+      </w:pPr>
+      <w:r>
+        <w:rPr>
+          <w:rFonts w:ascii="Arial" w:hAnsi="Arial" w:cs="Arial"/>
+          <w:sz w:val="24"/>
+          <w:szCs w:val="24"/>
+          <w:lang w:val="en-US"/>
+        </w:rPr>
+        <w:t xml:space="preserve">                    </w:t>
+      </w:r>
+      <w:proofErr w:type="spellStart"/>
+      <w:r>
+        <w:rPr>
+          <w:rFonts w:ascii="Arial" w:hAnsi="Arial" w:cs="Arial"/>
+          <w:sz w:val="24"/>
+          <w:szCs w:val="24"/>
+          <w:lang w:val="en-US"/>
+        </w:rPr>
+        <w:t>data_nascimento</w:t>
+      </w:r>
+      <w:proofErr w:type="spellEnd"/>
+      <w:r>
+        <w:rPr>
+          <w:rFonts w:ascii="Arial" w:hAnsi="Arial" w:cs="Arial"/>
+          <w:sz w:val="24"/>
+          <w:szCs w:val="24"/>
+          <w:lang w:val="en-US"/>
+        </w:rPr>
+        <w:t xml:space="preserve"> TEXT NOT NULL,</w:t>
+      </w:r>
+    </w:p>
+    <w:p>
+      <w:pPr>
+        <w:jc w:val="both"/>
+        <w:rPr>
+          <w:rFonts w:ascii="Arial" w:hAnsi="Arial" w:cs="Arial"/>
+          <w:sz w:val="24"/>
+          <w:szCs w:val="24"/>
+          <w:lang w:val="en-US"/>
+        </w:rPr>
+      </w:pPr>
+      <w:r>
+        <w:rPr>
+          <w:rFonts w:ascii="Arial" w:hAnsi="Arial" w:cs="Arial"/>
+          <w:sz w:val="24"/>
+          <w:szCs w:val="24"/>
+          <w:lang w:val="en-US"/>
+        </w:rPr>
+        <w:t xml:space="preserve">                    </w:t>
+      </w:r>
+      <w:proofErr w:type="spellStart"/>
+      <w:r>
+        <w:rPr>
+          <w:rFonts w:ascii="Arial" w:hAnsi="Arial" w:cs="Arial"/>
+          <w:sz w:val="24"/>
+          <w:szCs w:val="24"/>
+          <w:lang w:val="en-US"/>
+        </w:rPr>
+        <w:t>turno</w:t>
+      </w:r>
+      <w:proofErr w:type="spellEnd"/>
+      <w:r>
+        <w:rPr>
+          <w:rFonts w:ascii="Arial" w:hAnsi="Arial" w:cs="Arial"/>
+          <w:sz w:val="24"/>
+          <w:szCs w:val="24"/>
+          <w:lang w:val="en-US"/>
+        </w:rPr>
+        <w:t xml:space="preserve"> TEXT NULL,</w:t>
+      </w:r>
+    </w:p>
+    <w:p>
+      <w:pPr>
+        <w:jc w:val="both"/>
+        <w:rPr>
+          <w:rFonts w:ascii="Arial" w:hAnsi="Arial" w:cs="Arial"/>
+          <w:sz w:val="24"/>
+          <w:szCs w:val="24"/>
+          <w:lang w:val="en-US"/>
+        </w:rPr>
+      </w:pPr>
+      <w:r>
+        <w:rPr>
+          <w:rFonts w:ascii="Arial" w:hAnsi="Arial" w:cs="Arial"/>
+          <w:sz w:val="24"/>
+          <w:szCs w:val="24"/>
+          <w:lang w:val="en-US"/>
+        </w:rPr>
+        <w:t xml:space="preserve">                    </w:t>
+      </w:r>
+      <w:proofErr w:type="spellStart"/>
+      <w:r>
+        <w:rPr>
+          <w:rFonts w:ascii="Arial" w:hAnsi="Arial" w:cs="Arial"/>
+          <w:sz w:val="24"/>
+          <w:szCs w:val="24"/>
+          <w:lang w:val="en-US"/>
+        </w:rPr>
+        <w:t>salario</w:t>
+      </w:r>
+      <w:proofErr w:type="spellEnd"/>
+      <w:r>
+        <w:rPr>
+          <w:rFonts w:ascii="Arial" w:hAnsi="Arial" w:cs="Arial"/>
+          <w:sz w:val="24"/>
+          <w:szCs w:val="24"/>
+          <w:lang w:val="en-US"/>
+        </w:rPr>
+        <w:t xml:space="preserve"> REAL NOT NULL,</w:t>
+      </w:r>
+    </w:p>
+    <w:p>
+      <w:pPr>
+        <w:jc w:val="both"/>
+        <w:rPr>
+          <w:rFonts w:ascii="Arial" w:hAnsi="Arial" w:cs="Arial"/>
+          <w:sz w:val="24"/>
+          <w:szCs w:val="24"/>
+          <w:lang w:val="en-US"/>
+        </w:rPr>
+      </w:pPr>
+      <w:r>
+        <w:rPr>
+          <w:rFonts w:ascii="Arial" w:hAnsi="Arial" w:cs="Arial"/>
+          <w:sz w:val="24"/>
+          <w:szCs w:val="24"/>
+          <w:lang w:val="en-US"/>
+        </w:rPr>
+        <w:t xml:space="preserve">                    matricula TEXT NULL UNIQUE</w:t>
+      </w:r>
+    </w:p>
+    <w:p>
+      <w:pPr>
+        <w:jc w:val="both"/>
+        <w:rPr>
+          <w:rFonts w:ascii="Arial" w:hAnsi="Arial" w:cs="Arial"/>
+          <w:sz w:val="24"/>
+          <w:szCs w:val="24"/>
+          <w:lang w:val="en-US"/>
+        </w:rPr>
+      </w:pPr>
+      <w:r>
+        <w:rPr>
+          <w:rFonts w:ascii="Arial" w:hAnsi="Arial" w:cs="Arial"/>
+          <w:sz w:val="24"/>
+          <w:szCs w:val="24"/>
+          <w:lang w:val="en-US"/>
+        </w:rPr>
+        <w:t xml:space="preserve">                </w:t>
+      </w:r>
+      <w:proofErr w:type="gramStart"/>
+      <w:r>
+        <w:rPr>
+          <w:rFonts w:ascii="Arial" w:hAnsi="Arial" w:cs="Arial"/>
+          <w:sz w:val="24"/>
+          <w:szCs w:val="24"/>
+          <w:lang w:val="en-US"/>
+        </w:rPr>
+        <w:t>);</w:t>
+      </w:r>
+      <w:proofErr w:type="gramEnd"/>
+    </w:p>
+    <w:p>
+      <w:pPr>
+        <w:jc w:val="both"/>
+        <w:rPr>
+          <w:rFonts w:ascii="Arial" w:hAnsi="Arial" w:cs="Arial"/>
+          <w:sz w:val="24"/>
+          <w:szCs w:val="24"/>
+          <w:lang w:val="en-US"/>
+        </w:rPr>
+      </w:pPr>
+    </w:p>
+    <w:p>
+      <w:pPr>
+        <w:jc w:val="both"/>
+        <w:rPr>
+          <w:rFonts w:ascii="Arial" w:hAnsi="Arial" w:cs="Arial"/>
+          <w:sz w:val="24"/>
+          <w:szCs w:val="24"/>
+          <w:lang w:val="en-US"/>
+        </w:rPr>
+      </w:pPr>
+      <w:r>
+        <w:rPr>
+          <w:rFonts w:ascii="Arial" w:hAnsi="Arial" w:cs="Arial"/>
+          <w:sz w:val="24"/>
+          <w:szCs w:val="24"/>
+          <w:lang w:val="en-US"/>
+        </w:rPr>
+        <w:t xml:space="preserve">                CREATE TABLE IF NOT EXISTS </w:t>
+      </w:r>
+      <w:proofErr w:type="spellStart"/>
+      <w:r>
+        <w:rPr>
+          <w:rFonts w:ascii="Arial" w:hAnsi="Arial" w:cs="Arial"/>
+          <w:sz w:val="24"/>
+          <w:szCs w:val="24"/>
+          <w:lang w:val="en-US"/>
+        </w:rPr>
+        <w:t>anuncio</w:t>
+      </w:r>
+      <w:proofErr w:type="spellEnd"/>
+      <w:r>
+        <w:rPr>
+          <w:rFonts w:ascii="Arial" w:hAnsi="Arial" w:cs="Arial"/>
+          <w:sz w:val="24"/>
+          <w:szCs w:val="24"/>
+          <w:lang w:val="en-US"/>
+        </w:rPr>
         <w:t xml:space="preserve"> (</w:t>
       </w:r>
+    </w:p>
+    <w:p>
+      <w:pPr>
+        <w:jc w:val="both"/>
+        <w:rPr>
+          <w:rFonts w:ascii="Arial" w:hAnsi="Arial" w:cs="Arial"/>
+          <w:sz w:val="24"/>
+          <w:szCs w:val="24"/>
+          <w:lang w:val="en-US"/>
+        </w:rPr>
+      </w:pPr>
+      <w:r>
+        <w:rPr>
+          <w:rFonts w:ascii="Arial" w:hAnsi="Arial" w:cs="Arial"/>
+          <w:sz w:val="24"/>
+          <w:szCs w:val="24"/>
+          <w:lang w:val="en-US"/>
+        </w:rPr>
+        <w:t xml:space="preserve">                    </w:t>
+      </w:r>
       <w:proofErr w:type="spellStart"/>
       <w:r>
         <w:rPr>
@@ -24283,7 +24843,7 @@
           <w:szCs w:val="24"/>
           <w:lang w:val="en-US"/>
         </w:rPr>
-        <w:t>cpf_cnpj</w:t>
+        <w:t>id_anuncio</w:t>
       </w:r>
       <w:proofErr w:type="spellEnd"/>
       <w:r>
@@ -24293,7 +24853,7 @@
           <w:szCs w:val="24"/>
           <w:lang w:val="en-US"/>
         </w:rPr>
-        <w:t>),</w:t>
+        <w:t xml:space="preserve"> INTEGER PRIMARY KEY AUTOINCREMENT,</w:t>
       </w:r>
     </w:p>
     <w:p>
@@ -24313,7 +24873,7 @@
           <w:szCs w:val="24"/>
           <w:lang w:val="en-US"/>
         </w:rPr>
-        <w:t xml:space="preserve">                    FOREIGN KEY (</w:t>
+        <w:t xml:space="preserve">                    </w:t>
       </w:r>
       <w:proofErr w:type="spellStart"/>
       <w:r>
@@ -24323,7 +24883,7 @@
           <w:szCs w:val="24"/>
           <w:lang w:val="en-US"/>
         </w:rPr>
-        <w:t>cpf_cnpj_corretor</w:t>
+        <w:t>descricao</w:t>
       </w:r>
       <w:proofErr w:type="spellEnd"/>
       <w:r>
@@ -24333,7 +24893,27 @@
           <w:szCs w:val="24"/>
           <w:lang w:val="en-US"/>
         </w:rPr>
-        <w:t xml:space="preserve">) references </w:t>
+        <w:t xml:space="preserve"> TEXT NULL,</w:t>
+      </w:r>
+    </w:p>
+    <w:p>
+      <w:pPr>
+        <w:jc w:val="both"/>
+        <w:rPr>
+          <w:rFonts w:ascii="Arial" w:hAnsi="Arial" w:cs="Arial"/>
+          <w:sz w:val="24"/>
+          <w:szCs w:val="24"/>
+          <w:lang w:val="en-US"/>
+        </w:rPr>
+      </w:pPr>
+      <w:r>
+        <w:rPr>
+          <w:rFonts w:ascii="Arial" w:hAnsi="Arial" w:cs="Arial"/>
+          <w:sz w:val="24"/>
+          <w:szCs w:val="24"/>
+          <w:lang w:val="en-US"/>
+        </w:rPr>
+        <w:t xml:space="preserve">                    </w:t>
       </w:r>
       <w:proofErr w:type="spellStart"/>
       <w:r>
@@ -24343,7 +24923,7 @@
           <w:szCs w:val="24"/>
           <w:lang w:val="en-US"/>
         </w:rPr>
-        <w:t>corretor</w:t>
+        <w:t>titulo</w:t>
       </w:r>
       <w:proofErr w:type="spellEnd"/>
       <w:r>
@@ -24353,8 +24933,110 @@
           <w:szCs w:val="24"/>
           <w:lang w:val="en-US"/>
         </w:rPr>
+        <w:t xml:space="preserve"> TEXT NULL</w:t>
+      </w:r>
+    </w:p>
+    <w:p>
+      <w:pPr>
+        <w:jc w:val="both"/>
+        <w:rPr>
+          <w:rFonts w:ascii="Arial" w:hAnsi="Arial" w:cs="Arial"/>
+          <w:sz w:val="24"/>
+          <w:szCs w:val="24"/>
+          <w:lang w:val="en-US"/>
+        </w:rPr>
+      </w:pPr>
+      <w:r>
+        <w:rPr>
+          <w:rFonts w:ascii="Arial" w:hAnsi="Arial" w:cs="Arial"/>
+          <w:sz w:val="24"/>
+          <w:szCs w:val="24"/>
+          <w:lang w:val="en-US"/>
+        </w:rPr>
+        <w:t xml:space="preserve">                </w:t>
+      </w:r>
+      <w:proofErr w:type="gramStart"/>
+      <w:r>
+        <w:rPr>
+          <w:rFonts w:ascii="Arial" w:hAnsi="Arial" w:cs="Arial"/>
+          <w:sz w:val="24"/>
+          <w:szCs w:val="24"/>
+          <w:lang w:val="en-US"/>
+        </w:rPr>
+        <w:t>);</w:t>
+      </w:r>
+      <w:proofErr w:type="gramEnd"/>
+    </w:p>
+    <w:p>
+      <w:pPr>
+        <w:jc w:val="both"/>
+        <w:rPr>
+          <w:rFonts w:ascii="Arial" w:hAnsi="Arial" w:cs="Arial"/>
+          <w:sz w:val="24"/>
+          <w:szCs w:val="24"/>
+          <w:lang w:val="en-US"/>
+        </w:rPr>
+      </w:pPr>
+    </w:p>
+    <w:p>
+      <w:pPr>
+        <w:jc w:val="both"/>
+        <w:rPr>
+          <w:rFonts w:ascii="Arial" w:hAnsi="Arial" w:cs="Arial"/>
+          <w:sz w:val="24"/>
+          <w:szCs w:val="24"/>
+          <w:lang w:val="en-US"/>
+        </w:rPr>
+      </w:pPr>
+      <w:r>
+        <w:rPr>
+          <w:rFonts w:ascii="Arial" w:hAnsi="Arial" w:cs="Arial"/>
+          <w:sz w:val="24"/>
+          <w:szCs w:val="24"/>
+          <w:lang w:val="en-US"/>
+        </w:rPr>
+        <w:t xml:space="preserve">                CREATE TABLE IF NOT EXISTS </w:t>
+      </w:r>
+      <w:proofErr w:type="spellStart"/>
+      <w:r>
+        <w:rPr>
+          <w:rFonts w:ascii="Arial" w:hAnsi="Arial" w:cs="Arial"/>
+          <w:sz w:val="24"/>
+          <w:szCs w:val="24"/>
+          <w:lang w:val="en-US"/>
+        </w:rPr>
+        <w:t>atendimento</w:t>
+      </w:r>
+      <w:proofErr w:type="spellEnd"/>
+      <w:r>
+        <w:rPr>
+          <w:rFonts w:ascii="Arial" w:hAnsi="Arial" w:cs="Arial"/>
+          <w:sz w:val="24"/>
+          <w:szCs w:val="24"/>
+          <w:lang w:val="en-US"/>
+        </w:rPr>
         <w:t xml:space="preserve"> (</w:t>
       </w:r>
+    </w:p>
+    <w:p>
+      <w:pPr>
+        <w:jc w:val="both"/>
+        <w:rPr>
+          <w:rFonts w:ascii="Arial" w:hAnsi="Arial" w:cs="Arial"/>
+          <w:sz w:val="24"/>
+          <w:szCs w:val="24"/>
+          <w:lang w:val="en-US"/>
+        </w:rPr>
+      </w:pPr>
+      <w:r>
+        <w:rPr>
+          <w:rFonts w:ascii="Arial" w:hAnsi="Arial" w:cs="Arial"/>
+          <w:sz w:val="24"/>
+          <w:szCs w:val="24"/>
+          <w:lang w:val="en-US"/>
+        </w:rPr>
+        <w:t xml:space="preserve">                    </w:t>
+      </w:r>
       <w:proofErr w:type="spellStart"/>
       <w:r>
         <w:rPr>
@@ -24363,7 +25045,7 @@
           <w:szCs w:val="24"/>
           <w:lang w:val="en-US"/>
         </w:rPr>
-        <w:t>cpf_cnpj</w:t>
+        <w:t>id_atendimento</w:t>
       </w:r>
       <w:proofErr w:type="spellEnd"/>
       <w:r>
@@ -24373,1779 +25055,7 @@
           <w:szCs w:val="24"/>
           <w:lang w:val="en-US"/>
         </w:rPr>
-        <w:t>)</w:t>
-      </w:r>
-    </w:p>
-    <w:p>
-      <w:pPr>
-        <w:jc w:val="both"/>
-        <w:rPr>
-          <w:rFonts w:ascii="Arial" w:hAnsi="Arial" w:cs="Arial"/>
-          <w:sz w:val="24"/>
-          <w:szCs w:val="24"/>
-          <w:lang w:val="en-US"/>
-        </w:rPr>
-      </w:pPr>
-      <w:r>
-        <w:rPr>
-          <w:rFonts w:ascii="Arial" w:hAnsi="Arial" w:cs="Arial"/>
-          <w:sz w:val="24"/>
-          <w:szCs w:val="24"/>
-          <w:lang w:val="en-US"/>
-        </w:rPr>
-        <w:t xml:space="preserve">                    </w:t>
-      </w:r>
-      <w:proofErr w:type="gramStart"/>
-      <w:r>
-        <w:rPr>
-          <w:rFonts w:ascii="Arial" w:hAnsi="Arial" w:cs="Arial"/>
-          <w:sz w:val="24"/>
-          <w:szCs w:val="24"/>
-          <w:lang w:val="en-US"/>
-        </w:rPr>
-        <w:t>);</w:t>
-      </w:r>
-      <w:proofErr w:type="gramEnd"/>
-    </w:p>
-    <w:p>
-      <w:pPr>
-        <w:jc w:val="both"/>
-        <w:rPr>
-          <w:rFonts w:ascii="Arial" w:hAnsi="Arial" w:cs="Arial"/>
-          <w:sz w:val="24"/>
-          <w:szCs w:val="24"/>
-          <w:lang w:val="en-US"/>
-        </w:rPr>
-      </w:pPr>
-    </w:p>
-    <w:p>
-      <w:pPr>
-        <w:jc w:val="both"/>
-        <w:rPr>
-          <w:rFonts w:ascii="Arial" w:hAnsi="Arial" w:cs="Arial"/>
-          <w:sz w:val="24"/>
-          <w:szCs w:val="24"/>
-          <w:lang w:val="en-US"/>
-        </w:rPr>
-      </w:pPr>
-      <w:r>
-        <w:rPr>
-          <w:rFonts w:ascii="Arial" w:hAnsi="Arial" w:cs="Arial"/>
-          <w:sz w:val="24"/>
-          <w:szCs w:val="24"/>
-          <w:lang w:val="en-US"/>
-        </w:rPr>
-        <w:t xml:space="preserve">                CREATE TABLE IF NOT EXISTS </w:t>
-      </w:r>
-      <w:proofErr w:type="spellStart"/>
-      <w:r>
-        <w:rPr>
-          <w:rFonts w:ascii="Arial" w:hAnsi="Arial" w:cs="Arial"/>
-          <w:sz w:val="24"/>
-          <w:szCs w:val="24"/>
-          <w:lang w:val="en-US"/>
-        </w:rPr>
-        <w:t>gerente</w:t>
-      </w:r>
-      <w:proofErr w:type="spellEnd"/>
-      <w:r>
-        <w:rPr>
-          <w:rFonts w:ascii="Arial" w:hAnsi="Arial" w:cs="Arial"/>
-          <w:sz w:val="24"/>
-          <w:szCs w:val="24"/>
-          <w:lang w:val="en-US"/>
-        </w:rPr>
-        <w:t xml:space="preserve"> (</w:t>
-      </w:r>
-    </w:p>
-    <w:p>
-      <w:pPr>
-        <w:jc w:val="both"/>
-        <w:rPr>
-          <w:rFonts w:ascii="Arial" w:hAnsi="Arial" w:cs="Arial"/>
-          <w:sz w:val="24"/>
-          <w:szCs w:val="24"/>
-          <w:lang w:val="en-US"/>
-        </w:rPr>
-      </w:pPr>
-      <w:r>
-        <w:rPr>
-          <w:rFonts w:ascii="Arial" w:hAnsi="Arial" w:cs="Arial"/>
-          <w:sz w:val="24"/>
-          <w:szCs w:val="24"/>
-          <w:lang w:val="en-US"/>
-        </w:rPr>
-        <w:t xml:space="preserve">                    </w:t>
-      </w:r>
-      <w:proofErr w:type="spellStart"/>
-      <w:r>
-        <w:rPr>
-          <w:rFonts w:ascii="Arial" w:hAnsi="Arial" w:cs="Arial"/>
-          <w:sz w:val="24"/>
-          <w:szCs w:val="24"/>
-          <w:lang w:val="en-US"/>
-        </w:rPr>
-        <w:t>id_gerente</w:t>
-      </w:r>
-      <w:proofErr w:type="spellEnd"/>
-      <w:r>
-        <w:rPr>
-          <w:rFonts w:ascii="Arial" w:hAnsi="Arial" w:cs="Arial"/>
-          <w:sz w:val="24"/>
-          <w:szCs w:val="24"/>
-          <w:lang w:val="en-US"/>
-        </w:rPr>
         <w:t xml:space="preserve"> INTEGER PRIMARY KEY AUTOINCREMENT,</w:t>
-      </w:r>
-    </w:p>
-    <w:p>
-      <w:pPr>
-        <w:jc w:val="both"/>
-        <w:rPr>
-          <w:rFonts w:ascii="Arial" w:hAnsi="Arial" w:cs="Arial"/>
-          <w:sz w:val="24"/>
-          <w:szCs w:val="24"/>
-          <w:lang w:val="en-US"/>
-        </w:rPr>
-      </w:pPr>
-      <w:r>
-        <w:rPr>
-          <w:rFonts w:ascii="Arial" w:hAnsi="Arial" w:cs="Arial"/>
-          <w:sz w:val="24"/>
-          <w:szCs w:val="24"/>
-          <w:lang w:val="en-US"/>
-        </w:rPr>
-        <w:t xml:space="preserve">                    username TEXT NOT NULL UNIQUE,</w:t>
-      </w:r>
-    </w:p>
-    <w:p>
-      <w:pPr>
-        <w:jc w:val="both"/>
-        <w:rPr>
-          <w:rFonts w:ascii="Arial" w:hAnsi="Arial" w:cs="Arial"/>
-          <w:sz w:val="24"/>
-          <w:szCs w:val="24"/>
-          <w:lang w:val="en-US"/>
-        </w:rPr>
-      </w:pPr>
-      <w:r>
-        <w:rPr>
-          <w:rFonts w:ascii="Arial" w:hAnsi="Arial" w:cs="Arial"/>
-          <w:sz w:val="24"/>
-          <w:szCs w:val="24"/>
-          <w:lang w:val="en-US"/>
-        </w:rPr>
-        <w:t xml:space="preserve">                    </w:t>
-      </w:r>
-      <w:proofErr w:type="spellStart"/>
-      <w:r>
-        <w:rPr>
-          <w:rFonts w:ascii="Arial" w:hAnsi="Arial" w:cs="Arial"/>
-          <w:sz w:val="24"/>
-          <w:szCs w:val="24"/>
-          <w:lang w:val="en-US"/>
-        </w:rPr>
-        <w:t>senha</w:t>
-      </w:r>
-      <w:proofErr w:type="spellEnd"/>
-      <w:r>
-        <w:rPr>
-          <w:rFonts w:ascii="Arial" w:hAnsi="Arial" w:cs="Arial"/>
-          <w:sz w:val="24"/>
-          <w:szCs w:val="24"/>
-          <w:lang w:val="en-US"/>
-        </w:rPr>
-        <w:t xml:space="preserve"> TEXT NOT NULL,</w:t>
-      </w:r>
-    </w:p>
-    <w:p>
-      <w:pPr>
-        <w:jc w:val="both"/>
-        <w:rPr>
-          <w:rFonts w:ascii="Arial" w:hAnsi="Arial" w:cs="Arial"/>
-          <w:sz w:val="24"/>
-          <w:szCs w:val="24"/>
-          <w:lang w:val="en-US"/>
-        </w:rPr>
-      </w:pPr>
-      <w:r>
-        <w:rPr>
-          <w:rFonts w:ascii="Arial" w:hAnsi="Arial" w:cs="Arial"/>
-          <w:sz w:val="24"/>
-          <w:szCs w:val="24"/>
-          <w:lang w:val="en-US"/>
-        </w:rPr>
-        <w:t xml:space="preserve">                    email TEXT NOT NULL UNIQUE,</w:t>
-      </w:r>
-    </w:p>
-    <w:p>
-      <w:pPr>
-        <w:jc w:val="both"/>
-        <w:rPr>
-          <w:rFonts w:ascii="Arial" w:hAnsi="Arial" w:cs="Arial"/>
-          <w:sz w:val="24"/>
-          <w:szCs w:val="24"/>
-          <w:lang w:val="en-US"/>
-        </w:rPr>
-      </w:pPr>
-      <w:r>
-        <w:rPr>
-          <w:rFonts w:ascii="Arial" w:hAnsi="Arial" w:cs="Arial"/>
-          <w:sz w:val="24"/>
-          <w:szCs w:val="24"/>
-          <w:lang w:val="en-US"/>
-        </w:rPr>
-        <w:t xml:space="preserve">                    </w:t>
-      </w:r>
-      <w:proofErr w:type="spellStart"/>
-      <w:r>
-        <w:rPr>
-          <w:rFonts w:ascii="Arial" w:hAnsi="Arial" w:cs="Arial"/>
-          <w:sz w:val="24"/>
-          <w:szCs w:val="24"/>
-          <w:lang w:val="en-US"/>
-        </w:rPr>
-        <w:t>nome</w:t>
-      </w:r>
-      <w:proofErr w:type="spellEnd"/>
-      <w:r>
-        <w:rPr>
-          <w:rFonts w:ascii="Arial" w:hAnsi="Arial" w:cs="Arial"/>
-          <w:sz w:val="24"/>
-          <w:szCs w:val="24"/>
-          <w:lang w:val="en-US"/>
-        </w:rPr>
-        <w:t xml:space="preserve"> TEXT NOT NULL,</w:t>
-      </w:r>
-    </w:p>
-    <w:p>
-      <w:pPr>
-        <w:jc w:val="both"/>
-        <w:rPr>
-          <w:rFonts w:ascii="Arial" w:hAnsi="Arial" w:cs="Arial"/>
-          <w:sz w:val="24"/>
-          <w:szCs w:val="24"/>
-          <w:lang w:val="en-US"/>
-        </w:rPr>
-      </w:pPr>
-      <w:r>
-        <w:rPr>
-          <w:rFonts w:ascii="Arial" w:hAnsi="Arial" w:cs="Arial"/>
-          <w:sz w:val="24"/>
-          <w:szCs w:val="24"/>
-          <w:lang w:val="en-US"/>
-        </w:rPr>
-        <w:t xml:space="preserve">                    </w:t>
-      </w:r>
-      <w:proofErr w:type="spellStart"/>
-      <w:r>
-        <w:rPr>
-          <w:rFonts w:ascii="Arial" w:hAnsi="Arial" w:cs="Arial"/>
-          <w:sz w:val="24"/>
-          <w:szCs w:val="24"/>
-          <w:lang w:val="en-US"/>
-        </w:rPr>
-        <w:t>cpf_cnpj</w:t>
-      </w:r>
-      <w:proofErr w:type="spellEnd"/>
-      <w:r>
-        <w:rPr>
-          <w:rFonts w:ascii="Arial" w:hAnsi="Arial" w:cs="Arial"/>
-          <w:sz w:val="24"/>
-          <w:szCs w:val="24"/>
-          <w:lang w:val="en-US"/>
-        </w:rPr>
-        <w:t xml:space="preserve"> TEXT NOT NULL UNIQUE,</w:t>
-      </w:r>
-    </w:p>
-    <w:p>
-      <w:pPr>
-        <w:jc w:val="both"/>
-        <w:rPr>
-          <w:rFonts w:ascii="Arial" w:hAnsi="Arial" w:cs="Arial"/>
-          <w:sz w:val="24"/>
-          <w:szCs w:val="24"/>
-          <w:lang w:val="en-US"/>
-        </w:rPr>
-      </w:pPr>
-      <w:r>
-        <w:rPr>
-          <w:rFonts w:ascii="Arial" w:hAnsi="Arial" w:cs="Arial"/>
-          <w:sz w:val="24"/>
-          <w:szCs w:val="24"/>
-          <w:lang w:val="en-US"/>
-        </w:rPr>
-        <w:t xml:space="preserve">                    </w:t>
-      </w:r>
-      <w:proofErr w:type="spellStart"/>
-      <w:r>
-        <w:rPr>
-          <w:rFonts w:ascii="Arial" w:hAnsi="Arial" w:cs="Arial"/>
-          <w:sz w:val="24"/>
-          <w:szCs w:val="24"/>
-          <w:lang w:val="en-US"/>
-        </w:rPr>
-        <w:t>rg</w:t>
-      </w:r>
-      <w:proofErr w:type="spellEnd"/>
-      <w:r>
-        <w:rPr>
-          <w:rFonts w:ascii="Arial" w:hAnsi="Arial" w:cs="Arial"/>
-          <w:sz w:val="24"/>
-          <w:szCs w:val="24"/>
-          <w:lang w:val="en-US"/>
-        </w:rPr>
-        <w:t xml:space="preserve"> </w:t>
-      </w:r>
-      <w:proofErr w:type="gramStart"/>
-      <w:r>
-        <w:rPr>
-          <w:rFonts w:ascii="Arial" w:hAnsi="Arial" w:cs="Arial"/>
-          <w:sz w:val="24"/>
-          <w:szCs w:val="24"/>
-          <w:lang w:val="en-US"/>
-        </w:rPr>
-        <w:t>TEXT  NULL</w:t>
-      </w:r>
-      <w:proofErr w:type="gramEnd"/>
-      <w:r>
-        <w:rPr>
-          <w:rFonts w:ascii="Arial" w:hAnsi="Arial" w:cs="Arial"/>
-          <w:sz w:val="24"/>
-          <w:szCs w:val="24"/>
-          <w:lang w:val="en-US"/>
-        </w:rPr>
-        <w:t>,</w:t>
-      </w:r>
-    </w:p>
-    <w:p>
-      <w:pPr>
-        <w:jc w:val="both"/>
-        <w:rPr>
-          <w:rFonts w:ascii="Arial" w:hAnsi="Arial" w:cs="Arial"/>
-          <w:sz w:val="24"/>
-          <w:szCs w:val="24"/>
-          <w:lang w:val="en-US"/>
-        </w:rPr>
-      </w:pPr>
-      <w:r>
-        <w:rPr>
-          <w:rFonts w:ascii="Arial" w:hAnsi="Arial" w:cs="Arial"/>
-          <w:sz w:val="24"/>
-          <w:szCs w:val="24"/>
-          <w:lang w:val="en-US"/>
-        </w:rPr>
-        <w:t xml:space="preserve">                    </w:t>
-      </w:r>
-      <w:proofErr w:type="spellStart"/>
-      <w:r>
-        <w:rPr>
-          <w:rFonts w:ascii="Arial" w:hAnsi="Arial" w:cs="Arial"/>
-          <w:sz w:val="24"/>
-          <w:szCs w:val="24"/>
-          <w:lang w:val="en-US"/>
-        </w:rPr>
-        <w:t>telefone</w:t>
-      </w:r>
-      <w:proofErr w:type="spellEnd"/>
-      <w:r>
-        <w:rPr>
-          <w:rFonts w:ascii="Arial" w:hAnsi="Arial" w:cs="Arial"/>
-          <w:sz w:val="24"/>
-          <w:szCs w:val="24"/>
-          <w:lang w:val="en-US"/>
-        </w:rPr>
-        <w:t xml:space="preserve"> TEXT NOT NULL,</w:t>
-      </w:r>
-    </w:p>
-    <w:p>
-      <w:pPr>
-        <w:jc w:val="both"/>
-        <w:rPr>
-          <w:rFonts w:ascii="Arial" w:hAnsi="Arial" w:cs="Arial"/>
-          <w:sz w:val="24"/>
-          <w:szCs w:val="24"/>
-          <w:lang w:val="en-US"/>
-        </w:rPr>
-      </w:pPr>
-      <w:r>
-        <w:rPr>
-          <w:rFonts w:ascii="Arial" w:hAnsi="Arial" w:cs="Arial"/>
-          <w:sz w:val="24"/>
-          <w:szCs w:val="24"/>
-          <w:lang w:val="en-US"/>
-        </w:rPr>
-        <w:t xml:space="preserve">                    </w:t>
-      </w:r>
-      <w:proofErr w:type="spellStart"/>
-      <w:r>
-        <w:rPr>
-          <w:rFonts w:ascii="Arial" w:hAnsi="Arial" w:cs="Arial"/>
-          <w:sz w:val="24"/>
-          <w:szCs w:val="24"/>
-          <w:lang w:val="en-US"/>
-        </w:rPr>
-        <w:t>endereco</w:t>
-      </w:r>
-      <w:proofErr w:type="spellEnd"/>
-      <w:r>
-        <w:rPr>
-          <w:rFonts w:ascii="Arial" w:hAnsi="Arial" w:cs="Arial"/>
-          <w:sz w:val="24"/>
-          <w:szCs w:val="24"/>
-          <w:lang w:val="en-US"/>
-        </w:rPr>
-        <w:t xml:space="preserve"> TEXT NOT NULL,</w:t>
-      </w:r>
-    </w:p>
-    <w:p>
-      <w:pPr>
-        <w:jc w:val="both"/>
-        <w:rPr>
-          <w:rFonts w:ascii="Arial" w:hAnsi="Arial" w:cs="Arial"/>
-          <w:sz w:val="24"/>
-          <w:szCs w:val="24"/>
-          <w:lang w:val="en-US"/>
-        </w:rPr>
-      </w:pPr>
-      <w:r>
-        <w:rPr>
-          <w:rFonts w:ascii="Arial" w:hAnsi="Arial" w:cs="Arial"/>
-          <w:sz w:val="24"/>
-          <w:szCs w:val="24"/>
-          <w:lang w:val="en-US"/>
-        </w:rPr>
-        <w:t xml:space="preserve">                    </w:t>
-      </w:r>
-      <w:proofErr w:type="spellStart"/>
-      <w:r>
-        <w:rPr>
-          <w:rFonts w:ascii="Arial" w:hAnsi="Arial" w:cs="Arial"/>
-          <w:sz w:val="24"/>
-          <w:szCs w:val="24"/>
-          <w:lang w:val="en-US"/>
-        </w:rPr>
-        <w:t>data_nascimento</w:t>
-      </w:r>
-      <w:proofErr w:type="spellEnd"/>
-      <w:r>
-        <w:rPr>
-          <w:rFonts w:ascii="Arial" w:hAnsi="Arial" w:cs="Arial"/>
-          <w:sz w:val="24"/>
-          <w:szCs w:val="24"/>
-          <w:lang w:val="en-US"/>
-        </w:rPr>
-        <w:t xml:space="preserve"> TEXT NOT NULL,</w:t>
-      </w:r>
-    </w:p>
-    <w:p>
-      <w:pPr>
-        <w:jc w:val="both"/>
-        <w:rPr>
-          <w:rFonts w:ascii="Arial" w:hAnsi="Arial" w:cs="Arial"/>
-          <w:sz w:val="24"/>
-          <w:szCs w:val="24"/>
-          <w:lang w:val="en-US"/>
-        </w:rPr>
-      </w:pPr>
-      <w:r>
-        <w:rPr>
-          <w:rFonts w:ascii="Arial" w:hAnsi="Arial" w:cs="Arial"/>
-          <w:sz w:val="24"/>
-          <w:szCs w:val="24"/>
-          <w:lang w:val="en-US"/>
-        </w:rPr>
-        <w:t xml:space="preserve">                    </w:t>
-      </w:r>
-      <w:proofErr w:type="spellStart"/>
-      <w:r>
-        <w:rPr>
-          <w:rFonts w:ascii="Arial" w:hAnsi="Arial" w:cs="Arial"/>
-          <w:sz w:val="24"/>
-          <w:szCs w:val="24"/>
-          <w:lang w:val="en-US"/>
-        </w:rPr>
-        <w:t>turno</w:t>
-      </w:r>
-      <w:proofErr w:type="spellEnd"/>
-      <w:r>
-        <w:rPr>
-          <w:rFonts w:ascii="Arial" w:hAnsi="Arial" w:cs="Arial"/>
-          <w:sz w:val="24"/>
-          <w:szCs w:val="24"/>
-          <w:lang w:val="en-US"/>
-        </w:rPr>
-        <w:t xml:space="preserve"> TEXT NULL,</w:t>
-      </w:r>
-    </w:p>
-    <w:p>
-      <w:pPr>
-        <w:jc w:val="both"/>
-        <w:rPr>
-          <w:rFonts w:ascii="Arial" w:hAnsi="Arial" w:cs="Arial"/>
-          <w:sz w:val="24"/>
-          <w:szCs w:val="24"/>
-          <w:lang w:val="en-US"/>
-        </w:rPr>
-      </w:pPr>
-      <w:r>
-        <w:rPr>
-          <w:rFonts w:ascii="Arial" w:hAnsi="Arial" w:cs="Arial"/>
-          <w:sz w:val="24"/>
-          <w:szCs w:val="24"/>
-          <w:lang w:val="en-US"/>
-        </w:rPr>
-        <w:t xml:space="preserve">                    </w:t>
-      </w:r>
-      <w:proofErr w:type="spellStart"/>
-      <w:r>
-        <w:rPr>
-          <w:rFonts w:ascii="Arial" w:hAnsi="Arial" w:cs="Arial"/>
-          <w:sz w:val="24"/>
-          <w:szCs w:val="24"/>
-          <w:lang w:val="en-US"/>
-        </w:rPr>
-        <w:t>salario</w:t>
-      </w:r>
-      <w:proofErr w:type="spellEnd"/>
-      <w:r>
-        <w:rPr>
-          <w:rFonts w:ascii="Arial" w:hAnsi="Arial" w:cs="Arial"/>
-          <w:sz w:val="24"/>
-          <w:szCs w:val="24"/>
-          <w:lang w:val="en-US"/>
-        </w:rPr>
-        <w:t xml:space="preserve"> REAL NOT NULL,</w:t>
-      </w:r>
-    </w:p>
-    <w:p>
-      <w:pPr>
-        <w:jc w:val="both"/>
-        <w:rPr>
-          <w:rFonts w:ascii="Arial" w:hAnsi="Arial" w:cs="Arial"/>
-          <w:sz w:val="24"/>
-          <w:szCs w:val="24"/>
-          <w:lang w:val="en-US"/>
-        </w:rPr>
-      </w:pPr>
-      <w:r>
-        <w:rPr>
-          <w:rFonts w:ascii="Arial" w:hAnsi="Arial" w:cs="Arial"/>
-          <w:sz w:val="24"/>
-          <w:szCs w:val="24"/>
-          <w:lang w:val="en-US"/>
-        </w:rPr>
-        <w:t xml:space="preserve">                    matricula TEXT NULL UNIQUE</w:t>
-      </w:r>
-    </w:p>
-    <w:p>
-      <w:pPr>
-        <w:jc w:val="both"/>
-        <w:rPr>
-          <w:rFonts w:ascii="Arial" w:hAnsi="Arial" w:cs="Arial"/>
-          <w:sz w:val="24"/>
-          <w:szCs w:val="24"/>
-          <w:lang w:val="en-US"/>
-        </w:rPr>
-      </w:pPr>
-      <w:r>
-        <w:rPr>
-          <w:rFonts w:ascii="Arial" w:hAnsi="Arial" w:cs="Arial"/>
-          <w:sz w:val="24"/>
-          <w:szCs w:val="24"/>
-          <w:lang w:val="en-US"/>
-        </w:rPr>
-        <w:t xml:space="preserve">                </w:t>
-      </w:r>
-      <w:proofErr w:type="gramStart"/>
-      <w:r>
-        <w:rPr>
-          <w:rFonts w:ascii="Arial" w:hAnsi="Arial" w:cs="Arial"/>
-          <w:sz w:val="24"/>
-          <w:szCs w:val="24"/>
-          <w:lang w:val="en-US"/>
-        </w:rPr>
-        <w:t>);</w:t>
-      </w:r>
-      <w:proofErr w:type="gramEnd"/>
-    </w:p>
-    <w:p>
-      <w:pPr>
-        <w:jc w:val="both"/>
-        <w:rPr>
-          <w:rFonts w:ascii="Arial" w:hAnsi="Arial" w:cs="Arial"/>
-          <w:sz w:val="24"/>
-          <w:szCs w:val="24"/>
-          <w:lang w:val="en-US"/>
-        </w:rPr>
-      </w:pPr>
-    </w:p>
-    <w:p>
-      <w:pPr>
-        <w:jc w:val="both"/>
-        <w:rPr>
-          <w:rFonts w:ascii="Arial" w:hAnsi="Arial" w:cs="Arial"/>
-          <w:sz w:val="24"/>
-          <w:szCs w:val="24"/>
-          <w:lang w:val="en-US"/>
-        </w:rPr>
-      </w:pPr>
-      <w:r>
-        <w:rPr>
-          <w:rFonts w:ascii="Arial" w:hAnsi="Arial" w:cs="Arial"/>
-          <w:sz w:val="24"/>
-          <w:szCs w:val="24"/>
-          <w:lang w:val="en-US"/>
-        </w:rPr>
-        <w:t xml:space="preserve">                CREATE TABLE IF NOT EXISTS </w:t>
-      </w:r>
-      <w:proofErr w:type="spellStart"/>
-      <w:r>
-        <w:rPr>
-          <w:rFonts w:ascii="Arial" w:hAnsi="Arial" w:cs="Arial"/>
-          <w:sz w:val="24"/>
-          <w:szCs w:val="24"/>
-          <w:lang w:val="en-US"/>
-        </w:rPr>
-        <w:t>anuncio</w:t>
-      </w:r>
-      <w:proofErr w:type="spellEnd"/>
-      <w:r>
-        <w:rPr>
-          <w:rFonts w:ascii="Arial" w:hAnsi="Arial" w:cs="Arial"/>
-          <w:sz w:val="24"/>
-          <w:szCs w:val="24"/>
-          <w:lang w:val="en-US"/>
-        </w:rPr>
-        <w:t xml:space="preserve"> (</w:t>
-      </w:r>
-    </w:p>
-    <w:p>
-      <w:pPr>
-        <w:jc w:val="both"/>
-        <w:rPr>
-          <w:rFonts w:ascii="Arial" w:hAnsi="Arial" w:cs="Arial"/>
-          <w:sz w:val="24"/>
-          <w:szCs w:val="24"/>
-          <w:lang w:val="en-US"/>
-        </w:rPr>
-      </w:pPr>
-      <w:r>
-        <w:rPr>
-          <w:rFonts w:ascii="Arial" w:hAnsi="Arial" w:cs="Arial"/>
-          <w:sz w:val="24"/>
-          <w:szCs w:val="24"/>
-          <w:lang w:val="en-US"/>
-        </w:rPr>
-        <w:t xml:space="preserve">                    </w:t>
-      </w:r>
-      <w:proofErr w:type="spellStart"/>
-      <w:r>
-        <w:rPr>
-          <w:rFonts w:ascii="Arial" w:hAnsi="Arial" w:cs="Arial"/>
-          <w:sz w:val="24"/>
-          <w:szCs w:val="24"/>
-          <w:lang w:val="en-US"/>
-        </w:rPr>
-        <w:t>id_anuncio</w:t>
-      </w:r>
-      <w:proofErr w:type="spellEnd"/>
-      <w:r>
-        <w:rPr>
-          <w:rFonts w:ascii="Arial" w:hAnsi="Arial" w:cs="Arial"/>
-          <w:sz w:val="24"/>
-          <w:szCs w:val="24"/>
-          <w:lang w:val="en-US"/>
-        </w:rPr>
-        <w:t xml:space="preserve"> INTEGER PRIMARY KEY AUTOINCREMENT,</w:t>
-      </w:r>
-    </w:p>
-    <w:p>
-      <w:pPr>
-        <w:jc w:val="both"/>
-        <w:rPr>
-          <w:rFonts w:ascii="Arial" w:hAnsi="Arial" w:cs="Arial"/>
-          <w:sz w:val="24"/>
-          <w:szCs w:val="24"/>
-          <w:lang w:val="en-US"/>
-        </w:rPr>
-      </w:pPr>
-      <w:r>
-        <w:rPr>
-          <w:rFonts w:ascii="Arial" w:hAnsi="Arial" w:cs="Arial"/>
-          <w:sz w:val="24"/>
-          <w:szCs w:val="24"/>
-          <w:lang w:val="en-US"/>
-        </w:rPr>
-        <w:t xml:space="preserve">                    </w:t>
-      </w:r>
-      <w:proofErr w:type="spellStart"/>
-      <w:r>
-        <w:rPr>
-          <w:rFonts w:ascii="Arial" w:hAnsi="Arial" w:cs="Arial"/>
-          <w:sz w:val="24"/>
-          <w:szCs w:val="24"/>
-          <w:lang w:val="en-US"/>
-        </w:rPr>
-        <w:t>descricao</w:t>
-      </w:r>
-      <w:proofErr w:type="spellEnd"/>
-      <w:r>
-        <w:rPr>
-          <w:rFonts w:ascii="Arial" w:hAnsi="Arial" w:cs="Arial"/>
-          <w:sz w:val="24"/>
-          <w:szCs w:val="24"/>
-          <w:lang w:val="en-US"/>
-        </w:rPr>
-        <w:t xml:space="preserve"> TEXT NULL,</w:t>
-      </w:r>
-    </w:p>
-    <w:p>
-      <w:pPr>
-        <w:jc w:val="both"/>
-        <w:rPr>
-          <w:rFonts w:ascii="Arial" w:hAnsi="Arial" w:cs="Arial"/>
-          <w:sz w:val="24"/>
-          <w:szCs w:val="24"/>
-          <w:lang w:val="en-US"/>
-        </w:rPr>
-      </w:pPr>
-      <w:r>
-        <w:rPr>
-          <w:rFonts w:ascii="Arial" w:hAnsi="Arial" w:cs="Arial"/>
-          <w:sz w:val="24"/>
-          <w:szCs w:val="24"/>
-          <w:lang w:val="en-US"/>
-        </w:rPr>
-        <w:t xml:space="preserve">                    </w:t>
-      </w:r>
-      <w:proofErr w:type="spellStart"/>
-      <w:r>
-        <w:rPr>
-          <w:rFonts w:ascii="Arial" w:hAnsi="Arial" w:cs="Arial"/>
-          <w:sz w:val="24"/>
-          <w:szCs w:val="24"/>
-          <w:lang w:val="en-US"/>
-        </w:rPr>
-        <w:t>titulo</w:t>
-      </w:r>
-      <w:proofErr w:type="spellEnd"/>
-      <w:r>
-        <w:rPr>
-          <w:rFonts w:ascii="Arial" w:hAnsi="Arial" w:cs="Arial"/>
-          <w:sz w:val="24"/>
-          <w:szCs w:val="24"/>
-          <w:lang w:val="en-US"/>
-        </w:rPr>
-        <w:t xml:space="preserve"> TEXT NULL</w:t>
-      </w:r>
-    </w:p>
-    <w:p>
-      <w:pPr>
-        <w:jc w:val="both"/>
-        <w:rPr>
-          <w:rFonts w:ascii="Arial" w:hAnsi="Arial" w:cs="Arial"/>
-          <w:sz w:val="24"/>
-          <w:szCs w:val="24"/>
-          <w:lang w:val="en-US"/>
-        </w:rPr>
-      </w:pPr>
-      <w:r>
-        <w:rPr>
-          <w:rFonts w:ascii="Arial" w:hAnsi="Arial" w:cs="Arial"/>
-          <w:sz w:val="24"/>
-          <w:szCs w:val="24"/>
-          <w:lang w:val="en-US"/>
-        </w:rPr>
-        <w:t xml:space="preserve">                </w:t>
-      </w:r>
-      <w:proofErr w:type="gramStart"/>
-      <w:r>
-        <w:rPr>
-          <w:rFonts w:ascii="Arial" w:hAnsi="Arial" w:cs="Arial"/>
-          <w:sz w:val="24"/>
-          <w:szCs w:val="24"/>
-          <w:lang w:val="en-US"/>
-        </w:rPr>
-        <w:t>);</w:t>
-      </w:r>
-      <w:proofErr w:type="gramEnd"/>
-    </w:p>
-    <w:p>
-      <w:pPr>
-        <w:jc w:val="both"/>
-        <w:rPr>
-          <w:rFonts w:ascii="Arial" w:hAnsi="Arial" w:cs="Arial"/>
-          <w:sz w:val="24"/>
-          <w:szCs w:val="24"/>
-          <w:lang w:val="en-US"/>
-        </w:rPr>
-      </w:pPr>
-    </w:p>
-    <w:p>
-      <w:pPr>
-        <w:jc w:val="both"/>
-        <w:rPr>
-          <w:rFonts w:ascii="Arial" w:hAnsi="Arial" w:cs="Arial"/>
-          <w:sz w:val="24"/>
-          <w:szCs w:val="24"/>
-          <w:lang w:val="en-US"/>
-        </w:rPr>
-      </w:pPr>
-      <w:r>
-        <w:rPr>
-          <w:rFonts w:ascii="Arial" w:hAnsi="Arial" w:cs="Arial"/>
-          <w:sz w:val="24"/>
-          <w:szCs w:val="24"/>
-          <w:lang w:val="en-US"/>
-        </w:rPr>
-        <w:t xml:space="preserve">                CREATE TABLE IF NOT EXISTS </w:t>
-      </w:r>
-      <w:proofErr w:type="spellStart"/>
-      <w:r>
-        <w:rPr>
-          <w:rFonts w:ascii="Arial" w:hAnsi="Arial" w:cs="Arial"/>
-          <w:sz w:val="24"/>
-          <w:szCs w:val="24"/>
-          <w:lang w:val="en-US"/>
-        </w:rPr>
-        <w:t>atendimento</w:t>
-      </w:r>
-      <w:proofErr w:type="spellEnd"/>
-      <w:r>
-        <w:rPr>
-          <w:rFonts w:ascii="Arial" w:hAnsi="Arial" w:cs="Arial"/>
-          <w:sz w:val="24"/>
-          <w:szCs w:val="24"/>
-          <w:lang w:val="en-US"/>
-        </w:rPr>
-        <w:t xml:space="preserve"> (</w:t>
-      </w:r>
-    </w:p>
-    <w:p>
-      <w:pPr>
-        <w:jc w:val="both"/>
-        <w:rPr>
-          <w:rFonts w:ascii="Arial" w:hAnsi="Arial" w:cs="Arial"/>
-          <w:sz w:val="24"/>
-          <w:szCs w:val="24"/>
-          <w:lang w:val="en-US"/>
-        </w:rPr>
-      </w:pPr>
-      <w:r>
-        <w:rPr>
-          <w:rFonts w:ascii="Arial" w:hAnsi="Arial" w:cs="Arial"/>
-          <w:sz w:val="24"/>
-          <w:szCs w:val="24"/>
-          <w:lang w:val="en-US"/>
-        </w:rPr>
-        <w:t xml:space="preserve">                    </w:t>
-      </w:r>
-      <w:proofErr w:type="spellStart"/>
-      <w:r>
-        <w:rPr>
-          <w:rFonts w:ascii="Arial" w:hAnsi="Arial" w:cs="Arial"/>
-          <w:sz w:val="24"/>
-          <w:szCs w:val="24"/>
-          <w:lang w:val="en-US"/>
-        </w:rPr>
-        <w:t>id_atendimento</w:t>
-      </w:r>
-      <w:proofErr w:type="spellEnd"/>
-      <w:r>
-        <w:rPr>
-          <w:rFonts w:ascii="Arial" w:hAnsi="Arial" w:cs="Arial"/>
-          <w:sz w:val="24"/>
-          <w:szCs w:val="24"/>
-          <w:lang w:val="en-US"/>
-        </w:rPr>
-        <w:t xml:space="preserve"> INTEGER PRIMARY KEY AUTOINCREMENT,</w:t>
-      </w:r>
-    </w:p>
-    <w:p>
-      <w:pPr>
-        <w:jc w:val="both"/>
-        <w:rPr>
-          <w:rFonts w:ascii="Arial" w:hAnsi="Arial" w:cs="Arial"/>
-          <w:sz w:val="24"/>
-          <w:szCs w:val="24"/>
-          <w:lang w:val="en-US"/>
-        </w:rPr>
-      </w:pPr>
-      <w:r>
-        <w:rPr>
-          <w:rFonts w:ascii="Arial" w:hAnsi="Arial" w:cs="Arial"/>
-          <w:sz w:val="24"/>
-          <w:szCs w:val="24"/>
-          <w:lang w:val="en-US"/>
-        </w:rPr>
-        <w:t xml:space="preserve">                    </w:t>
-      </w:r>
-      <w:proofErr w:type="spellStart"/>
-      <w:r>
-        <w:rPr>
-          <w:rFonts w:ascii="Arial" w:hAnsi="Arial" w:cs="Arial"/>
-          <w:sz w:val="24"/>
-          <w:szCs w:val="24"/>
-          <w:lang w:val="en-US"/>
-        </w:rPr>
-        <w:t>id_imovel</w:t>
-      </w:r>
-      <w:proofErr w:type="spellEnd"/>
-      <w:r>
-        <w:rPr>
-          <w:rFonts w:ascii="Arial" w:hAnsi="Arial" w:cs="Arial"/>
-          <w:sz w:val="24"/>
-          <w:szCs w:val="24"/>
-          <w:lang w:val="en-US"/>
-        </w:rPr>
-        <w:t xml:space="preserve"> INTEGER NULL,</w:t>
-      </w:r>
-    </w:p>
-    <w:p>
-      <w:pPr>
-        <w:jc w:val="both"/>
-        <w:rPr>
-          <w:rFonts w:ascii="Arial" w:hAnsi="Arial" w:cs="Arial"/>
-          <w:sz w:val="24"/>
-          <w:szCs w:val="24"/>
-          <w:lang w:val="en-US"/>
-        </w:rPr>
-      </w:pPr>
-      <w:r>
-        <w:rPr>
-          <w:rFonts w:ascii="Arial" w:hAnsi="Arial" w:cs="Arial"/>
-          <w:sz w:val="24"/>
-          <w:szCs w:val="24"/>
-          <w:lang w:val="en-US"/>
-        </w:rPr>
-        <w:t xml:space="preserve">                    </w:t>
-      </w:r>
-      <w:proofErr w:type="spellStart"/>
-      <w:r>
-        <w:rPr>
-          <w:rFonts w:ascii="Arial" w:hAnsi="Arial" w:cs="Arial"/>
-          <w:sz w:val="24"/>
-          <w:szCs w:val="24"/>
-          <w:lang w:val="en-US"/>
-        </w:rPr>
-        <w:t>cpf_cnpj_corretor</w:t>
-      </w:r>
-      <w:proofErr w:type="spellEnd"/>
-      <w:r>
-        <w:rPr>
-          <w:rFonts w:ascii="Arial" w:hAnsi="Arial" w:cs="Arial"/>
-          <w:sz w:val="24"/>
-          <w:szCs w:val="24"/>
-          <w:lang w:val="en-US"/>
-        </w:rPr>
-        <w:t xml:space="preserve"> TEXT NULL,</w:t>
-      </w:r>
-    </w:p>
-    <w:p>
-      <w:pPr>
-        <w:jc w:val="both"/>
-        <w:rPr>
-          <w:rFonts w:ascii="Arial" w:hAnsi="Arial" w:cs="Arial"/>
-          <w:sz w:val="24"/>
-          <w:szCs w:val="24"/>
-          <w:lang w:val="en-US"/>
-        </w:rPr>
-      </w:pPr>
-      <w:r>
-        <w:rPr>
-          <w:rFonts w:ascii="Arial" w:hAnsi="Arial" w:cs="Arial"/>
-          <w:sz w:val="24"/>
-          <w:szCs w:val="24"/>
-          <w:lang w:val="en-US"/>
-        </w:rPr>
-        <w:t xml:space="preserve">                    </w:t>
-      </w:r>
-      <w:proofErr w:type="spellStart"/>
-      <w:r>
-        <w:rPr>
-          <w:rFonts w:ascii="Arial" w:hAnsi="Arial" w:cs="Arial"/>
-          <w:sz w:val="24"/>
-          <w:szCs w:val="24"/>
-          <w:lang w:val="en-US"/>
-        </w:rPr>
-        <w:t>cpf_cnpj_comprador</w:t>
-      </w:r>
-      <w:proofErr w:type="spellEnd"/>
-      <w:r>
-        <w:rPr>
-          <w:rFonts w:ascii="Arial" w:hAnsi="Arial" w:cs="Arial"/>
-          <w:sz w:val="24"/>
-          <w:szCs w:val="24"/>
-          <w:lang w:val="en-US"/>
-        </w:rPr>
-        <w:t xml:space="preserve"> TEXT NULL,</w:t>
-      </w:r>
-    </w:p>
-    <w:p>
-      <w:pPr>
-        <w:jc w:val="both"/>
-        <w:rPr>
-          <w:rFonts w:ascii="Arial" w:hAnsi="Arial" w:cs="Arial"/>
-          <w:sz w:val="24"/>
-          <w:szCs w:val="24"/>
-          <w:lang w:val="en-US"/>
-        </w:rPr>
-      </w:pPr>
-      <w:r>
-        <w:rPr>
-          <w:rFonts w:ascii="Arial" w:hAnsi="Arial" w:cs="Arial"/>
-          <w:sz w:val="24"/>
-          <w:szCs w:val="24"/>
-          <w:lang w:val="en-US"/>
-        </w:rPr>
-        <w:t xml:space="preserve">                    status TEXT NULL,</w:t>
-      </w:r>
-    </w:p>
-    <w:p>
-      <w:pPr>
-        <w:jc w:val="both"/>
-        <w:rPr>
-          <w:rFonts w:ascii="Arial" w:hAnsi="Arial" w:cs="Arial"/>
-          <w:sz w:val="24"/>
-          <w:szCs w:val="24"/>
-          <w:lang w:val="en-US"/>
-        </w:rPr>
-      </w:pPr>
-      <w:r>
-        <w:rPr>
-          <w:rFonts w:ascii="Arial" w:hAnsi="Arial" w:cs="Arial"/>
-          <w:sz w:val="24"/>
-          <w:szCs w:val="24"/>
-          <w:lang w:val="en-US"/>
-        </w:rPr>
-        <w:t xml:space="preserve">                    FOREIGN KEY (</w:t>
-      </w:r>
-      <w:proofErr w:type="spellStart"/>
-      <w:r>
-        <w:rPr>
-          <w:rFonts w:ascii="Arial" w:hAnsi="Arial" w:cs="Arial"/>
-          <w:sz w:val="24"/>
-          <w:szCs w:val="24"/>
-          <w:lang w:val="en-US"/>
-        </w:rPr>
-        <w:t>id_imovel</w:t>
-      </w:r>
-      <w:proofErr w:type="spellEnd"/>
-      <w:r>
-        <w:rPr>
-          <w:rFonts w:ascii="Arial" w:hAnsi="Arial" w:cs="Arial"/>
-          <w:sz w:val="24"/>
-          <w:szCs w:val="24"/>
-          <w:lang w:val="en-US"/>
-        </w:rPr>
-        <w:t xml:space="preserve">) REFERENCES </w:t>
-      </w:r>
-      <w:proofErr w:type="spellStart"/>
-      <w:r>
-        <w:rPr>
-          <w:rFonts w:ascii="Arial" w:hAnsi="Arial" w:cs="Arial"/>
-          <w:sz w:val="24"/>
-          <w:szCs w:val="24"/>
-          <w:lang w:val="en-US"/>
-        </w:rPr>
-        <w:t>imovel</w:t>
-      </w:r>
-      <w:proofErr w:type="spellEnd"/>
-      <w:r>
-        <w:rPr>
-          <w:rFonts w:ascii="Arial" w:hAnsi="Arial" w:cs="Arial"/>
-          <w:sz w:val="24"/>
-          <w:szCs w:val="24"/>
-          <w:lang w:val="en-US"/>
-        </w:rPr>
-        <w:t xml:space="preserve"> (</w:t>
-      </w:r>
-      <w:proofErr w:type="spellStart"/>
-      <w:r>
-        <w:rPr>
-          <w:rFonts w:ascii="Arial" w:hAnsi="Arial" w:cs="Arial"/>
-          <w:sz w:val="24"/>
-          <w:szCs w:val="24"/>
-          <w:lang w:val="en-US"/>
-        </w:rPr>
-        <w:t>id_imovel</w:t>
-      </w:r>
-      <w:proofErr w:type="spellEnd"/>
-      <w:r>
-        <w:rPr>
-          <w:rFonts w:ascii="Arial" w:hAnsi="Arial" w:cs="Arial"/>
-          <w:sz w:val="24"/>
-          <w:szCs w:val="24"/>
-          <w:lang w:val="en-US"/>
-        </w:rPr>
-        <w:t>),</w:t>
-      </w:r>
-    </w:p>
-    <w:p>
-      <w:pPr>
-        <w:jc w:val="both"/>
-        <w:rPr>
-          <w:rFonts w:ascii="Arial" w:hAnsi="Arial" w:cs="Arial"/>
-          <w:sz w:val="24"/>
-          <w:szCs w:val="24"/>
-          <w:lang w:val="en-US"/>
-        </w:rPr>
-      </w:pPr>
-      <w:r>
-        <w:rPr>
-          <w:rFonts w:ascii="Arial" w:hAnsi="Arial" w:cs="Arial"/>
-          <w:sz w:val="24"/>
-          <w:szCs w:val="24"/>
-          <w:lang w:val="en-US"/>
-        </w:rPr>
-        <w:t xml:space="preserve">                    FOREIGN KEY (</w:t>
-      </w:r>
-      <w:proofErr w:type="spellStart"/>
-      <w:r>
-        <w:rPr>
-          <w:rFonts w:ascii="Arial" w:hAnsi="Arial" w:cs="Arial"/>
-          <w:sz w:val="24"/>
-          <w:szCs w:val="24"/>
-          <w:lang w:val="en-US"/>
-        </w:rPr>
-        <w:t>cpf_cnpj_corretor</w:t>
-      </w:r>
-      <w:proofErr w:type="spellEnd"/>
-      <w:r>
-        <w:rPr>
-          <w:rFonts w:ascii="Arial" w:hAnsi="Arial" w:cs="Arial"/>
-          <w:sz w:val="24"/>
-          <w:szCs w:val="24"/>
-          <w:lang w:val="en-US"/>
-        </w:rPr>
-        <w:t xml:space="preserve">) references </w:t>
-      </w:r>
-      <w:proofErr w:type="spellStart"/>
-      <w:r>
-        <w:rPr>
-          <w:rFonts w:ascii="Arial" w:hAnsi="Arial" w:cs="Arial"/>
-          <w:sz w:val="24"/>
-          <w:szCs w:val="24"/>
-          <w:lang w:val="en-US"/>
-        </w:rPr>
-        <w:t>corretor</w:t>
-      </w:r>
-      <w:proofErr w:type="spellEnd"/>
-      <w:r>
-        <w:rPr>
-          <w:rFonts w:ascii="Arial" w:hAnsi="Arial" w:cs="Arial"/>
-          <w:sz w:val="24"/>
-          <w:szCs w:val="24"/>
-          <w:lang w:val="en-US"/>
-        </w:rPr>
-        <w:t xml:space="preserve"> (</w:t>
-      </w:r>
-      <w:proofErr w:type="spellStart"/>
-      <w:r>
-        <w:rPr>
-          <w:rFonts w:ascii="Arial" w:hAnsi="Arial" w:cs="Arial"/>
-          <w:sz w:val="24"/>
-          <w:szCs w:val="24"/>
-          <w:lang w:val="en-US"/>
-        </w:rPr>
-        <w:t>cpf_cnpj</w:t>
-      </w:r>
-      <w:proofErr w:type="spellEnd"/>
-      <w:r>
-        <w:rPr>
-          <w:rFonts w:ascii="Arial" w:hAnsi="Arial" w:cs="Arial"/>
-          <w:sz w:val="24"/>
-          <w:szCs w:val="24"/>
-          <w:lang w:val="en-US"/>
-        </w:rPr>
-        <w:t>),</w:t>
-      </w:r>
-    </w:p>
-    <w:p>
-      <w:pPr>
-        <w:jc w:val="both"/>
-        <w:rPr>
-          <w:rFonts w:ascii="Arial" w:hAnsi="Arial" w:cs="Arial"/>
-          <w:sz w:val="24"/>
-          <w:szCs w:val="24"/>
-          <w:lang w:val="en-US"/>
-        </w:rPr>
-      </w:pPr>
-      <w:r>
-        <w:rPr>
-          <w:rFonts w:ascii="Arial" w:hAnsi="Arial" w:cs="Arial"/>
-          <w:sz w:val="24"/>
-          <w:szCs w:val="24"/>
-          <w:lang w:val="en-US"/>
-        </w:rPr>
-        <w:t xml:space="preserve">                    FOREIGN KEY (</w:t>
-      </w:r>
-      <w:proofErr w:type="spellStart"/>
-      <w:r>
-        <w:rPr>
-          <w:rFonts w:ascii="Arial" w:hAnsi="Arial" w:cs="Arial"/>
-          <w:sz w:val="24"/>
-          <w:szCs w:val="24"/>
-          <w:lang w:val="en-US"/>
-        </w:rPr>
-        <w:t>cpf_cnpj_comprador</w:t>
-      </w:r>
-      <w:proofErr w:type="spellEnd"/>
-      <w:r>
-        <w:rPr>
-          <w:rFonts w:ascii="Arial" w:hAnsi="Arial" w:cs="Arial"/>
-          <w:sz w:val="24"/>
-          <w:szCs w:val="24"/>
-          <w:lang w:val="en-US"/>
-        </w:rPr>
-        <w:t>) references comprador (</w:t>
-      </w:r>
-      <w:proofErr w:type="spellStart"/>
-      <w:r>
-        <w:rPr>
-          <w:rFonts w:ascii="Arial" w:hAnsi="Arial" w:cs="Arial"/>
-          <w:sz w:val="24"/>
-          <w:szCs w:val="24"/>
-          <w:lang w:val="en-US"/>
-        </w:rPr>
-        <w:t>cpf_cnpj</w:t>
-      </w:r>
-      <w:proofErr w:type="spellEnd"/>
-      <w:r>
-        <w:rPr>
-          <w:rFonts w:ascii="Arial" w:hAnsi="Arial" w:cs="Arial"/>
-          <w:sz w:val="24"/>
-          <w:szCs w:val="24"/>
-          <w:lang w:val="en-US"/>
-        </w:rPr>
-        <w:t>)</w:t>
-      </w:r>
-    </w:p>
-    <w:p>
-      <w:pPr>
-        <w:jc w:val="both"/>
-        <w:rPr>
-          <w:rFonts w:ascii="Arial" w:hAnsi="Arial" w:cs="Arial"/>
-          <w:sz w:val="24"/>
-          <w:szCs w:val="24"/>
-          <w:lang w:val="en-US"/>
-        </w:rPr>
-      </w:pPr>
-      <w:r>
-        <w:rPr>
-          <w:rFonts w:ascii="Arial" w:hAnsi="Arial" w:cs="Arial"/>
-          <w:sz w:val="24"/>
-          <w:szCs w:val="24"/>
-          <w:lang w:val="en-US"/>
-        </w:rPr>
-        <w:t xml:space="preserve">                </w:t>
-      </w:r>
-      <w:proofErr w:type="gramStart"/>
-      <w:r>
-        <w:rPr>
-          <w:rFonts w:ascii="Arial" w:hAnsi="Arial" w:cs="Arial"/>
-          <w:sz w:val="24"/>
-          <w:szCs w:val="24"/>
-          <w:lang w:val="en-US"/>
-        </w:rPr>
-        <w:t>);</w:t>
-      </w:r>
-      <w:proofErr w:type="gramEnd"/>
-    </w:p>
-    <w:p>
-      <w:pPr>
-        <w:jc w:val="both"/>
-        <w:rPr>
-          <w:rFonts w:ascii="Arial" w:hAnsi="Arial" w:cs="Arial"/>
-          <w:sz w:val="24"/>
-          <w:szCs w:val="24"/>
-          <w:lang w:val="en-US"/>
-        </w:rPr>
-      </w:pPr>
-      <w:r>
-        <w:rPr>
-          <w:rFonts w:ascii="Arial" w:hAnsi="Arial" w:cs="Arial"/>
-          <w:sz w:val="24"/>
-          <w:szCs w:val="24"/>
-          <w:lang w:val="en-US"/>
-        </w:rPr>
-        <w:t xml:space="preserve">                CREATE TABLE IF NOT EXISTS </w:t>
-      </w:r>
-      <w:proofErr w:type="spellStart"/>
-      <w:r>
-        <w:rPr>
-          <w:rFonts w:ascii="Arial" w:hAnsi="Arial" w:cs="Arial"/>
-          <w:sz w:val="24"/>
-          <w:szCs w:val="24"/>
-          <w:lang w:val="en-US"/>
-        </w:rPr>
-        <w:t>condominio</w:t>
-      </w:r>
-      <w:proofErr w:type="spellEnd"/>
-      <w:r>
-        <w:rPr>
-          <w:rFonts w:ascii="Arial" w:hAnsi="Arial" w:cs="Arial"/>
-          <w:sz w:val="24"/>
-          <w:szCs w:val="24"/>
-          <w:lang w:val="en-US"/>
-        </w:rPr>
-        <w:t xml:space="preserve"> (</w:t>
-      </w:r>
-    </w:p>
-    <w:p>
-      <w:pPr>
-        <w:jc w:val="both"/>
-        <w:rPr>
-          <w:rFonts w:ascii="Arial" w:hAnsi="Arial" w:cs="Arial"/>
-          <w:sz w:val="24"/>
-          <w:szCs w:val="24"/>
-          <w:lang w:val="en-US"/>
-        </w:rPr>
-      </w:pPr>
-      <w:r>
-        <w:rPr>
-          <w:rFonts w:ascii="Arial" w:hAnsi="Arial" w:cs="Arial"/>
-          <w:sz w:val="24"/>
-          <w:szCs w:val="24"/>
-          <w:lang w:val="en-US"/>
-        </w:rPr>
-        <w:t xml:space="preserve">                    </w:t>
-      </w:r>
-      <w:proofErr w:type="spellStart"/>
-      <w:r>
-        <w:rPr>
-          <w:rFonts w:ascii="Arial" w:hAnsi="Arial" w:cs="Arial"/>
-          <w:sz w:val="24"/>
-          <w:szCs w:val="24"/>
-          <w:lang w:val="en-US"/>
-        </w:rPr>
-        <w:t>id_condominio</w:t>
-      </w:r>
-      <w:proofErr w:type="spellEnd"/>
-      <w:r>
-        <w:rPr>
-          <w:rFonts w:ascii="Arial" w:hAnsi="Arial" w:cs="Arial"/>
-          <w:sz w:val="24"/>
-          <w:szCs w:val="24"/>
-          <w:lang w:val="en-US"/>
-        </w:rPr>
-        <w:t xml:space="preserve"> INTEGER PRIMARY KEY AUTOINCREMENT,</w:t>
-      </w:r>
-    </w:p>
-    <w:p>
-      <w:pPr>
-        <w:jc w:val="both"/>
-        <w:rPr>
-          <w:rFonts w:ascii="Arial" w:hAnsi="Arial" w:cs="Arial"/>
-          <w:sz w:val="24"/>
-          <w:szCs w:val="24"/>
-          <w:lang w:val="en-US"/>
-        </w:rPr>
-      </w:pPr>
-      <w:r>
-        <w:rPr>
-          <w:rFonts w:ascii="Arial" w:hAnsi="Arial" w:cs="Arial"/>
-          <w:sz w:val="24"/>
-          <w:szCs w:val="24"/>
-          <w:lang w:val="en-US"/>
-        </w:rPr>
-        <w:t xml:space="preserve">                    </w:t>
-      </w:r>
-      <w:proofErr w:type="spellStart"/>
-      <w:r>
-        <w:rPr>
-          <w:rFonts w:ascii="Arial" w:hAnsi="Arial" w:cs="Arial"/>
-          <w:sz w:val="24"/>
-          <w:szCs w:val="24"/>
-          <w:lang w:val="en-US"/>
-        </w:rPr>
-        <w:t>nome</w:t>
-      </w:r>
-      <w:proofErr w:type="spellEnd"/>
-      <w:r>
-        <w:rPr>
-          <w:rFonts w:ascii="Arial" w:hAnsi="Arial" w:cs="Arial"/>
-          <w:sz w:val="24"/>
-          <w:szCs w:val="24"/>
-          <w:lang w:val="en-US"/>
-        </w:rPr>
-        <w:t xml:space="preserve"> TEXT NULL,</w:t>
-      </w:r>
-    </w:p>
-    <w:p>
-      <w:pPr>
-        <w:jc w:val="both"/>
-        <w:rPr>
-          <w:rFonts w:ascii="Arial" w:hAnsi="Arial" w:cs="Arial"/>
-          <w:sz w:val="24"/>
-          <w:szCs w:val="24"/>
-          <w:lang w:val="en-US"/>
-        </w:rPr>
-      </w:pPr>
-      <w:r>
-        <w:rPr>
-          <w:rFonts w:ascii="Arial" w:hAnsi="Arial" w:cs="Arial"/>
-          <w:sz w:val="24"/>
-          <w:szCs w:val="24"/>
-          <w:lang w:val="en-US"/>
-        </w:rPr>
-        <w:t xml:space="preserve">                    </w:t>
-      </w:r>
-      <w:proofErr w:type="spellStart"/>
-      <w:r>
-        <w:rPr>
-          <w:rFonts w:ascii="Arial" w:hAnsi="Arial" w:cs="Arial"/>
-          <w:sz w:val="24"/>
-          <w:szCs w:val="24"/>
-          <w:lang w:val="en-US"/>
-        </w:rPr>
-        <w:t>id_endereco</w:t>
-      </w:r>
-      <w:proofErr w:type="spellEnd"/>
-      <w:r>
-        <w:rPr>
-          <w:rFonts w:ascii="Arial" w:hAnsi="Arial" w:cs="Arial"/>
-          <w:sz w:val="24"/>
-          <w:szCs w:val="24"/>
-          <w:lang w:val="en-US"/>
-        </w:rPr>
-        <w:t xml:space="preserve"> INTEGER NOT NULL,</w:t>
-      </w:r>
-    </w:p>
-    <w:p>
-      <w:pPr>
-        <w:jc w:val="both"/>
-        <w:rPr>
-          <w:rFonts w:ascii="Arial" w:hAnsi="Arial" w:cs="Arial"/>
-          <w:sz w:val="24"/>
-          <w:szCs w:val="24"/>
-        </w:rPr>
-      </w:pPr>
-      <w:r>
-        <w:rPr>
-          <w:rFonts w:ascii="Arial" w:hAnsi="Arial" w:cs="Arial"/>
-          <w:sz w:val="24"/>
-          <w:szCs w:val="24"/>
-          <w:lang w:val="en-US"/>
-        </w:rPr>
-        <w:t xml:space="preserve">                    </w:t>
-      </w:r>
-      <w:proofErr w:type="spellStart"/>
-      <w:r>
-        <w:rPr>
-          <w:rFonts w:ascii="Arial" w:hAnsi="Arial" w:cs="Arial"/>
-          <w:sz w:val="24"/>
-          <w:szCs w:val="24"/>
-        </w:rPr>
-        <w:t>churrasqueira_coletiva</w:t>
-      </w:r>
-      <w:proofErr w:type="spellEnd"/>
-      <w:r>
-        <w:rPr>
-          <w:rFonts w:ascii="Arial" w:hAnsi="Arial" w:cs="Arial"/>
-          <w:sz w:val="24"/>
-          <w:szCs w:val="24"/>
-        </w:rPr>
-        <w:t xml:space="preserve"> BOOLEAN, </w:t>
-      </w:r>
-    </w:p>
-    <w:p>
-      <w:pPr>
-        <w:jc w:val="both"/>
-        <w:rPr>
-          <w:rFonts w:ascii="Arial" w:hAnsi="Arial" w:cs="Arial"/>
-          <w:sz w:val="24"/>
-          <w:szCs w:val="24"/>
-        </w:rPr>
-      </w:pPr>
-      <w:r>
-        <w:rPr>
-          <w:rFonts w:ascii="Arial" w:hAnsi="Arial" w:cs="Arial"/>
-          <w:sz w:val="24"/>
-          <w:szCs w:val="24"/>
-        </w:rPr>
-        <w:t xml:space="preserve">                    piscina BOOLEAN, </w:t>
-      </w:r>
-    </w:p>
-    <w:p>
-      <w:pPr>
-        <w:jc w:val="both"/>
-        <w:rPr>
-          <w:rFonts w:ascii="Arial" w:hAnsi="Arial" w:cs="Arial"/>
-          <w:sz w:val="24"/>
-          <w:szCs w:val="24"/>
-        </w:rPr>
-      </w:pPr>
-      <w:r>
-        <w:rPr>
-          <w:rFonts w:ascii="Arial" w:hAnsi="Arial" w:cs="Arial"/>
-          <w:sz w:val="24"/>
-          <w:szCs w:val="24"/>
-        </w:rPr>
-        <w:t xml:space="preserve">                    </w:t>
-      </w:r>
-      <w:proofErr w:type="spellStart"/>
-      <w:r>
-        <w:rPr>
-          <w:rFonts w:ascii="Arial" w:hAnsi="Arial" w:cs="Arial"/>
-          <w:sz w:val="24"/>
-          <w:szCs w:val="24"/>
-        </w:rPr>
-        <w:t>piscina_infantil</w:t>
-      </w:r>
-      <w:proofErr w:type="spellEnd"/>
-      <w:r>
-        <w:rPr>
-          <w:rFonts w:ascii="Arial" w:hAnsi="Arial" w:cs="Arial"/>
-          <w:sz w:val="24"/>
-          <w:szCs w:val="24"/>
-        </w:rPr>
-        <w:t xml:space="preserve"> BOOLEAN, </w:t>
-      </w:r>
-    </w:p>
-    <w:p>
-      <w:pPr>
-        <w:jc w:val="both"/>
-        <w:rPr>
-          <w:rFonts w:ascii="Arial" w:hAnsi="Arial" w:cs="Arial"/>
-          <w:sz w:val="24"/>
-          <w:szCs w:val="24"/>
-        </w:rPr>
-      </w:pPr>
-      <w:r>
-        <w:rPr>
-          <w:rFonts w:ascii="Arial" w:hAnsi="Arial" w:cs="Arial"/>
-          <w:sz w:val="24"/>
-          <w:szCs w:val="24"/>
-        </w:rPr>
-        <w:t xml:space="preserve">                    </w:t>
-      </w:r>
-      <w:proofErr w:type="spellStart"/>
-      <w:r>
-        <w:rPr>
-          <w:rFonts w:ascii="Arial" w:hAnsi="Arial" w:cs="Arial"/>
-          <w:sz w:val="24"/>
-          <w:szCs w:val="24"/>
-        </w:rPr>
-        <w:t>piscina_aquecida</w:t>
-      </w:r>
-      <w:proofErr w:type="spellEnd"/>
-      <w:r>
-        <w:rPr>
-          <w:rFonts w:ascii="Arial" w:hAnsi="Arial" w:cs="Arial"/>
-          <w:sz w:val="24"/>
-          <w:szCs w:val="24"/>
-        </w:rPr>
-        <w:t xml:space="preserve"> BOOLEAN, </w:t>
-      </w:r>
-    </w:p>
-    <w:p>
-      <w:pPr>
-        <w:jc w:val="both"/>
-        <w:rPr>
-          <w:rFonts w:ascii="Arial" w:hAnsi="Arial" w:cs="Arial"/>
-          <w:sz w:val="24"/>
-          <w:szCs w:val="24"/>
-        </w:rPr>
-      </w:pPr>
-      <w:r>
-        <w:rPr>
-          <w:rFonts w:ascii="Arial" w:hAnsi="Arial" w:cs="Arial"/>
-          <w:sz w:val="24"/>
-          <w:szCs w:val="24"/>
-        </w:rPr>
-        <w:t xml:space="preserve">                    quiosque BOOLEAN, </w:t>
-      </w:r>
-    </w:p>
-    <w:p>
-      <w:pPr>
-        <w:jc w:val="both"/>
-        <w:rPr>
-          <w:rFonts w:ascii="Arial" w:hAnsi="Arial" w:cs="Arial"/>
-          <w:sz w:val="24"/>
-          <w:szCs w:val="24"/>
-        </w:rPr>
-      </w:pPr>
-      <w:r>
-        <w:rPr>
-          <w:rFonts w:ascii="Arial" w:hAnsi="Arial" w:cs="Arial"/>
-          <w:sz w:val="24"/>
-          <w:szCs w:val="24"/>
-        </w:rPr>
-        <w:t xml:space="preserve">                    sauna BOOLEAN, </w:t>
-      </w:r>
-    </w:p>
-    <w:p>
-      <w:pPr>
-        <w:jc w:val="both"/>
-        <w:rPr>
-          <w:rFonts w:ascii="Arial" w:hAnsi="Arial" w:cs="Arial"/>
-          <w:sz w:val="24"/>
-          <w:szCs w:val="24"/>
-        </w:rPr>
-      </w:pPr>
-      <w:r>
-        <w:rPr>
-          <w:rFonts w:ascii="Arial" w:hAnsi="Arial" w:cs="Arial"/>
-          <w:sz w:val="24"/>
-          <w:szCs w:val="24"/>
-        </w:rPr>
-        <w:t xml:space="preserve">                    </w:t>
-      </w:r>
-      <w:proofErr w:type="spellStart"/>
-      <w:r>
-        <w:rPr>
-          <w:rFonts w:ascii="Arial" w:hAnsi="Arial" w:cs="Arial"/>
-          <w:sz w:val="24"/>
-          <w:szCs w:val="24"/>
-        </w:rPr>
-        <w:t>quadra_de_esportes</w:t>
-      </w:r>
-      <w:proofErr w:type="spellEnd"/>
-      <w:r>
-        <w:rPr>
-          <w:rFonts w:ascii="Arial" w:hAnsi="Arial" w:cs="Arial"/>
-          <w:sz w:val="24"/>
-          <w:szCs w:val="24"/>
-        </w:rPr>
-        <w:t xml:space="preserve"> BOOLEAN, </w:t>
-      </w:r>
-    </w:p>
-    <w:p>
-      <w:pPr>
-        <w:jc w:val="both"/>
-        <w:rPr>
-          <w:rFonts w:ascii="Arial" w:hAnsi="Arial" w:cs="Arial"/>
-          <w:sz w:val="24"/>
-          <w:szCs w:val="24"/>
-        </w:rPr>
-      </w:pPr>
-      <w:r>
-        <w:rPr>
-          <w:rFonts w:ascii="Arial" w:hAnsi="Arial" w:cs="Arial"/>
-          <w:sz w:val="24"/>
-          <w:szCs w:val="24"/>
-        </w:rPr>
-        <w:t xml:space="preserve">                    jardim BOOLEAN, </w:t>
-      </w:r>
-    </w:p>
-    <w:p>
-      <w:pPr>
-        <w:jc w:val="both"/>
-        <w:rPr>
-          <w:rFonts w:ascii="Arial" w:hAnsi="Arial" w:cs="Arial"/>
-          <w:sz w:val="24"/>
-          <w:szCs w:val="24"/>
-        </w:rPr>
-      </w:pPr>
-      <w:r>
-        <w:rPr>
-          <w:rFonts w:ascii="Arial" w:hAnsi="Arial" w:cs="Arial"/>
-          <w:sz w:val="24"/>
-          <w:szCs w:val="24"/>
-        </w:rPr>
-        <w:t xml:space="preserve">                    </w:t>
-      </w:r>
-      <w:proofErr w:type="spellStart"/>
-      <w:r>
-        <w:rPr>
-          <w:rFonts w:ascii="Arial" w:hAnsi="Arial" w:cs="Arial"/>
-          <w:sz w:val="24"/>
-          <w:szCs w:val="24"/>
-        </w:rPr>
-        <w:t>salao_de_festas</w:t>
-      </w:r>
-      <w:proofErr w:type="spellEnd"/>
-      <w:r>
-        <w:rPr>
-          <w:rFonts w:ascii="Arial" w:hAnsi="Arial" w:cs="Arial"/>
-          <w:sz w:val="24"/>
-          <w:szCs w:val="24"/>
-        </w:rPr>
-        <w:t xml:space="preserve"> BOOLEAN, </w:t>
-      </w:r>
-    </w:p>
-    <w:p>
-      <w:pPr>
-        <w:jc w:val="both"/>
-        <w:rPr>
-          <w:rFonts w:ascii="Arial" w:hAnsi="Arial" w:cs="Arial"/>
-          <w:sz w:val="24"/>
-          <w:szCs w:val="24"/>
-        </w:rPr>
-      </w:pPr>
-      <w:r>
-        <w:rPr>
-          <w:rFonts w:ascii="Arial" w:hAnsi="Arial" w:cs="Arial"/>
-          <w:sz w:val="24"/>
-          <w:szCs w:val="24"/>
-        </w:rPr>
-        <w:t xml:space="preserve">                    academia BOOLEAN, </w:t>
-      </w:r>
-    </w:p>
-    <w:p>
-      <w:pPr>
-        <w:jc w:val="both"/>
-        <w:rPr>
-          <w:rFonts w:ascii="Arial" w:hAnsi="Arial" w:cs="Arial"/>
-          <w:sz w:val="24"/>
-          <w:szCs w:val="24"/>
-        </w:rPr>
-      </w:pPr>
-      <w:r>
-        <w:rPr>
-          <w:rFonts w:ascii="Arial" w:hAnsi="Arial" w:cs="Arial"/>
-          <w:sz w:val="24"/>
-          <w:szCs w:val="24"/>
-        </w:rPr>
-        <w:t xml:space="preserve">                    </w:t>
-      </w:r>
-      <w:proofErr w:type="spellStart"/>
-      <w:r>
-        <w:rPr>
-          <w:rFonts w:ascii="Arial" w:hAnsi="Arial" w:cs="Arial"/>
-          <w:sz w:val="24"/>
-          <w:szCs w:val="24"/>
-        </w:rPr>
-        <w:t>sala_de_jogos</w:t>
-      </w:r>
-      <w:proofErr w:type="spellEnd"/>
-      <w:r>
-        <w:rPr>
-          <w:rFonts w:ascii="Arial" w:hAnsi="Arial" w:cs="Arial"/>
-          <w:sz w:val="24"/>
-          <w:szCs w:val="24"/>
-        </w:rPr>
-        <w:t xml:space="preserve"> BOOLEAN, </w:t>
-      </w:r>
-    </w:p>
-    <w:p>
-      <w:pPr>
-        <w:jc w:val="both"/>
-        <w:rPr>
-          <w:rFonts w:ascii="Arial" w:hAnsi="Arial" w:cs="Arial"/>
-          <w:sz w:val="24"/>
-          <w:szCs w:val="24"/>
-          <w:lang w:val="en-US"/>
-        </w:rPr>
-      </w:pPr>
-      <w:r>
-        <w:rPr>
-          <w:rFonts w:ascii="Arial" w:hAnsi="Arial" w:cs="Arial"/>
-          <w:sz w:val="24"/>
-          <w:szCs w:val="24"/>
-        </w:rPr>
-        <w:t xml:space="preserve">                    </w:t>
-      </w:r>
-      <w:r>
-        <w:rPr>
-          <w:rFonts w:ascii="Arial" w:hAnsi="Arial" w:cs="Arial"/>
-          <w:sz w:val="24"/>
-          <w:szCs w:val="24"/>
-          <w:lang w:val="en-US"/>
-        </w:rPr>
-        <w:t xml:space="preserve">playground BOOLEAN, </w:t>
       </w:r>
     </w:p>
     <w:p>
@@ -26176,6 +25086,892 @@
           <w:szCs w:val="24"/>
           <w:lang w:val="en-US"/>
         </w:rPr>
+        <w:t>id_imovel</w:t>
+      </w:r>
+      <w:proofErr w:type="spellEnd"/>
+      <w:r>
+        <w:rPr>
+          <w:rFonts w:ascii="Arial" w:hAnsi="Arial" w:cs="Arial"/>
+          <w:sz w:val="24"/>
+          <w:szCs w:val="24"/>
+          <w:lang w:val="en-US"/>
+        </w:rPr>
+        <w:t xml:space="preserve"> INTEGER NULL,</w:t>
+      </w:r>
+    </w:p>
+    <w:p>
+      <w:pPr>
+        <w:jc w:val="both"/>
+        <w:rPr>
+          <w:rFonts w:ascii="Arial" w:hAnsi="Arial" w:cs="Arial"/>
+          <w:sz w:val="24"/>
+          <w:szCs w:val="24"/>
+          <w:lang w:val="en-US"/>
+        </w:rPr>
+      </w:pPr>
+      <w:r>
+        <w:rPr>
+          <w:rFonts w:ascii="Arial" w:hAnsi="Arial" w:cs="Arial"/>
+          <w:sz w:val="24"/>
+          <w:szCs w:val="24"/>
+          <w:lang w:val="en-US"/>
+        </w:rPr>
+        <w:t xml:space="preserve">                    </w:t>
+      </w:r>
+      <w:proofErr w:type="spellStart"/>
+      <w:r>
+        <w:rPr>
+          <w:rFonts w:ascii="Arial" w:hAnsi="Arial" w:cs="Arial"/>
+          <w:sz w:val="24"/>
+          <w:szCs w:val="24"/>
+          <w:lang w:val="en-US"/>
+        </w:rPr>
+        <w:t>cpf_cnpj_corretor</w:t>
+      </w:r>
+      <w:proofErr w:type="spellEnd"/>
+      <w:r>
+        <w:rPr>
+          <w:rFonts w:ascii="Arial" w:hAnsi="Arial" w:cs="Arial"/>
+          <w:sz w:val="24"/>
+          <w:szCs w:val="24"/>
+          <w:lang w:val="en-US"/>
+        </w:rPr>
+        <w:t xml:space="preserve"> TEXT NULL,</w:t>
+      </w:r>
+    </w:p>
+    <w:p>
+      <w:pPr>
+        <w:jc w:val="both"/>
+        <w:rPr>
+          <w:rFonts w:ascii="Arial" w:hAnsi="Arial" w:cs="Arial"/>
+          <w:sz w:val="24"/>
+          <w:szCs w:val="24"/>
+          <w:lang w:val="en-US"/>
+        </w:rPr>
+      </w:pPr>
+      <w:r>
+        <w:rPr>
+          <w:rFonts w:ascii="Arial" w:hAnsi="Arial" w:cs="Arial"/>
+          <w:sz w:val="24"/>
+          <w:szCs w:val="24"/>
+          <w:lang w:val="en-US"/>
+        </w:rPr>
+        <w:t xml:space="preserve">                    </w:t>
+      </w:r>
+      <w:proofErr w:type="spellStart"/>
+      <w:r>
+        <w:rPr>
+          <w:rFonts w:ascii="Arial" w:hAnsi="Arial" w:cs="Arial"/>
+          <w:sz w:val="24"/>
+          <w:szCs w:val="24"/>
+          <w:lang w:val="en-US"/>
+        </w:rPr>
+        <w:t>cpf_cnpj_comprador</w:t>
+      </w:r>
+      <w:proofErr w:type="spellEnd"/>
+      <w:r>
+        <w:rPr>
+          <w:rFonts w:ascii="Arial" w:hAnsi="Arial" w:cs="Arial"/>
+          <w:sz w:val="24"/>
+          <w:szCs w:val="24"/>
+          <w:lang w:val="en-US"/>
+        </w:rPr>
+        <w:t xml:space="preserve"> TEXT NULL,</w:t>
+      </w:r>
+    </w:p>
+    <w:p>
+      <w:pPr>
+        <w:jc w:val="both"/>
+        <w:rPr>
+          <w:rFonts w:ascii="Arial" w:hAnsi="Arial" w:cs="Arial"/>
+          <w:sz w:val="24"/>
+          <w:szCs w:val="24"/>
+          <w:lang w:val="en-US"/>
+        </w:rPr>
+      </w:pPr>
+      <w:r>
+        <w:rPr>
+          <w:rFonts w:ascii="Arial" w:hAnsi="Arial" w:cs="Arial"/>
+          <w:sz w:val="24"/>
+          <w:szCs w:val="24"/>
+          <w:lang w:val="en-US"/>
+        </w:rPr>
+        <w:t xml:space="preserve">                    status TEXT NULL,</w:t>
+      </w:r>
+    </w:p>
+    <w:p>
+      <w:pPr>
+        <w:jc w:val="both"/>
+        <w:rPr>
+          <w:rFonts w:ascii="Arial" w:hAnsi="Arial" w:cs="Arial"/>
+          <w:sz w:val="24"/>
+          <w:szCs w:val="24"/>
+          <w:lang w:val="en-US"/>
+        </w:rPr>
+      </w:pPr>
+      <w:r>
+        <w:rPr>
+          <w:rFonts w:ascii="Arial" w:hAnsi="Arial" w:cs="Arial"/>
+          <w:sz w:val="24"/>
+          <w:szCs w:val="24"/>
+          <w:lang w:val="en-US"/>
+        </w:rPr>
+        <w:t xml:space="preserve">                    FOREIGN KEY (</w:t>
+      </w:r>
+      <w:proofErr w:type="spellStart"/>
+      <w:r>
+        <w:rPr>
+          <w:rFonts w:ascii="Arial" w:hAnsi="Arial" w:cs="Arial"/>
+          <w:sz w:val="24"/>
+          <w:szCs w:val="24"/>
+          <w:lang w:val="en-US"/>
+        </w:rPr>
+        <w:t>id_imovel</w:t>
+      </w:r>
+      <w:proofErr w:type="spellEnd"/>
+      <w:r>
+        <w:rPr>
+          <w:rFonts w:ascii="Arial" w:hAnsi="Arial" w:cs="Arial"/>
+          <w:sz w:val="24"/>
+          <w:szCs w:val="24"/>
+          <w:lang w:val="en-US"/>
+        </w:rPr>
+        <w:t xml:space="preserve">) REFERENCES </w:t>
+      </w:r>
+      <w:proofErr w:type="spellStart"/>
+      <w:r>
+        <w:rPr>
+          <w:rFonts w:ascii="Arial" w:hAnsi="Arial" w:cs="Arial"/>
+          <w:sz w:val="24"/>
+          <w:szCs w:val="24"/>
+          <w:lang w:val="en-US"/>
+        </w:rPr>
+        <w:t>imovel</w:t>
+      </w:r>
+      <w:proofErr w:type="spellEnd"/>
+      <w:r>
+        <w:rPr>
+          <w:rFonts w:ascii="Arial" w:hAnsi="Arial" w:cs="Arial"/>
+          <w:sz w:val="24"/>
+          <w:szCs w:val="24"/>
+          <w:lang w:val="en-US"/>
+        </w:rPr>
+        <w:t xml:space="preserve"> (</w:t>
+      </w:r>
+      <w:proofErr w:type="spellStart"/>
+      <w:r>
+        <w:rPr>
+          <w:rFonts w:ascii="Arial" w:hAnsi="Arial" w:cs="Arial"/>
+          <w:sz w:val="24"/>
+          <w:szCs w:val="24"/>
+          <w:lang w:val="en-US"/>
+        </w:rPr>
+        <w:t>id_imovel</w:t>
+      </w:r>
+      <w:proofErr w:type="spellEnd"/>
+      <w:r>
+        <w:rPr>
+          <w:rFonts w:ascii="Arial" w:hAnsi="Arial" w:cs="Arial"/>
+          <w:sz w:val="24"/>
+          <w:szCs w:val="24"/>
+          <w:lang w:val="en-US"/>
+        </w:rPr>
+        <w:t>),</w:t>
+      </w:r>
+    </w:p>
+    <w:p>
+      <w:pPr>
+        <w:jc w:val="both"/>
+        <w:rPr>
+          <w:rFonts w:ascii="Arial" w:hAnsi="Arial" w:cs="Arial"/>
+          <w:sz w:val="24"/>
+          <w:szCs w:val="24"/>
+          <w:lang w:val="en-US"/>
+        </w:rPr>
+      </w:pPr>
+      <w:r>
+        <w:rPr>
+          <w:rFonts w:ascii="Arial" w:hAnsi="Arial" w:cs="Arial"/>
+          <w:sz w:val="24"/>
+          <w:szCs w:val="24"/>
+          <w:lang w:val="en-US"/>
+        </w:rPr>
+        <w:t xml:space="preserve">                    FOREIGN KEY (</w:t>
+      </w:r>
+      <w:proofErr w:type="spellStart"/>
+      <w:r>
+        <w:rPr>
+          <w:rFonts w:ascii="Arial" w:hAnsi="Arial" w:cs="Arial"/>
+          <w:sz w:val="24"/>
+          <w:szCs w:val="24"/>
+          <w:lang w:val="en-US"/>
+        </w:rPr>
+        <w:t>cpf_cnpj_corretor</w:t>
+      </w:r>
+      <w:proofErr w:type="spellEnd"/>
+      <w:r>
+        <w:rPr>
+          <w:rFonts w:ascii="Arial" w:hAnsi="Arial" w:cs="Arial"/>
+          <w:sz w:val="24"/>
+          <w:szCs w:val="24"/>
+          <w:lang w:val="en-US"/>
+        </w:rPr>
+        <w:t xml:space="preserve">) references </w:t>
+      </w:r>
+      <w:proofErr w:type="spellStart"/>
+      <w:r>
+        <w:rPr>
+          <w:rFonts w:ascii="Arial" w:hAnsi="Arial" w:cs="Arial"/>
+          <w:sz w:val="24"/>
+          <w:szCs w:val="24"/>
+          <w:lang w:val="en-US"/>
+        </w:rPr>
+        <w:t>corretor</w:t>
+      </w:r>
+      <w:proofErr w:type="spellEnd"/>
+      <w:r>
+        <w:rPr>
+          <w:rFonts w:ascii="Arial" w:hAnsi="Arial" w:cs="Arial"/>
+          <w:sz w:val="24"/>
+          <w:szCs w:val="24"/>
+          <w:lang w:val="en-US"/>
+        </w:rPr>
+        <w:t xml:space="preserve"> (</w:t>
+      </w:r>
+      <w:proofErr w:type="spellStart"/>
+      <w:r>
+        <w:rPr>
+          <w:rFonts w:ascii="Arial" w:hAnsi="Arial" w:cs="Arial"/>
+          <w:sz w:val="24"/>
+          <w:szCs w:val="24"/>
+          <w:lang w:val="en-US"/>
+        </w:rPr>
+        <w:t>cpf_cnpj</w:t>
+      </w:r>
+      <w:proofErr w:type="spellEnd"/>
+      <w:r>
+        <w:rPr>
+          <w:rFonts w:ascii="Arial" w:hAnsi="Arial" w:cs="Arial"/>
+          <w:sz w:val="24"/>
+          <w:szCs w:val="24"/>
+          <w:lang w:val="en-US"/>
+        </w:rPr>
+        <w:t>),</w:t>
+      </w:r>
+    </w:p>
+    <w:p>
+      <w:pPr>
+        <w:jc w:val="both"/>
+        <w:rPr>
+          <w:rFonts w:ascii="Arial" w:hAnsi="Arial" w:cs="Arial"/>
+          <w:sz w:val="24"/>
+          <w:szCs w:val="24"/>
+          <w:lang w:val="en-US"/>
+        </w:rPr>
+      </w:pPr>
+      <w:r>
+        <w:rPr>
+          <w:rFonts w:ascii="Arial" w:hAnsi="Arial" w:cs="Arial"/>
+          <w:sz w:val="24"/>
+          <w:szCs w:val="24"/>
+          <w:lang w:val="en-US"/>
+        </w:rPr>
+        <w:t xml:space="preserve">                    FOREIGN KEY (</w:t>
+      </w:r>
+      <w:proofErr w:type="spellStart"/>
+      <w:r>
+        <w:rPr>
+          <w:rFonts w:ascii="Arial" w:hAnsi="Arial" w:cs="Arial"/>
+          <w:sz w:val="24"/>
+          <w:szCs w:val="24"/>
+          <w:lang w:val="en-US"/>
+        </w:rPr>
+        <w:t>cpf_cnpj_comprador</w:t>
+      </w:r>
+      <w:proofErr w:type="spellEnd"/>
+      <w:r>
+        <w:rPr>
+          <w:rFonts w:ascii="Arial" w:hAnsi="Arial" w:cs="Arial"/>
+          <w:sz w:val="24"/>
+          <w:szCs w:val="24"/>
+          <w:lang w:val="en-US"/>
+        </w:rPr>
+        <w:t>) references comprador (</w:t>
+      </w:r>
+      <w:proofErr w:type="spellStart"/>
+      <w:r>
+        <w:rPr>
+          <w:rFonts w:ascii="Arial" w:hAnsi="Arial" w:cs="Arial"/>
+          <w:sz w:val="24"/>
+          <w:szCs w:val="24"/>
+          <w:lang w:val="en-US"/>
+        </w:rPr>
+        <w:t>cpf_cnpj</w:t>
+      </w:r>
+      <w:proofErr w:type="spellEnd"/>
+      <w:r>
+        <w:rPr>
+          <w:rFonts w:ascii="Arial" w:hAnsi="Arial" w:cs="Arial"/>
+          <w:sz w:val="24"/>
+          <w:szCs w:val="24"/>
+          <w:lang w:val="en-US"/>
+        </w:rPr>
+        <w:t>)</w:t>
+      </w:r>
+    </w:p>
+    <w:p>
+      <w:pPr>
+        <w:jc w:val="both"/>
+        <w:rPr>
+          <w:rFonts w:ascii="Arial" w:hAnsi="Arial" w:cs="Arial"/>
+          <w:sz w:val="24"/>
+          <w:szCs w:val="24"/>
+          <w:lang w:val="en-US"/>
+        </w:rPr>
+      </w:pPr>
+      <w:r>
+        <w:rPr>
+          <w:rFonts w:ascii="Arial" w:hAnsi="Arial" w:cs="Arial"/>
+          <w:sz w:val="24"/>
+          <w:szCs w:val="24"/>
+          <w:lang w:val="en-US"/>
+        </w:rPr>
+        <w:t xml:space="preserve">                </w:t>
+      </w:r>
+      <w:proofErr w:type="gramStart"/>
+      <w:r>
+        <w:rPr>
+          <w:rFonts w:ascii="Arial" w:hAnsi="Arial" w:cs="Arial"/>
+          <w:sz w:val="24"/>
+          <w:szCs w:val="24"/>
+          <w:lang w:val="en-US"/>
+        </w:rPr>
+        <w:t>);</w:t>
+      </w:r>
+      <w:proofErr w:type="gramEnd"/>
+    </w:p>
+    <w:p>
+      <w:pPr>
+        <w:jc w:val="both"/>
+        <w:rPr>
+          <w:rFonts w:ascii="Arial" w:hAnsi="Arial" w:cs="Arial"/>
+          <w:sz w:val="24"/>
+          <w:szCs w:val="24"/>
+          <w:lang w:val="en-US"/>
+        </w:rPr>
+      </w:pPr>
+      <w:r>
+        <w:rPr>
+          <w:rFonts w:ascii="Arial" w:hAnsi="Arial" w:cs="Arial"/>
+          <w:sz w:val="24"/>
+          <w:szCs w:val="24"/>
+          <w:lang w:val="en-US"/>
+        </w:rPr>
+        <w:t xml:space="preserve">                CREATE TABLE IF NOT EXISTS </w:t>
+      </w:r>
+      <w:proofErr w:type="spellStart"/>
+      <w:r>
+        <w:rPr>
+          <w:rFonts w:ascii="Arial" w:hAnsi="Arial" w:cs="Arial"/>
+          <w:sz w:val="24"/>
+          <w:szCs w:val="24"/>
+          <w:lang w:val="en-US"/>
+        </w:rPr>
+        <w:t>condominio</w:t>
+      </w:r>
+      <w:proofErr w:type="spellEnd"/>
+      <w:r>
+        <w:rPr>
+          <w:rFonts w:ascii="Arial" w:hAnsi="Arial" w:cs="Arial"/>
+          <w:sz w:val="24"/>
+          <w:szCs w:val="24"/>
+          <w:lang w:val="en-US"/>
+        </w:rPr>
+        <w:t xml:space="preserve"> (</w:t>
+      </w:r>
+    </w:p>
+    <w:p>
+      <w:pPr>
+        <w:jc w:val="both"/>
+        <w:rPr>
+          <w:rFonts w:ascii="Arial" w:hAnsi="Arial" w:cs="Arial"/>
+          <w:sz w:val="24"/>
+          <w:szCs w:val="24"/>
+          <w:lang w:val="en-US"/>
+        </w:rPr>
+      </w:pPr>
+      <w:r>
+        <w:rPr>
+          <w:rFonts w:ascii="Arial" w:hAnsi="Arial" w:cs="Arial"/>
+          <w:sz w:val="24"/>
+          <w:szCs w:val="24"/>
+          <w:lang w:val="en-US"/>
+        </w:rPr>
+        <w:t xml:space="preserve">                    </w:t>
+      </w:r>
+      <w:proofErr w:type="spellStart"/>
+      <w:r>
+        <w:rPr>
+          <w:rFonts w:ascii="Arial" w:hAnsi="Arial" w:cs="Arial"/>
+          <w:sz w:val="24"/>
+          <w:szCs w:val="24"/>
+          <w:lang w:val="en-US"/>
+        </w:rPr>
+        <w:t>id_condominio</w:t>
+      </w:r>
+      <w:proofErr w:type="spellEnd"/>
+      <w:r>
+        <w:rPr>
+          <w:rFonts w:ascii="Arial" w:hAnsi="Arial" w:cs="Arial"/>
+          <w:sz w:val="24"/>
+          <w:szCs w:val="24"/>
+          <w:lang w:val="en-US"/>
+        </w:rPr>
+        <w:t xml:space="preserve"> INTEGER PRIMARY KEY AUTOINCREMENT,</w:t>
+      </w:r>
+    </w:p>
+    <w:p>
+      <w:pPr>
+        <w:jc w:val="both"/>
+        <w:rPr>
+          <w:rFonts w:ascii="Arial" w:hAnsi="Arial" w:cs="Arial"/>
+          <w:sz w:val="24"/>
+          <w:szCs w:val="24"/>
+          <w:lang w:val="en-US"/>
+        </w:rPr>
+      </w:pPr>
+      <w:r>
+        <w:rPr>
+          <w:rFonts w:ascii="Arial" w:hAnsi="Arial" w:cs="Arial"/>
+          <w:sz w:val="24"/>
+          <w:szCs w:val="24"/>
+          <w:lang w:val="en-US"/>
+        </w:rPr>
+        <w:t xml:space="preserve">                    </w:t>
+      </w:r>
+      <w:proofErr w:type="spellStart"/>
+      <w:r>
+        <w:rPr>
+          <w:rFonts w:ascii="Arial" w:hAnsi="Arial" w:cs="Arial"/>
+          <w:sz w:val="24"/>
+          <w:szCs w:val="24"/>
+          <w:lang w:val="en-US"/>
+        </w:rPr>
+        <w:t>nome</w:t>
+      </w:r>
+      <w:proofErr w:type="spellEnd"/>
+      <w:r>
+        <w:rPr>
+          <w:rFonts w:ascii="Arial" w:hAnsi="Arial" w:cs="Arial"/>
+          <w:sz w:val="24"/>
+          <w:szCs w:val="24"/>
+          <w:lang w:val="en-US"/>
+        </w:rPr>
+        <w:t xml:space="preserve"> TEXT NULL,</w:t>
+      </w:r>
+    </w:p>
+    <w:p>
+      <w:pPr>
+        <w:jc w:val="both"/>
+        <w:rPr>
+          <w:rFonts w:ascii="Arial" w:hAnsi="Arial" w:cs="Arial"/>
+          <w:sz w:val="24"/>
+          <w:szCs w:val="24"/>
+          <w:lang w:val="en-US"/>
+        </w:rPr>
+      </w:pPr>
+      <w:r>
+        <w:rPr>
+          <w:rFonts w:ascii="Arial" w:hAnsi="Arial" w:cs="Arial"/>
+          <w:sz w:val="24"/>
+          <w:szCs w:val="24"/>
+          <w:lang w:val="en-US"/>
+        </w:rPr>
+        <w:t xml:space="preserve">                    </w:t>
+      </w:r>
+      <w:proofErr w:type="spellStart"/>
+      <w:r>
+        <w:rPr>
+          <w:rFonts w:ascii="Arial" w:hAnsi="Arial" w:cs="Arial"/>
+          <w:sz w:val="24"/>
+          <w:szCs w:val="24"/>
+          <w:lang w:val="en-US"/>
+        </w:rPr>
+        <w:t>id_endereco</w:t>
+      </w:r>
+      <w:proofErr w:type="spellEnd"/>
+      <w:r>
+        <w:rPr>
+          <w:rFonts w:ascii="Arial" w:hAnsi="Arial" w:cs="Arial"/>
+          <w:sz w:val="24"/>
+          <w:szCs w:val="24"/>
+          <w:lang w:val="en-US"/>
+        </w:rPr>
+        <w:t xml:space="preserve"> INTEGER NOT NULL,</w:t>
+      </w:r>
+    </w:p>
+    <w:p>
+      <w:pPr>
+        <w:jc w:val="both"/>
+        <w:rPr>
+          <w:rFonts w:ascii="Arial" w:hAnsi="Arial" w:cs="Arial"/>
+          <w:sz w:val="24"/>
+          <w:szCs w:val="24"/>
+        </w:rPr>
+      </w:pPr>
+      <w:r>
+        <w:rPr>
+          <w:rFonts w:ascii="Arial" w:hAnsi="Arial" w:cs="Arial"/>
+          <w:sz w:val="24"/>
+          <w:szCs w:val="24"/>
+          <w:lang w:val="en-US"/>
+        </w:rPr>
+        <w:t xml:space="preserve">                    </w:t>
+      </w:r>
+      <w:proofErr w:type="spellStart"/>
+      <w:r>
+        <w:rPr>
+          <w:rFonts w:ascii="Arial" w:hAnsi="Arial" w:cs="Arial"/>
+          <w:sz w:val="24"/>
+          <w:szCs w:val="24"/>
+        </w:rPr>
+        <w:t>churrasqueira_coletiva</w:t>
+      </w:r>
+      <w:proofErr w:type="spellEnd"/>
+      <w:r>
+        <w:rPr>
+          <w:rFonts w:ascii="Arial" w:hAnsi="Arial" w:cs="Arial"/>
+          <w:sz w:val="24"/>
+          <w:szCs w:val="24"/>
+        </w:rPr>
+        <w:t xml:space="preserve"> BOOLEAN, </w:t>
+      </w:r>
+    </w:p>
+    <w:p>
+      <w:pPr>
+        <w:jc w:val="both"/>
+        <w:rPr>
+          <w:rFonts w:ascii="Arial" w:hAnsi="Arial" w:cs="Arial"/>
+          <w:sz w:val="24"/>
+          <w:szCs w:val="24"/>
+        </w:rPr>
+      </w:pPr>
+      <w:r>
+        <w:rPr>
+          <w:rFonts w:ascii="Arial" w:hAnsi="Arial" w:cs="Arial"/>
+          <w:sz w:val="24"/>
+          <w:szCs w:val="24"/>
+        </w:rPr>
+        <w:t xml:space="preserve">                    piscina BOOLEAN, </w:t>
+      </w:r>
+    </w:p>
+    <w:p>
+      <w:pPr>
+        <w:jc w:val="both"/>
+        <w:rPr>
+          <w:rFonts w:ascii="Arial" w:hAnsi="Arial" w:cs="Arial"/>
+          <w:sz w:val="24"/>
+          <w:szCs w:val="24"/>
+        </w:rPr>
+      </w:pPr>
+      <w:r>
+        <w:rPr>
+          <w:rFonts w:ascii="Arial" w:hAnsi="Arial" w:cs="Arial"/>
+          <w:sz w:val="24"/>
+          <w:szCs w:val="24"/>
+        </w:rPr>
+        <w:t xml:space="preserve">                    </w:t>
+      </w:r>
+      <w:proofErr w:type="spellStart"/>
+      <w:r>
+        <w:rPr>
+          <w:rFonts w:ascii="Arial" w:hAnsi="Arial" w:cs="Arial"/>
+          <w:sz w:val="24"/>
+          <w:szCs w:val="24"/>
+        </w:rPr>
+        <w:t>piscina_infantil</w:t>
+      </w:r>
+      <w:proofErr w:type="spellEnd"/>
+      <w:r>
+        <w:rPr>
+          <w:rFonts w:ascii="Arial" w:hAnsi="Arial" w:cs="Arial"/>
+          <w:sz w:val="24"/>
+          <w:szCs w:val="24"/>
+        </w:rPr>
+        <w:t xml:space="preserve"> BOOLEAN, </w:t>
+      </w:r>
+    </w:p>
+    <w:p>
+      <w:pPr>
+        <w:jc w:val="both"/>
+        <w:rPr>
+          <w:rFonts w:ascii="Arial" w:hAnsi="Arial" w:cs="Arial"/>
+          <w:sz w:val="24"/>
+          <w:szCs w:val="24"/>
+        </w:rPr>
+      </w:pPr>
+      <w:r>
+        <w:rPr>
+          <w:rFonts w:ascii="Arial" w:hAnsi="Arial" w:cs="Arial"/>
+          <w:sz w:val="24"/>
+          <w:szCs w:val="24"/>
+        </w:rPr>
+        <w:t xml:space="preserve">                    </w:t>
+      </w:r>
+      <w:proofErr w:type="spellStart"/>
+      <w:r>
+        <w:rPr>
+          <w:rFonts w:ascii="Arial" w:hAnsi="Arial" w:cs="Arial"/>
+          <w:sz w:val="24"/>
+          <w:szCs w:val="24"/>
+        </w:rPr>
+        <w:t>piscina_aquecida</w:t>
+      </w:r>
+      <w:proofErr w:type="spellEnd"/>
+      <w:r>
+        <w:rPr>
+          <w:rFonts w:ascii="Arial" w:hAnsi="Arial" w:cs="Arial"/>
+          <w:sz w:val="24"/>
+          <w:szCs w:val="24"/>
+        </w:rPr>
+        <w:t xml:space="preserve"> BOOLEAN, </w:t>
+      </w:r>
+    </w:p>
+    <w:p>
+      <w:pPr>
+        <w:jc w:val="both"/>
+        <w:rPr>
+          <w:rFonts w:ascii="Arial" w:hAnsi="Arial" w:cs="Arial"/>
+          <w:sz w:val="24"/>
+          <w:szCs w:val="24"/>
+        </w:rPr>
+      </w:pPr>
+      <w:r>
+        <w:rPr>
+          <w:rFonts w:ascii="Arial" w:hAnsi="Arial" w:cs="Arial"/>
+          <w:sz w:val="24"/>
+          <w:szCs w:val="24"/>
+        </w:rPr>
+        <w:t xml:space="preserve">                    quiosque BOOLEAN, </w:t>
+      </w:r>
+    </w:p>
+    <w:p>
+      <w:pPr>
+        <w:jc w:val="both"/>
+        <w:rPr>
+          <w:rFonts w:ascii="Arial" w:hAnsi="Arial" w:cs="Arial"/>
+          <w:sz w:val="24"/>
+          <w:szCs w:val="24"/>
+        </w:rPr>
+      </w:pPr>
+      <w:r>
+        <w:rPr>
+          <w:rFonts w:ascii="Arial" w:hAnsi="Arial" w:cs="Arial"/>
+          <w:sz w:val="24"/>
+          <w:szCs w:val="24"/>
+        </w:rPr>
+        <w:t xml:space="preserve">                    sauna BOOLEAN, </w:t>
+      </w:r>
+    </w:p>
+    <w:p>
+      <w:pPr>
+        <w:jc w:val="both"/>
+        <w:rPr>
+          <w:rFonts w:ascii="Arial" w:hAnsi="Arial" w:cs="Arial"/>
+          <w:sz w:val="24"/>
+          <w:szCs w:val="24"/>
+        </w:rPr>
+      </w:pPr>
+      <w:r>
+        <w:rPr>
+          <w:rFonts w:ascii="Arial" w:hAnsi="Arial" w:cs="Arial"/>
+          <w:sz w:val="24"/>
+          <w:szCs w:val="24"/>
+        </w:rPr>
+        <w:t xml:space="preserve">                    </w:t>
+      </w:r>
+      <w:proofErr w:type="spellStart"/>
+      <w:r>
+        <w:rPr>
+          <w:rFonts w:ascii="Arial" w:hAnsi="Arial" w:cs="Arial"/>
+          <w:sz w:val="24"/>
+          <w:szCs w:val="24"/>
+        </w:rPr>
+        <w:t>quadra_de_esportes</w:t>
+      </w:r>
+      <w:proofErr w:type="spellEnd"/>
+      <w:r>
+        <w:rPr>
+          <w:rFonts w:ascii="Arial" w:hAnsi="Arial" w:cs="Arial"/>
+          <w:sz w:val="24"/>
+          <w:szCs w:val="24"/>
+        </w:rPr>
+        <w:t xml:space="preserve"> BOOLEAN, </w:t>
+      </w:r>
+    </w:p>
+    <w:p>
+      <w:pPr>
+        <w:jc w:val="both"/>
+        <w:rPr>
+          <w:rFonts w:ascii="Arial" w:hAnsi="Arial" w:cs="Arial"/>
+          <w:sz w:val="24"/>
+          <w:szCs w:val="24"/>
+        </w:rPr>
+      </w:pPr>
+      <w:r>
+        <w:rPr>
+          <w:rFonts w:ascii="Arial" w:hAnsi="Arial" w:cs="Arial"/>
+          <w:sz w:val="24"/>
+          <w:szCs w:val="24"/>
+        </w:rPr>
+        <w:t xml:space="preserve">                    jardim BOOLEAN, </w:t>
+      </w:r>
+    </w:p>
+    <w:p>
+      <w:pPr>
+        <w:jc w:val="both"/>
+        <w:rPr>
+          <w:rFonts w:ascii="Arial" w:hAnsi="Arial" w:cs="Arial"/>
+          <w:sz w:val="24"/>
+          <w:szCs w:val="24"/>
+        </w:rPr>
+      </w:pPr>
+      <w:r>
+        <w:rPr>
+          <w:rFonts w:ascii="Arial" w:hAnsi="Arial" w:cs="Arial"/>
+          <w:sz w:val="24"/>
+          <w:szCs w:val="24"/>
+        </w:rPr>
+        <w:t xml:space="preserve">                    </w:t>
+      </w:r>
+      <w:proofErr w:type="spellStart"/>
+      <w:r>
+        <w:rPr>
+          <w:rFonts w:ascii="Arial" w:hAnsi="Arial" w:cs="Arial"/>
+          <w:sz w:val="24"/>
+          <w:szCs w:val="24"/>
+        </w:rPr>
+        <w:t>salao_de_festas</w:t>
+      </w:r>
+      <w:proofErr w:type="spellEnd"/>
+      <w:r>
+        <w:rPr>
+          <w:rFonts w:ascii="Arial" w:hAnsi="Arial" w:cs="Arial"/>
+          <w:sz w:val="24"/>
+          <w:szCs w:val="24"/>
+        </w:rPr>
+        <w:t xml:space="preserve"> BOOLEAN, </w:t>
+      </w:r>
+    </w:p>
+    <w:p>
+      <w:pPr>
+        <w:jc w:val="both"/>
+        <w:rPr>
+          <w:rFonts w:ascii="Arial" w:hAnsi="Arial" w:cs="Arial"/>
+          <w:sz w:val="24"/>
+          <w:szCs w:val="24"/>
+        </w:rPr>
+      </w:pPr>
+      <w:r>
+        <w:rPr>
+          <w:rFonts w:ascii="Arial" w:hAnsi="Arial" w:cs="Arial"/>
+          <w:sz w:val="24"/>
+          <w:szCs w:val="24"/>
+        </w:rPr>
+        <w:t xml:space="preserve">                    academia BOOLEAN, </w:t>
+      </w:r>
+    </w:p>
+    <w:p>
+      <w:pPr>
+        <w:jc w:val="both"/>
+        <w:rPr>
+          <w:rFonts w:ascii="Arial" w:hAnsi="Arial" w:cs="Arial"/>
+          <w:sz w:val="24"/>
+          <w:szCs w:val="24"/>
+        </w:rPr>
+      </w:pPr>
+      <w:r>
+        <w:rPr>
+          <w:rFonts w:ascii="Arial" w:hAnsi="Arial" w:cs="Arial"/>
+          <w:sz w:val="24"/>
+          <w:szCs w:val="24"/>
+        </w:rPr>
+        <w:t xml:space="preserve">                    </w:t>
+      </w:r>
+      <w:proofErr w:type="spellStart"/>
+      <w:r>
+        <w:rPr>
+          <w:rFonts w:ascii="Arial" w:hAnsi="Arial" w:cs="Arial"/>
+          <w:sz w:val="24"/>
+          <w:szCs w:val="24"/>
+        </w:rPr>
+        <w:t>sala_de_jogos</w:t>
+      </w:r>
+      <w:proofErr w:type="spellEnd"/>
+      <w:r>
+        <w:rPr>
+          <w:rFonts w:ascii="Arial" w:hAnsi="Arial" w:cs="Arial"/>
+          <w:sz w:val="24"/>
+          <w:szCs w:val="24"/>
+        </w:rPr>
+        <w:t xml:space="preserve"> BOOLEAN, </w:t>
+      </w:r>
+    </w:p>
+    <w:p>
+      <w:pPr>
+        <w:jc w:val="both"/>
+        <w:rPr>
+          <w:rFonts w:ascii="Arial" w:hAnsi="Arial" w:cs="Arial"/>
+          <w:sz w:val="24"/>
+          <w:szCs w:val="24"/>
+          <w:lang w:val="en-US"/>
+        </w:rPr>
+      </w:pPr>
+      <w:r>
+        <w:rPr>
+          <w:rFonts w:ascii="Arial" w:hAnsi="Arial" w:cs="Arial"/>
+          <w:sz w:val="24"/>
+          <w:szCs w:val="24"/>
+        </w:rPr>
+        <w:t xml:space="preserve">                    </w:t>
+      </w:r>
+      <w:r>
+        <w:rPr>
+          <w:rFonts w:ascii="Arial" w:hAnsi="Arial" w:cs="Arial"/>
+          <w:sz w:val="24"/>
+          <w:szCs w:val="24"/>
+          <w:lang w:val="en-US"/>
+        </w:rPr>
+        <w:t xml:space="preserve">playground BOOLEAN, </w:t>
+      </w:r>
+    </w:p>
+    <w:p>
+      <w:pPr>
+        <w:jc w:val="both"/>
+        <w:rPr>
+          <w:rFonts w:ascii="Arial" w:hAnsi="Arial" w:cs="Arial"/>
+          <w:sz w:val="24"/>
+          <w:szCs w:val="24"/>
+          <w:lang w:val="en-US"/>
+        </w:rPr>
+      </w:pPr>
+      <w:r>
+        <w:rPr>
+          <w:rFonts w:ascii="Arial" w:hAnsi="Arial" w:cs="Arial"/>
+          <w:sz w:val="24"/>
+          <w:szCs w:val="24"/>
+          <w:lang w:val="en-US"/>
+        </w:rPr>
+        <w:t xml:space="preserve">                    </w:t>
+      </w:r>
+      <w:proofErr w:type="spellStart"/>
+      <w:r>
+        <w:rPr>
+          <w:rFonts w:ascii="Arial" w:hAnsi="Arial" w:cs="Arial"/>
+          <w:sz w:val="24"/>
+          <w:szCs w:val="24"/>
+          <w:lang w:val="en-US"/>
+        </w:rPr>
         <w:t>brinquedoteca</w:t>
       </w:r>
       <w:proofErr w:type="spellEnd"/>
@@ -26271,6 +26067,7 @@
           <w:sz w:val="24"/>
           <w:szCs w:val="24"/>
         </w:rPr>
+        <w:lastRenderedPageBreak/>
         <w:t xml:space="preserve">                    </w:t>
       </w:r>
       <w:proofErr w:type="spellStart"/>
@@ -27170,7 +26967,6 @@
           <w:sz w:val="28"/>
           <w:szCs w:val="28"/>
         </w:rPr>
-        <w:lastRenderedPageBreak/>
         <w:t xml:space="preserve">PROJETO </w:t>
       </w:r>
       <w:r>
@@ -27208,13 +27004,13 @@
           <w:szCs w:val="24"/>
         </w:rPr>
       </w:pPr>
-      <w:bookmarkStart w:id="224" w:name="_Toc214444947"/>
-      <w:bookmarkStart w:id="225" w:name="_Toc214445833"/>
-      <w:bookmarkStart w:id="226" w:name="_Toc215508671"/>
-      <w:bookmarkStart w:id="227" w:name="_Toc215510623"/>
-      <w:bookmarkStart w:id="228" w:name="_Toc215510740"/>
-      <w:bookmarkStart w:id="229" w:name="_Toc226395544"/>
-      <w:bookmarkStart w:id="230" w:name="_Toc226395702"/>
+      <w:bookmarkStart w:id="226" w:name="_Toc214444947"/>
+      <w:bookmarkStart w:id="227" w:name="_Toc214445833"/>
+      <w:bookmarkStart w:id="228" w:name="_Toc215508671"/>
+      <w:bookmarkStart w:id="229" w:name="_Toc215510623"/>
+      <w:bookmarkStart w:id="230" w:name="_Toc215510740"/>
+      <w:bookmarkStart w:id="231" w:name="_Toc226395544"/>
+      <w:bookmarkStart w:id="232" w:name="_Toc226395702"/>
       <w:r>
         <w:rPr>
           <w:rFonts w:ascii="Arial" w:hAnsi="Arial" w:cs="Arial"/>
@@ -27231,21 +27027,21 @@
         </w:rPr>
         <w:t xml:space="preserve">Tutorial de instalação do </w:t>
       </w:r>
-      <w:bookmarkEnd w:id="224"/>
-      <w:bookmarkEnd w:id="225"/>
       <w:bookmarkEnd w:id="226"/>
       <w:bookmarkEnd w:id="227"/>
       <w:bookmarkEnd w:id="228"/>
-      <w:r>
-        <w:rPr>
-          <w:rFonts w:ascii="Arial" w:hAnsi="Arial" w:cs="Arial"/>
-          <w:sz w:val="24"/>
-          <w:szCs w:val="24"/>
-        </w:rPr>
-        <w:t>Python</w:t>
-      </w:r>
       <w:bookmarkEnd w:id="229"/>
       <w:bookmarkEnd w:id="230"/>
+      <w:r>
+        <w:rPr>
+          <w:rFonts w:ascii="Arial" w:hAnsi="Arial" w:cs="Arial"/>
+          <w:sz w:val="24"/>
+          <w:szCs w:val="24"/>
+        </w:rPr>
+        <w:t>Python</w:t>
+      </w:r>
+      <w:bookmarkEnd w:id="231"/>
+      <w:bookmarkEnd w:id="232"/>
     </w:p>
     <w:p>
       <w:pPr>
@@ -27271,13 +27067,13 @@
           <w:szCs w:val="24"/>
         </w:rPr>
       </w:pPr>
-      <w:bookmarkStart w:id="231" w:name="_Toc214444948"/>
-      <w:bookmarkStart w:id="232" w:name="_Toc214445834"/>
-      <w:bookmarkStart w:id="233" w:name="_Toc215508672"/>
-      <w:bookmarkStart w:id="234" w:name="_Toc215510624"/>
-      <w:bookmarkStart w:id="235" w:name="_Toc215510741"/>
-      <w:bookmarkStart w:id="236" w:name="_Toc226395545"/>
-      <w:bookmarkStart w:id="237" w:name="_Toc226395703"/>
+      <w:bookmarkStart w:id="233" w:name="_Toc214444948"/>
+      <w:bookmarkStart w:id="234" w:name="_Toc214445834"/>
+      <w:bookmarkStart w:id="235" w:name="_Toc215508672"/>
+      <w:bookmarkStart w:id="236" w:name="_Toc215510624"/>
+      <w:bookmarkStart w:id="237" w:name="_Toc215510741"/>
+      <w:bookmarkStart w:id="238" w:name="_Toc226395545"/>
+      <w:bookmarkStart w:id="239" w:name="_Toc226395703"/>
       <w:r>
         <w:rPr>
           <w:rFonts w:ascii="Arial" w:hAnsi="Arial" w:cs="Arial"/>
@@ -27294,13 +27090,13 @@
         </w:rPr>
         <w:t>Projeto com CRUD</w:t>
       </w:r>
-      <w:bookmarkEnd w:id="231"/>
-      <w:bookmarkEnd w:id="232"/>
       <w:bookmarkEnd w:id="233"/>
       <w:bookmarkEnd w:id="234"/>
       <w:bookmarkEnd w:id="235"/>
       <w:bookmarkEnd w:id="236"/>
       <w:bookmarkEnd w:id="237"/>
+      <w:bookmarkEnd w:id="238"/>
+      <w:bookmarkEnd w:id="239"/>
     </w:p>
     <w:p>
       <w:pPr>
@@ -27315,13 +27111,13 @@
           <w:szCs w:val="24"/>
         </w:rPr>
       </w:pPr>
-      <w:bookmarkStart w:id="238" w:name="_Toc214444949"/>
-      <w:bookmarkStart w:id="239" w:name="_Toc214445835"/>
-      <w:bookmarkStart w:id="240" w:name="_Toc215508673"/>
-      <w:bookmarkStart w:id="241" w:name="_Toc215510625"/>
-      <w:bookmarkStart w:id="242" w:name="_Toc215510742"/>
-      <w:bookmarkStart w:id="243" w:name="_Toc226395546"/>
-      <w:bookmarkStart w:id="244" w:name="_Toc226395704"/>
+      <w:bookmarkStart w:id="240" w:name="_Toc214444949"/>
+      <w:bookmarkStart w:id="241" w:name="_Toc214445835"/>
+      <w:bookmarkStart w:id="242" w:name="_Toc215508673"/>
+      <w:bookmarkStart w:id="243" w:name="_Toc215510625"/>
+      <w:bookmarkStart w:id="244" w:name="_Toc215510742"/>
+      <w:bookmarkStart w:id="245" w:name="_Toc226395546"/>
+      <w:bookmarkStart w:id="246" w:name="_Toc226395704"/>
       <w:r>
         <w:rPr>
           <w:rFonts w:ascii="Arial" w:hAnsi="Arial" w:cs="Arial"/>
@@ -27330,18 +27126,19 @@
         </w:rPr>
         <w:t>Telas</w:t>
       </w:r>
-      <w:bookmarkEnd w:id="238"/>
-      <w:bookmarkEnd w:id="239"/>
       <w:bookmarkEnd w:id="240"/>
       <w:bookmarkEnd w:id="241"/>
       <w:bookmarkEnd w:id="242"/>
       <w:bookmarkEnd w:id="243"/>
       <w:bookmarkEnd w:id="244"/>
+      <w:bookmarkEnd w:id="245"/>
+      <w:bookmarkEnd w:id="246"/>
     </w:p>
     <w:p>
       <w:pPr>
         <w:pStyle w:val="Legenda"/>
       </w:pPr>
+      <w:bookmarkStart w:id="247" w:name="_Toc226472912"/>
       <w:r>
         <w:t xml:space="preserve">Figura </w:t>
       </w:r>
@@ -27359,6 +27156,7 @@
       <w:r>
         <w:t>- Telas: Tela Login</w:t>
       </w:r>
+      <w:bookmarkEnd w:id="247"/>
     </w:p>
     <w:p>
       <w:pPr>
@@ -27366,7 +27164,7 @@
       </w:pPr>
       <w:r>
         <w:pict w14:anchorId="0817331B">
-          <v:shape id="Imagem 3" o:spid="_x0000_i1031" type="#_x0000_t75" alt="Interface gráfica do usuário&#10;&#10;O conteúdo gerado por IA pode estar incorreto." style="width:424.8pt;height:226.8pt;visibility:visible">
+          <v:shape id="Imagem 3" o:spid="_x0000_i1031" type="#_x0000_t75" alt="Interface gráfica do usuário&#10;&#10;O conteúdo gerado por IA pode estar incorreto." style="width:424.9pt;height:226.9pt;visibility:visible">
             <v:imagedata r:id="rId13" o:title="Interface gráfica do usuário&#10;&#10;O conteúdo gerado por IA pode estar incorreto"/>
           </v:shape>
         </w:pict>
@@ -27381,6 +27179,7 @@
       <w:pPr>
         <w:pStyle w:val="Legenda"/>
       </w:pPr>
+      <w:bookmarkStart w:id="248" w:name="_Toc226472913"/>
       <w:r>
         <w:t xml:space="preserve">Figura </w:t>
       </w:r>
@@ -27398,6 +27197,7 @@
       <w:r>
         <w:t>- Telas: Tela Anúncios</w:t>
       </w:r>
+      <w:bookmarkEnd w:id="248"/>
     </w:p>
     <w:p>
       <w:pPr>
@@ -27405,7 +27205,7 @@
       </w:pPr>
       <w:r>
         <w:pict w14:anchorId="7D104CE0">
-          <v:shape id="Imagem 2" o:spid="_x0000_i1032" type="#_x0000_t75" alt="Interface gráfica do usuário&#10;&#10;O conteúdo gerado por IA pode estar incorreto." style="width:424.8pt;height:246.95pt;visibility:visible">
+          <v:shape id="Imagem 2" o:spid="_x0000_i1032" type="#_x0000_t75" alt="Interface gráfica do usuário&#10;&#10;O conteúdo gerado por IA pode estar incorreto." style="width:424.9pt;height:247.15pt;visibility:visible">
             <v:imagedata r:id="rId14" o:title="Interface gráfica do usuário&#10;&#10;O conteúdo gerado por IA pode estar incorreto"/>
           </v:shape>
         </w:pict>
@@ -27420,6 +27220,7 @@
       <w:pPr>
         <w:pStyle w:val="Legenda"/>
       </w:pPr>
+      <w:bookmarkStart w:id="249" w:name="_Toc226472914"/>
       <w:r>
         <w:t xml:space="preserve">Figura </w:t>
       </w:r>
@@ -27437,6 +27238,7 @@
       <w:r>
         <w:t>- Telas: Tela Dados do Imóvel</w:t>
       </w:r>
+      <w:bookmarkEnd w:id="249"/>
     </w:p>
     <w:p>
       <w:pPr>
@@ -27444,7 +27246,7 @@
       </w:pPr>
       <w:r>
         <w:pict w14:anchorId="756224CF">
-          <v:shape id="_x0000_i1033" type="#_x0000_t75" alt="Uma imagem contendo Interface gráfica do usuário&#10;&#10;O conteúdo gerado por IA pode estar incorreto." style="width:424.45pt;height:246.95pt;visibility:visible">
+          <v:shape id="_x0000_i1033" type="#_x0000_t75" alt="Uma imagem contendo Interface gráfica do usuário&#10;&#10;O conteúdo gerado por IA pode estar incorreto." style="width:424.5pt;height:246.75pt;visibility:visible">
             <v:imagedata r:id="rId15" o:title="Uma imagem contendo Interface gráfica do usuário&#10;&#10;O conteúdo gerado por IA pode estar incorreto"/>
           </v:shape>
         </w:pict>
@@ -27459,6 +27261,7 @@
       <w:pPr>
         <w:pStyle w:val="Legenda"/>
       </w:pPr>
+      <w:bookmarkStart w:id="250" w:name="_Toc226472915"/>
       <w:r>
         <w:t xml:space="preserve">Figura </w:t>
       </w:r>
@@ -27476,6 +27279,7 @@
       <w:r>
         <w:t>- Telas: Tela Dados do Imóvel</w:t>
       </w:r>
+      <w:bookmarkEnd w:id="250"/>
     </w:p>
     <w:p>
       <w:pPr>
@@ -27483,7 +27287,7 @@
       </w:pPr>
       <w:r>
         <w:pict w14:anchorId="512B07B8">
-          <v:shape id="_x0000_i1034" type="#_x0000_t75" alt="Uma imagem contendo Interface gráfica do usuário&#10;&#10;O conteúdo gerado por IA pode estar incorreto." style="width:425.9pt;height:247.3pt;visibility:visible">
+          <v:shape id="_x0000_i1034" type="#_x0000_t75" alt="Uma imagem contendo Interface gráfica do usuário&#10;&#10;O conteúdo gerado por IA pode estar incorreto." style="width:425.65pt;height:247.15pt;visibility:visible">
             <v:imagedata r:id="rId16" o:title="Uma imagem contendo Interface gráfica do usuário&#10;&#10;O conteúdo gerado por IA pode estar incorreto"/>
           </v:shape>
         </w:pict>
@@ -27498,6 +27302,7 @@
       <w:pPr>
         <w:pStyle w:val="Legenda"/>
       </w:pPr>
+      <w:bookmarkStart w:id="251" w:name="_Toc226472916"/>
       <w:r>
         <w:t xml:space="preserve">Figura </w:t>
       </w:r>
@@ -27515,6 +27320,7 @@
       <w:r>
         <w:t>- Telas: Tela de Dados do Usuário</w:t>
       </w:r>
+      <w:bookmarkEnd w:id="251"/>
     </w:p>
     <w:p>
       <w:pPr>
@@ -27522,7 +27328,7 @@
       </w:pPr>
       <w:r>
         <w:pict w14:anchorId="7AD3F4AF">
-          <v:shape id="_x0000_i1035" type="#_x0000_t75" style="width:424.8pt;height:246.6pt">
+          <v:shape id="_x0000_i1035" type="#_x0000_t75" style="width:424.9pt;height:246.75pt">
             <v:imagedata r:id="rId17" o:title="image"/>
           </v:shape>
         </w:pict>
@@ -27537,6 +27343,7 @@
       <w:pPr>
         <w:pStyle w:val="Legenda"/>
       </w:pPr>
+      <w:bookmarkStart w:id="252" w:name="_Toc226472917"/>
       <w:r>
         <w:t xml:space="preserve">Figura </w:t>
       </w:r>
@@ -27554,6 +27361,7 @@
       <w:r>
         <w:t>- Telas: Tela Cadastro de Imóvel</w:t>
       </w:r>
+      <w:bookmarkEnd w:id="252"/>
     </w:p>
     <w:p>
       <w:pPr>
@@ -27561,7 +27369,7 @@
       </w:pPr>
       <w:r>
         <w:pict w14:anchorId="305ECB6C">
-          <v:shape id="_x0000_i1036" type="#_x0000_t75" style="width:424.8pt;height:246.95pt;visibility:visible">
+          <v:shape id="_x0000_i1036" type="#_x0000_t75" style="width:424.9pt;height:247.15pt;visibility:visible">
             <v:imagedata r:id="rId18" o:title="" croptop="2082f" cropbottom="3420f"/>
           </v:shape>
         </w:pict>
@@ -27576,6 +27384,7 @@
       <w:pPr>
         <w:pStyle w:val="Legenda"/>
       </w:pPr>
+      <w:bookmarkStart w:id="253" w:name="_Toc226472918"/>
       <w:r>
         <w:t xml:space="preserve">Figura </w:t>
       </w:r>
@@ -27593,6 +27402,7 @@
       <w:r>
         <w:t>Telas: Tela de Cadastro de Pessoas</w:t>
       </w:r>
+      <w:bookmarkEnd w:id="253"/>
     </w:p>
     <w:p>
       <w:pPr>
@@ -27600,7 +27410,7 @@
       </w:pPr>
       <w:r>
         <w:pict w14:anchorId="3FAEACCD">
-          <v:shape id="_x0000_i1037" type="#_x0000_t75" style="width:424.8pt;height:246.95pt;visibility:visible">
+          <v:shape id="_x0000_i1037" type="#_x0000_t75" style="width:424.9pt;height:247.15pt;visibility:visible">
             <v:imagedata r:id="rId19" o:title="" croptop="1788f" cropbottom="3840f"/>
           </v:shape>
         </w:pict>
@@ -27615,6 +27425,7 @@
       <w:pPr>
         <w:pStyle w:val="Legenda"/>
       </w:pPr>
+      <w:bookmarkStart w:id="254" w:name="_Toc226472919"/>
       <w:r>
         <w:t xml:space="preserve">Figura </w:t>
       </w:r>
@@ -27632,6 +27443,7 @@
       <w:r>
         <w:t>- Telas: Tela de Estoque</w:t>
       </w:r>
+      <w:bookmarkEnd w:id="254"/>
     </w:p>
     <w:p>
       <w:pPr>
@@ -27639,7 +27451,7 @@
       </w:pPr>
       <w:r>
         <w:pict w14:anchorId="2B2801A7">
-          <v:shape id="_x0000_i1038" type="#_x0000_t75" alt="Interface gráfica do usuário, Aplicativo&#10;&#10;O conteúdo gerado por IA pode estar incorreto." style="width:425.15pt;height:246.95pt;visibility:visible">
+          <v:shape id="_x0000_i1038" type="#_x0000_t75" alt="Interface gráfica do usuário, Aplicativo&#10;&#10;O conteúdo gerado por IA pode estar incorreto." style="width:424.9pt;height:246.75pt;visibility:visible">
             <v:imagedata r:id="rId20" o:title="Interface gráfica do usuário, Aplicativo&#10;&#10;O conteúdo gerado por IA pode estar incorreto"/>
           </v:shape>
         </w:pict>
@@ -27654,6 +27466,7 @@
       <w:pPr>
         <w:pStyle w:val="Legenda"/>
       </w:pPr>
+      <w:bookmarkStart w:id="255" w:name="_Toc226472920"/>
       <w:r>
         <w:t xml:space="preserve">Figura </w:t>
       </w:r>
@@ -27671,6 +27484,7 @@
       <w:r>
         <w:t>Telas: Tela de Dados da Imobiliária</w:t>
       </w:r>
+      <w:bookmarkEnd w:id="255"/>
     </w:p>
     <w:p>
       <w:pPr>
@@ -27678,7 +27492,7 @@
       </w:pPr>
       <w:r>
         <w:pict w14:anchorId="38D41A97">
-          <v:shape id="_x0000_i1039" type="#_x0000_t75" alt="Interface gráfica do usuário&#10;&#10;O conteúdo gerado por IA pode estar incorreto." style="width:424.8pt;height:246.95pt;visibility:visible">
+          <v:shape id="_x0000_i1039" type="#_x0000_t75" alt="Interface gráfica do usuário&#10;&#10;O conteúdo gerado por IA pode estar incorreto." style="width:424.9pt;height:246.75pt;visibility:visible">
             <v:imagedata r:id="rId21" o:title="Interface gráfica do usuário&#10;&#10;O conteúdo gerado por IA pode estar incorreto"/>
           </v:shape>
         </w:pict>
@@ -27697,13 +27511,13 @@
           <w:szCs w:val="24"/>
         </w:rPr>
       </w:pPr>
-      <w:bookmarkStart w:id="245" w:name="_Toc214444950"/>
-      <w:bookmarkStart w:id="246" w:name="_Toc214445836"/>
-      <w:bookmarkStart w:id="247" w:name="_Toc215508674"/>
-      <w:bookmarkStart w:id="248" w:name="_Toc215510626"/>
-      <w:bookmarkStart w:id="249" w:name="_Toc215510743"/>
-      <w:bookmarkStart w:id="250" w:name="_Toc226395547"/>
-      <w:bookmarkStart w:id="251" w:name="_Toc226395705"/>
+      <w:bookmarkStart w:id="256" w:name="_Toc214444950"/>
+      <w:bookmarkStart w:id="257" w:name="_Toc214445836"/>
+      <w:bookmarkStart w:id="258" w:name="_Toc215508674"/>
+      <w:bookmarkStart w:id="259" w:name="_Toc215510626"/>
+      <w:bookmarkStart w:id="260" w:name="_Toc215510743"/>
+      <w:bookmarkStart w:id="261" w:name="_Toc226395547"/>
+      <w:bookmarkStart w:id="262" w:name="_Toc226395705"/>
       <w:r>
         <w:rPr>
           <w:rFonts w:ascii="Arial" w:hAnsi="Arial" w:cs="Arial"/>
@@ -27712,13 +27526,13 @@
         </w:rPr>
         <w:t>Conexão com Banco</w:t>
       </w:r>
-      <w:bookmarkEnd w:id="245"/>
-      <w:bookmarkEnd w:id="246"/>
-      <w:bookmarkEnd w:id="247"/>
-      <w:bookmarkEnd w:id="248"/>
-      <w:bookmarkEnd w:id="249"/>
-      <w:bookmarkEnd w:id="250"/>
-      <w:bookmarkEnd w:id="251"/>
+      <w:bookmarkEnd w:id="256"/>
+      <w:bookmarkEnd w:id="257"/>
+      <w:bookmarkEnd w:id="258"/>
+      <w:bookmarkEnd w:id="259"/>
+      <w:bookmarkEnd w:id="260"/>
+      <w:bookmarkEnd w:id="261"/>
+      <w:bookmarkEnd w:id="262"/>
     </w:p>
     <w:p>
       <w:pPr>
@@ -27742,13 +27556,13 @@
           <w:szCs w:val="24"/>
         </w:rPr>
       </w:pPr>
-      <w:bookmarkStart w:id="252" w:name="_Toc214444951"/>
-      <w:bookmarkStart w:id="253" w:name="_Toc214445837"/>
-      <w:bookmarkStart w:id="254" w:name="_Toc215508675"/>
-      <w:bookmarkStart w:id="255" w:name="_Toc215510627"/>
-      <w:bookmarkStart w:id="256" w:name="_Toc215510744"/>
-      <w:bookmarkStart w:id="257" w:name="_Toc226395548"/>
-      <w:bookmarkStart w:id="258" w:name="_Toc226395706"/>
+      <w:bookmarkStart w:id="263" w:name="_Toc214444951"/>
+      <w:bookmarkStart w:id="264" w:name="_Toc214445837"/>
+      <w:bookmarkStart w:id="265" w:name="_Toc215508675"/>
+      <w:bookmarkStart w:id="266" w:name="_Toc215510627"/>
+      <w:bookmarkStart w:id="267" w:name="_Toc215510744"/>
+      <w:bookmarkStart w:id="268" w:name="_Toc226395548"/>
+      <w:bookmarkStart w:id="269" w:name="_Toc226395706"/>
       <w:r>
         <w:rPr>
           <w:rFonts w:ascii="Arial" w:hAnsi="Arial" w:cs="Arial"/>
@@ -27765,13 +27579,13 @@
         </w:rPr>
         <w:t>Manual de utilização</w:t>
       </w:r>
-      <w:bookmarkEnd w:id="252"/>
-      <w:bookmarkEnd w:id="253"/>
-      <w:bookmarkEnd w:id="254"/>
-      <w:bookmarkEnd w:id="255"/>
-      <w:bookmarkEnd w:id="256"/>
-      <w:bookmarkEnd w:id="257"/>
-      <w:bookmarkEnd w:id="258"/>
+      <w:bookmarkEnd w:id="263"/>
+      <w:bookmarkEnd w:id="264"/>
+      <w:bookmarkEnd w:id="265"/>
+      <w:bookmarkEnd w:id="266"/>
+      <w:bookmarkEnd w:id="267"/>
+      <w:bookmarkEnd w:id="268"/>
+      <w:bookmarkEnd w:id="269"/>
     </w:p>
     <w:p>
       <w:pPr>
@@ -27841,13 +27655,13 @@
           <w:szCs w:val="24"/>
         </w:rPr>
       </w:pPr>
-      <w:bookmarkStart w:id="259" w:name="_Toc214444952"/>
-      <w:bookmarkStart w:id="260" w:name="_Toc214445838"/>
-      <w:bookmarkStart w:id="261" w:name="_Toc215508676"/>
-      <w:bookmarkStart w:id="262" w:name="_Toc215510628"/>
-      <w:bookmarkStart w:id="263" w:name="_Toc215510745"/>
-      <w:bookmarkStart w:id="264" w:name="_Toc226395549"/>
-      <w:bookmarkStart w:id="265" w:name="_Toc226395707"/>
+      <w:bookmarkStart w:id="270" w:name="_Toc214444952"/>
+      <w:bookmarkStart w:id="271" w:name="_Toc214445838"/>
+      <w:bookmarkStart w:id="272" w:name="_Toc215508676"/>
+      <w:bookmarkStart w:id="273" w:name="_Toc215510628"/>
+      <w:bookmarkStart w:id="274" w:name="_Toc215510745"/>
+      <w:bookmarkStart w:id="275" w:name="_Toc226395549"/>
+      <w:bookmarkStart w:id="276" w:name="_Toc226395707"/>
       <w:r>
         <w:rPr>
           <w:rFonts w:ascii="Arial" w:hAnsi="Arial" w:cs="Arial"/>
@@ -27856,13 +27670,13 @@
         </w:rPr>
         <w:t>Telas HTML e CSS</w:t>
       </w:r>
-      <w:bookmarkEnd w:id="259"/>
-      <w:bookmarkEnd w:id="260"/>
-      <w:bookmarkEnd w:id="261"/>
-      <w:bookmarkEnd w:id="262"/>
-      <w:bookmarkEnd w:id="263"/>
-      <w:bookmarkEnd w:id="264"/>
-      <w:bookmarkEnd w:id="265"/>
+      <w:bookmarkEnd w:id="270"/>
+      <w:bookmarkEnd w:id="271"/>
+      <w:bookmarkEnd w:id="272"/>
+      <w:bookmarkEnd w:id="273"/>
+      <w:bookmarkEnd w:id="274"/>
+      <w:bookmarkEnd w:id="275"/>
+      <w:bookmarkEnd w:id="276"/>
     </w:p>
     <w:p>
       <w:pPr>
@@ -27877,13 +27691,13 @@
           <w:szCs w:val="24"/>
         </w:rPr>
       </w:pPr>
-      <w:bookmarkStart w:id="266" w:name="_Toc214444953"/>
-      <w:bookmarkStart w:id="267" w:name="_Toc214445839"/>
-      <w:bookmarkStart w:id="268" w:name="_Toc215508677"/>
-      <w:bookmarkStart w:id="269" w:name="_Toc215510629"/>
-      <w:bookmarkStart w:id="270" w:name="_Toc215510746"/>
-      <w:bookmarkStart w:id="271" w:name="_Toc226395550"/>
-      <w:bookmarkStart w:id="272" w:name="_Toc226395708"/>
+      <w:bookmarkStart w:id="277" w:name="_Toc214444953"/>
+      <w:bookmarkStart w:id="278" w:name="_Toc214445839"/>
+      <w:bookmarkStart w:id="279" w:name="_Toc215508677"/>
+      <w:bookmarkStart w:id="280" w:name="_Toc215510629"/>
+      <w:bookmarkStart w:id="281" w:name="_Toc215510746"/>
+      <w:bookmarkStart w:id="282" w:name="_Toc226395550"/>
+      <w:bookmarkStart w:id="283" w:name="_Toc226395708"/>
       <w:r>
         <w:rPr>
           <w:rFonts w:ascii="Arial" w:hAnsi="Arial" w:cs="Arial"/>
@@ -27910,13 +27724,13 @@
         </w:rPr>
         <w:t xml:space="preserve"> web</w:t>
       </w:r>
-      <w:bookmarkEnd w:id="266"/>
-      <w:bookmarkEnd w:id="267"/>
-      <w:bookmarkEnd w:id="268"/>
-      <w:bookmarkEnd w:id="269"/>
-      <w:bookmarkEnd w:id="270"/>
-      <w:bookmarkEnd w:id="271"/>
-      <w:bookmarkEnd w:id="272"/>
+      <w:bookmarkEnd w:id="277"/>
+      <w:bookmarkEnd w:id="278"/>
+      <w:bookmarkEnd w:id="279"/>
+      <w:bookmarkEnd w:id="280"/>
+      <w:bookmarkEnd w:id="281"/>
+      <w:bookmarkEnd w:id="282"/>
+      <w:bookmarkEnd w:id="283"/>
     </w:p>
     <w:p>
       <w:pPr>
@@ -27959,13 +27773,13 @@
         </w:rPr>
         <w:t xml:space="preserve"> </w:t>
       </w:r>
-      <w:bookmarkStart w:id="273" w:name="_Toc214444954"/>
-      <w:bookmarkStart w:id="274" w:name="_Toc214445840"/>
-      <w:bookmarkStart w:id="275" w:name="_Toc215508678"/>
-      <w:bookmarkStart w:id="276" w:name="_Toc215510630"/>
-      <w:bookmarkStart w:id="277" w:name="_Toc215510747"/>
-      <w:bookmarkStart w:id="278" w:name="_Toc226395551"/>
-      <w:bookmarkStart w:id="279" w:name="_Toc226395709"/>
+      <w:bookmarkStart w:id="284" w:name="_Toc214444954"/>
+      <w:bookmarkStart w:id="285" w:name="_Toc214445840"/>
+      <w:bookmarkStart w:id="286" w:name="_Toc215508678"/>
+      <w:bookmarkStart w:id="287" w:name="_Toc215510630"/>
+      <w:bookmarkStart w:id="288" w:name="_Toc215510747"/>
+      <w:bookmarkStart w:id="289" w:name="_Toc226395551"/>
+      <w:bookmarkStart w:id="290" w:name="_Toc226395709"/>
     </w:p>
     <w:p>
       <w:pPr>
@@ -27991,20 +27805,20 @@
         </w:rPr>
         <w:t>Plano de Teste Desktop</w:t>
       </w:r>
-      <w:bookmarkStart w:id="280" w:name="_Toc214444955"/>
-      <w:bookmarkStart w:id="281" w:name="_Toc214445841"/>
-      <w:bookmarkStart w:id="282" w:name="_Toc215508679"/>
-      <w:bookmarkStart w:id="283" w:name="_Toc215510631"/>
-      <w:bookmarkStart w:id="284" w:name="_Toc215510748"/>
-      <w:bookmarkStart w:id="285" w:name="_Toc226395552"/>
-      <w:bookmarkStart w:id="286" w:name="_Toc226395710"/>
-      <w:bookmarkEnd w:id="273"/>
-      <w:bookmarkEnd w:id="274"/>
-      <w:bookmarkEnd w:id="275"/>
-      <w:bookmarkEnd w:id="276"/>
-      <w:bookmarkEnd w:id="277"/>
-      <w:bookmarkEnd w:id="278"/>
-      <w:bookmarkEnd w:id="279"/>
+      <w:bookmarkStart w:id="291" w:name="_Toc214444955"/>
+      <w:bookmarkStart w:id="292" w:name="_Toc214445841"/>
+      <w:bookmarkStart w:id="293" w:name="_Toc215508679"/>
+      <w:bookmarkStart w:id="294" w:name="_Toc215510631"/>
+      <w:bookmarkStart w:id="295" w:name="_Toc215510748"/>
+      <w:bookmarkStart w:id="296" w:name="_Toc226395552"/>
+      <w:bookmarkStart w:id="297" w:name="_Toc226395710"/>
+      <w:bookmarkEnd w:id="284"/>
+      <w:bookmarkEnd w:id="285"/>
+      <w:bookmarkEnd w:id="286"/>
+      <w:bookmarkEnd w:id="287"/>
+      <w:bookmarkEnd w:id="288"/>
+      <w:bookmarkEnd w:id="289"/>
+      <w:bookmarkEnd w:id="290"/>
     </w:p>
     <w:p>
       <w:pPr>
@@ -28030,13 +27844,13 @@
         </w:rPr>
         <w:t>Plano de Teste Web</w:t>
       </w:r>
-      <w:bookmarkEnd w:id="280"/>
-      <w:bookmarkEnd w:id="281"/>
-      <w:bookmarkEnd w:id="282"/>
-      <w:bookmarkEnd w:id="283"/>
-      <w:bookmarkEnd w:id="284"/>
-      <w:bookmarkEnd w:id="285"/>
-      <w:bookmarkEnd w:id="286"/>
+      <w:bookmarkEnd w:id="291"/>
+      <w:bookmarkEnd w:id="292"/>
+      <w:bookmarkEnd w:id="293"/>
+      <w:bookmarkEnd w:id="294"/>
+      <w:bookmarkEnd w:id="295"/>
+      <w:bookmarkEnd w:id="296"/>
+      <w:bookmarkEnd w:id="297"/>
     </w:p>
     <w:p>
       <w:pPr>
@@ -28104,18 +27918,21 @@
     </w:p>
     <w:p>
       <w:pPr>
-        <w:rPr>
-          <w:rFonts w:ascii="Arial" w:hAnsi="Arial" w:cs="Arial"/>
-          <w:sz w:val="24"/>
-          <w:szCs w:val="24"/>
-          <w:lang w:val="en-US"/>
-        </w:rPr>
-      </w:pPr>
-      <w:r>
-        <w:rPr>
-          <w:rFonts w:ascii="Arial" w:hAnsi="Arial" w:cs="Arial"/>
-          <w:sz w:val="24"/>
-          <w:szCs w:val="24"/>
+        <w:ind w:left="360"/>
+        <w:rPr>
+          <w:rFonts w:ascii="Arial" w:hAnsi="Arial" w:cs="Arial"/>
+          <w:b/>
+          <w:bCs/>
+          <w:sz w:val="28"/>
+          <w:szCs w:val="28"/>
+        </w:rPr>
+      </w:pPr>
+      <w:r>
+        <w:rPr>
+          <w:rFonts w:ascii="Arial" w:hAnsi="Arial" w:cs="Arial"/>
+          <w:sz w:val="24"/>
+          <w:szCs w:val="24"/>
+          <w:lang w:eastAsia="pt-BR" w:bidi="ar-SA"/>
         </w:rPr>
         <w:t xml:space="preserve">TEXTUALIZE. Textual framework </w:t>
       </w:r>
@@ -28125,6 +27942,7 @@
           <w:rFonts w:ascii="Arial" w:hAnsi="Arial" w:cs="Arial"/>
           <w:sz w:val="24"/>
           <w:szCs w:val="24"/>
+          <w:lang w:eastAsia="pt-BR" w:bidi="ar-SA"/>
         </w:rPr>
         <w:t>documentation</w:t>
       </w:r>
@@ -28134,36 +27952,10 @@
           <w:rFonts w:ascii="Arial" w:hAnsi="Arial" w:cs="Arial"/>
           <w:sz w:val="24"/>
           <w:szCs w:val="24"/>
-        </w:rPr>
-        <w:t xml:space="preserve">. Disponível em: </w:t>
-      </w:r>
-      <w:hyperlink r:id="rId22" w:tgtFrame="_new" w:history="1">
-        <w:r>
-          <w:rPr>
-            <w:rStyle w:val="Hyperlink"/>
-            <w:rFonts w:ascii="Arial" w:hAnsi="Arial" w:cs="Arial"/>
-            <w:sz w:val="24"/>
-            <w:szCs w:val="24"/>
-          </w:rPr>
-          <w:t>https://textual.textualize.io</w:t>
-        </w:r>
-      </w:hyperlink>
-      <w:r>
-        <w:rPr>
-          <w:rFonts w:ascii="Arial" w:hAnsi="Arial" w:cs="Arial"/>
-          <w:sz w:val="24"/>
-          <w:szCs w:val="24"/>
-        </w:rPr>
-        <w:t>. Acesso em: 1 dez. 2025.</w:t>
-      </w:r>
-    </w:p>
-    <w:p>
-      <w:pPr>
-        <w:rPr>
-          <w:rFonts w:ascii="Arial" w:hAnsi="Arial" w:cs="Arial"/>
-          <w:lang w:val="en-US"/>
-        </w:rPr>
-      </w:pPr>
+          <w:lang w:eastAsia="pt-BR" w:bidi="ar-SA"/>
+        </w:rPr>
+        <w:t>. Disponível em: https://textual.textualize.io. Acesso em: 1 dez. 2025.</w:t>
+      </w:r>
     </w:p>
     <w:p>
       <w:r>
@@ -28205,8 +27997,8 @@
       </w:r>
       <w:r>
         <w:pict w14:anchorId="267889F9">
-          <v:shape id="_x0000_i1040" type="#_x0000_t75" alt="Os 10 principais modelos de comparação de ferramentas com amostras e  exemplos" style="width:415.8pt;height:376.55pt">
-            <v:imagedata r:id="rId23" r:href="rId24"/>
+          <v:shape id="_x0000_i1040" type="#_x0000_t75" alt="Os 10 principais modelos de comparação de ferramentas com amostras e  exemplos" style="width:415.9pt;height:376.5pt">
+            <v:imagedata r:id="rId22" r:href="rId23"/>
           </v:shape>
         </w:pict>
       </w:r>
@@ -28268,8 +28060,8 @@
       </w:r>
       <w:r>
         <w:pict w14:anchorId="27B8BAED">
-          <v:shape id="_x0000_i1116" type="#_x0000_t75" alt="Considere o diagrama de caso de uso abaixo utilizado na UML..." style="width:301.7pt;height:200.9pt">
-            <v:imagedata r:id="rId25" r:href="rId26"/>
+          <v:shape id="_x0000_i1116" type="#_x0000_t75" alt="Considere o diagrama de caso de uso abaixo utilizado na UML..." style="width:301.5pt;height:201pt">
+            <v:imagedata r:id="rId24" r:href="rId25"/>
           </v:shape>
         </w:pict>
       </w:r>
@@ -28287,8 +28079,8 @@
       </w:r>
     </w:p>
     <w:sectPr>
-      <w:headerReference w:type="default" r:id="rId27"/>
-      <w:footerReference w:type="default" r:id="rId28"/>
+      <w:headerReference w:type="default" r:id="rId26"/>
+      <w:footerReference w:type="default" r:id="rId27"/>
       <w:pgSz w:w="11906" w:h="16838"/>
       <w:pgMar w:top="1701" w:right="1134" w:bottom="1134" w:left="1701" w:header="709" w:footer="709" w:gutter="0"/>
       <w:pgNumType w:start="1"/>
